--- a/downloads/student/ai-6-week-09.docx
+++ b/downloads/student/ai-6-week-09.docx
@@ -777,6 +777,16 @@
     <w:p>
       <w:r>
         <w:t>A controlled fixture does not prove a live catalogue behaves identically; also review live adapter contracts.</w:t>
+      </w:r>
+    </w:p>
+    <w:p>
+      <w:r>
+        <w:t>Read the labelled picture: Follow request N through the fixture and adapter. Which source and item should appear in the reply, and what precisely fails when the adapter returns M?</w:t>
+      </w:r>
+    </w:p>
+    <w:p>
+      <w:r>
+        <w:t>Change one thing: The adapter returns M when N was requested. Predict the result before checking the explanation. What remains the same?</w:t>
       </w:r>
     </w:p>
     <w:p>
@@ -1875,6 +1885,187 @@
         <w:t>Attempt the independent case before hints. Record whether you worked alone, used a hint or followed a model. After feedback, fix the first unsupported step and explain why it changed. A later check uses a changed case, not a copied answer.</w:t>
       </w:r>
     </w:p>
+    <w:p>
+      <w:pPr>
+        <w:pStyle w:val="Heading1"/>
+      </w:pPr>
+      <w:r>
+        <w:t>15. Your lesson route</w:t>
+      </w:r>
+    </w:p>
+    <w:p>
+      <w:r>
+        <w:t>Start with this question: Catch a wrong adapter connection. A service reads a fake catalogue fixture and answers a request for item N.</w:t>
+      </w:r>
+    </w:p>
+    <w:tbl>
+      <w:tblPr>
+        <w:tblStyle w:val="LightShading-Accent1"/>
+        <w:tblW w:type="auto" w:w="0"/>
+        <w:tblLook w:firstColumn="1" w:firstRow="1" w:lastColumn="0" w:lastRow="0" w:noHBand="0" w:noVBand="1" w:val="04A0"/>
+      </w:tblPr>
+      <w:tblGrid>
+        <w:gridCol w:w="5112"/>
+        <w:gridCol w:w="5112"/>
+      </w:tblGrid>
+      <w:tr>
+        <w:trPr>
+          <w:tblHeader/>
+        </w:trPr>
+        <w:tc>
+          <w:tcPr>
+            <w:tcW w:type="dxa" w:w="5112"/>
+          </w:tcPr>
+          <w:p>
+            <w:r>
+              <w:t>By the end, I can</w:t>
+            </w:r>
+          </w:p>
+        </w:tc>
+        <w:tc>
+          <w:tcPr>
+            <w:tcW w:type="dxa" w:w="5112"/>
+          </w:tcPr>
+          <w:p>
+            <w:r>
+              <w:t>How I will show it</w:t>
+            </w:r>
+          </w:p>
+        </w:tc>
+      </w:tr>
+      <w:tr>
+        <w:tc>
+          <w:tcPr>
+            <w:tcW w:type="dxa" w:w="5112"/>
+          </w:tcPr>
+          <w:p>
+            <w:r>
+              <w:t>Explain the mechanism and terminology of integration tests and fixtures</w:t>
+            </w:r>
+          </w:p>
+        </w:tc>
+        <w:tc>
+          <w:tcPr>
+            <w:tcW w:type="dxa" w:w="5112"/>
+          </w:tcPr>
+          <w:p>
+            <w:r>
+              <w:t>Explain the deciding step, show a trace or test, and state one limit.</w:t>
+            </w:r>
+          </w:p>
+        </w:tc>
+      </w:tr>
+      <w:tr>
+        <w:tc>
+          <w:tcPr>
+            <w:tcW w:type="dxa" w:w="5112"/>
+          </w:tcPr>
+          <w:p>
+            <w:r>
+              <w:t>Apply the stated procedure to a new case with a traceable result</w:t>
+            </w:r>
+          </w:p>
+        </w:tc>
+        <w:tc>
+          <w:tcPr>
+            <w:tcW w:type="dxa" w:w="5112"/>
+          </w:tcPr>
+          <w:p>
+            <w:r>
+              <w:t>Explain the deciding step, show a trace or test, and state one limit.</w:t>
+            </w:r>
+          </w:p>
+        </w:tc>
+      </w:tr>
+      <w:tr>
+        <w:tc>
+          <w:tcPr>
+            <w:tcW w:type="dxa" w:w="5112"/>
+          </w:tcPr>
+          <w:p>
+            <w:r>
+              <w:t>Identify an assumption or limitation and design a revealing follow-up</w:t>
+            </w:r>
+          </w:p>
+        </w:tc>
+        <w:tc>
+          <w:tcPr>
+            <w:tcW w:type="dxa" w:w="5112"/>
+          </w:tcPr>
+          <w:p>
+            <w:r>
+              <w:t>Explain the deciding step, show a trace or test, and state one limit.</w:t>
+            </w:r>
+          </w:p>
+        </w:tc>
+      </w:tr>
+    </w:tbl>
+    <w:p>
+      <w:r>
+        <w:t>Remember → watch and explain → try with help → investigate → try independently → keep project evidence. Your teacher may spread this lesson across several classes.</w:t>
+      </w:r>
+    </w:p>
+    <w:p>
+      <w:r>
+        <w:t>Keep your first prediction. Compare it with what the evidence shows and explain any change.</w:t>
+      </w:r>
+    </w:p>
+    <w:p>
+      <w:pPr>
+        <w:pStyle w:val="Heading1"/>
+      </w:pPr>
+      <w:r>
+        <w:t>16. Finish and return</w:t>
+      </w:r>
+    </w:p>
+    <w:p>
+      <w:r>
+        <w:t>Close your notes. Explain this goal in your own words: Explain the mechanism and terminology of integration tests and fixtures</w:t>
+      </w:r>
+    </w:p>
+    <w:p>
+      <w:pPr>
+        <w:pStyle w:val="Heading3"/>
+      </w:pPr>
+      <w:r>
+        <w:t>My deciding step, evidence and one remaining question</w:t>
+      </w:r>
+    </w:p>
+    <w:p>
+      <w:r>
+        <w:t>________________________________________________________________</w:t>
+      </w:r>
+    </w:p>
+    <w:p>
+      <w:r>
+        <w:t>________________________________________________________________</w:t>
+      </w:r>
+    </w:p>
+    <w:p>
+      <w:r>
+        <w:t>________________________________________________________________</w:t>
+      </w:r>
+    </w:p>
+    <w:p>
+      <w:r>
+        <w:t>________________________________________________________________</w:t>
+      </w:r>
+    </w:p>
+    <w:p>
+      <w:r>
+        <w:t>________________________________________________________________</w:t>
+      </w:r>
+    </w:p>
+    <w:p>
+      <w:r>
+        <w:t>If you are unsure, return to the worked picture and explain one arrow. If you are ready, change an input or assumption and justify your prediction.</w:t>
+      </w:r>
+    </w:p>
+    <w:p>
+      <w:r>
+        <w:t>Save your workbook evidence. At the next review, try a different case before opening your old answer.</w:t>
+      </w:r>
+    </w:p>
     <w:sectPr>
       <w:pgSz w:w="12240" w:h="15840"/>
       <w:pgMar w:top="936" w:right="1008" w:bottom="936" w:left="1008" w:header="720" w:footer="720" w:gutter="0"/>

--- a/downloads/student/ai-6-week-09.docx
+++ b/downloads/student/ai-6-week-09.docx
@@ -2066,6 +2066,202 @@
         <w:t>Save your workbook evidence. At the next review, try a different case before opening your old answer.</w:t>
       </w:r>
     </w:p>
+    <w:p>
+      <w:pPr>
+        <w:pStyle w:val="Heading1"/>
+      </w:pPr>
+      <w:r>
+        <w:t>17. Supported practice, repair and portfolio</w:t>
+      </w:r>
+    </w:p>
+    <w:p>
+      <w:r>
+        <w:t>Use this supported practice once, in the browser or on paper. Keep the reserved independent assessment for a separate first attempt before teacher feedback.</w:t>
+      </w:r>
+    </w:p>
+    <w:p>
+      <w:r>
+        <w:t>Catch a wrong adapter connection. A service reads a fake catalogue fixture and answers a request for item N.</w:t>
+      </w:r>
+    </w:p>
+    <w:p>
+      <w:pPr>
+        <w:pStyle w:val="Heading3"/>
+      </w:pPr>
+      <w:r>
+        <w:t>Practice 1: explain the deciding evidence</w:t>
+      </w:r>
+    </w:p>
+    <w:p>
+      <w:r>
+        <w:t>Which labelled step matches this detail? The returned item should be notebook with source N.</w:t>
+      </w:r>
+    </w:p>
+    <w:p>
+      <w:r>
+        <w:t>1. Load fixture</w:t>
+      </w:r>
+    </w:p>
+    <w:p>
+      <w:r>
+        <w:t>2. Follow identifier</w:t>
+      </w:r>
+    </w:p>
+    <w:p>
+      <w:r>
+        <w:t>3. Check full reply</w:t>
+      </w:r>
+    </w:p>
+    <w:p>
+      <w:pPr>
+        <w:pStyle w:val="Heading3"/>
+      </w:pPr>
+      <w:r>
+        <w:t>My selected conclusion, deciding fact and explanation</w:t>
+      </w:r>
+    </w:p>
+    <w:p>
+      <w:r>
+        <w:t>________________________________________________________________</w:t>
+      </w:r>
+    </w:p>
+    <w:p>
+      <w:r>
+        <w:t>________________________________________________________________</w:t>
+      </w:r>
+    </w:p>
+    <w:p>
+      <w:r>
+        <w:t>________________________________________________________________</w:t>
+      </w:r>
+    </w:p>
+    <w:p>
+      <w:r>
+        <w:t>________________________________________________________________</w:t>
+      </w:r>
+    </w:p>
+    <w:p>
+      <w:r>
+        <w:t>________________________________________________________________</w:t>
+      </w:r>
+    </w:p>
+    <w:p>
+      <w:r>
+        <w:t>Hint if needed: Read the steps in the pictorial case. Match the supplied detail to the stage that performs or records it.</w:t>
+      </w:r>
+    </w:p>
+    <w:p>
+      <w:r>
+        <w:t>After your attempt, compare with the supported explanation: Check full reply The returned item should be notebook with source N. Integration testing checks how components connect. Each component can work alone while their identifier exchange is wrong.</w:t>
+      </w:r>
+    </w:p>
+    <w:p>
+      <w:pPr>
+        <w:pStyle w:val="Heading3"/>
+      </w:pPr>
+      <w:r>
+        <w:t>Practice 2: explain the deciding evidence</w:t>
+      </w:r>
+    </w:p>
+    <w:p>
+      <w:r>
+        <w:t>Changed-case practice: The adapter returns M when N was requested. Which conclusion is supported by the supplied facts?</w:t>
+      </w:r>
+    </w:p>
+    <w:p>
+      <w:r>
+        <w:t>1. This one example guarantees correct results for every future input.</w:t>
+      </w:r>
+    </w:p>
+    <w:p>
+      <w:r>
+        <w:t>2. We can decide the result without examining the changed input or the procedure.</w:t>
+      </w:r>
+    </w:p>
+    <w:p>
+      <w:r>
+        <w:t>3. Fail the integration check: map is the wrong item.</w:t>
+      </w:r>
+    </w:p>
+    <w:p>
+      <w:pPr>
+        <w:pStyle w:val="Heading3"/>
+      </w:pPr>
+      <w:r>
+        <w:t>My selected conclusion, deciding fact and explanation</w:t>
+      </w:r>
+    </w:p>
+    <w:p>
+      <w:r>
+        <w:t>________________________________________________________________</w:t>
+      </w:r>
+    </w:p>
+    <w:p>
+      <w:r>
+        <w:t>________________________________________________________________</w:t>
+      </w:r>
+    </w:p>
+    <w:p>
+      <w:r>
+        <w:t>________________________________________________________________</w:t>
+      </w:r>
+    </w:p>
+    <w:p>
+      <w:r>
+        <w:t>________________________________________________________________</w:t>
+      </w:r>
+    </w:p>
+    <w:p>
+      <w:r>
+        <w:t>________________________________________________________________</w:t>
+      </w:r>
+    </w:p>
+    <w:p>
+      <w:r>
+        <w:t>Hint if needed: Use the changed condition and the deciding step in the pictorial trace. The answer must say what follows from those facts.</w:t>
+      </w:r>
+    </w:p>
+    <w:p>
+      <w:r>
+        <w:t>After your attempt, compare with the supported explanation: Fail the integration check: map is the wrong item. The request now reaches evidence for another identifier.</w:t>
+      </w:r>
+    </w:p>
+    <w:p>
+      <w:pPr>
+        <w:pStyle w:val="Heading3"/>
+      </w:pPr>
+      <w:r>
+        <w:t>Repair a missing building block</w:t>
+      </w:r>
+    </w:p>
+    <w:p>
+      <w:r>
+        <w:t>Review Testing model-dependent behaviour (ai-6/8). Goal: Explain the mechanism and terminology of testing model-dependent behaviour. Short practice: Score "Friday in room B" and "Friday in room D" against both mandatory criteria. Would a correct 25-word response pass, and why?. Return to this week and explain what you changed.</w:t>
+      </w:r>
+    </w:p>
+    <w:p>
+      <w:r>
+        <w:t>Review Least privilege and tool scopes (ai-6/6). Goal: Explain the mechanism and terminology of least privilege and tool scopes. Short practice: Classify read S2, write S2 and read S5 as permitted or denied. Identify the operation or station mismatch for each denial, then reconsider after read S5 is added to trusted scope.. Return to this week and explain what you changed.</w:t>
+      </w:r>
+    </w:p>
+    <w:p>
+      <w:r>
+        <w:t>Review Typed contracts and schemas (ai-6/3). Goal: Explain the mechanism and terminology of typed contracts and schemas. Short practice: Compare A’s count 4 with B’s count "4". Which record passes, which gate rejects B, and why does changing A’s count to -1 create a different failure?. Return to this week and explain what you changed.</w:t>
+      </w:r>
+    </w:p>
+    <w:p>
+      <w:pPr>
+        <w:pStyle w:val="Heading3"/>
+      </w:pPr>
+      <w:r>
+        <w:t>Keep your completed work</w:t>
+      </w:r>
+    </w:p>
+    <w:p>
+      <w:r>
+        <w:t>Use Download completed work in the hosted lesson to export your answers, reflections, practice feedback and code-run evidence. Open the HTML copy to read or print it. Drafts stay in this browser when storage is available; clear drafts on a shared device.</w:t>
+      </w:r>
+    </w:p>
     <w:sectPr>
       <w:pgSz w:w="12240" w:h="15840"/>
       <w:pgMar w:top="936" w:right="1008" w:bottom="936" w:left="1008" w:header="720" w:footer="720" w:gutter="0"/>

--- a/downloads/student/ai-6-week-09.docx
+++ b/downloads/student/ai-6-week-09.docx
@@ -42,6 +42,11 @@
       </w:r>
     </w:p>
     <w:p>
+      <w:r>
+        <w:t>Start with the target: Explain the mechanism and terminology of integration tests and fixtures. Try the recall before opening notes.</w:t>
+      </w:r>
+    </w:p>
+    <w:p>
       <w:pPr>
         <w:pStyle w:val="Heading3"/>
       </w:pPr>
@@ -50,17 +55,71 @@
       </w:r>
     </w:p>
     <w:p>
-      <w:r>
-        <w:t>I can explain the mechanism and terminology of integration tests and fixtures.</w:t>
-      </w:r>
-    </w:p>
-    <w:p>
-      <w:r>
+      <w:pPr>
+        <w:spacing w:line="336" w:lineRule="auto" w:after="180"/>
+      </w:pPr>
+      <w:r>
+        <w:rPr>
+          <w:b w:val="0"/>
+        </w:rPr>
+        <w:t xml:space="preserve">I can explain the </w:t>
+      </w:r>
+      <w:r>
+        <w:rPr>
+          <w:b/>
+        </w:rPr>
+        <w:t>mechanism</w:t>
+      </w:r>
+      <w:r>
+        <w:rPr>
+          <w:b w:val="0"/>
+        </w:rPr>
+        <w:t xml:space="preserve"> and terminology of </w:t>
+      </w:r>
+      <w:r>
+        <w:rPr>
+          <w:b/>
+        </w:rPr>
+        <w:t>integration test</w:t>
+      </w:r>
+      <w:r>
+        <w:rPr>
+          <w:b w:val="0"/>
+        </w:rPr>
+        <w:t xml:space="preserve">s and </w:t>
+      </w:r>
+      <w:r>
+        <w:rPr>
+          <w:b/>
+        </w:rPr>
+        <w:t>fixture</w:t>
+      </w:r>
+      <w:r>
+        <w:rPr>
+          <w:b w:val="0"/>
+        </w:rPr>
+        <w:t>s.</w:t>
+      </w:r>
+    </w:p>
+    <w:p>
+      <w:pPr>
+        <w:spacing w:line="336" w:lineRule="auto" w:after="180"/>
+      </w:pPr>
+      <w:r>
+        <w:rPr>
+          <w:b w:val="0"/>
+        </w:rPr>
         <w:t>I can apply the stated procedure to a new case with a traceable result.</w:t>
       </w:r>
     </w:p>
     <w:p>
-      <w:r>
+      <w:pPr>
+        <w:spacing w:line="336" w:lineRule="auto" w:after="180"/>
+      </w:pPr>
+      <w:r>
+        <w:rPr>
+          <w:b w:val="0"/>
+        </w:rPr>
         <w:t>I can identify an assumption or limitation and design a revealing follow-up.</w:t>
       </w:r>
     </w:p>
@@ -73,47 +132,149 @@
       </w:r>
     </w:p>
     <w:p>
-      <w:r>
+      <w:pPr>
+        <w:spacing w:line="336" w:lineRule="auto" w:after="180"/>
+      </w:pPr>
+      <w:r>
+        <w:rPr>
+          <w:b w:val="0"/>
+        </w:rPr>
         <w:t>Close your notes first. A rough first answer helps us choose the right starting point; it is not a score for your ability.</w:t>
       </w:r>
     </w:p>
     <w:p>
-      <w:r>
+      <w:pPr>
+        <w:spacing w:line="336" w:lineRule="auto" w:after="180"/>
+      </w:pPr>
+      <w:r>
+        <w:rPr>
+          <w:b w:val="0"/>
+        </w:rPr>
         <w:t>Without opening the old lesson, explain one key idea from Testing model-dependent behaviour. Give an example and a mistake that the idea helps you avoid.</w:t>
       </w:r>
     </w:p>
     <w:p>
-      <w:r>
+      <w:pPr>
+        <w:spacing w:line="336" w:lineRule="auto" w:after="180"/>
+      </w:pPr>
+      <w:r>
+        <w:rPr>
+          <w:b w:val="0"/>
+        </w:rPr>
         <w:t>Without opening the old lesson, explain one key idea from Least privilege and tool scopes. Give an example and a mistake that the idea helps you avoid.</w:t>
       </w:r>
     </w:p>
     <w:p>
-      <w:r>
+      <w:pPr>
+        <w:spacing w:line="336" w:lineRule="auto" w:after="180"/>
+      </w:pPr>
+      <w:r>
+        <w:rPr>
+          <w:b w:val="0"/>
+        </w:rPr>
         <w:t>Without opening the old lesson, explain one key idea from Typed contracts and schemas. Give an example and a mistake that the idea helps you avoid.</w:t>
       </w:r>
     </w:p>
     <w:p>
-      <w:r>
-        <w:t>After trying, check the relevant lesson or ask your teacher. Change the part of your explanation that the evidence shows was wrong.</w:t>
-      </w:r>
-    </w:p>
-    <w:p>
-      <w:r>
+      <w:pPr>
+        <w:spacing w:line="336" w:lineRule="auto" w:after="180"/>
+      </w:pPr>
+      <w:r>
+        <w:rPr>
+          <w:b w:val="0"/>
+        </w:rPr>
+        <w:t xml:space="preserve">After trying, check the relevant lesson or ask your teacher. Change the part of your explanation that the </w:t>
+      </w:r>
+      <w:r>
+        <w:rPr>
+          <w:b/>
+        </w:rPr>
+        <w:t>evidence</w:t>
+      </w:r>
+      <w:r>
+        <w:rPr>
+          <w:b w:val="0"/>
+        </w:rPr>
+        <w:t xml:space="preserve"> shows was wrong.</w:t>
+      </w:r>
+    </w:p>
+    <w:p>
+      <w:pPr>
+        <w:spacing w:line="336" w:lineRule="auto" w:after="180"/>
+      </w:pPr>
+      <w:r>
+        <w:rPr>
+          <w:b w:val="0"/>
+        </w:rPr>
         <w:t>This week you will practise:</w:t>
       </w:r>
     </w:p>
     <w:p>
-      <w:r>
-        <w:t>Explain the mechanism and terminology of integration tests and fixtures</w:t>
-      </w:r>
-    </w:p>
-    <w:p>
-      <w:r>
+      <w:pPr>
+        <w:spacing w:line="336" w:lineRule="auto" w:after="180"/>
+      </w:pPr>
+      <w:r>
+        <w:rPr>
+          <w:b w:val="0"/>
+        </w:rPr>
+        <w:t xml:space="preserve">Explain the </w:t>
+      </w:r>
+      <w:r>
+        <w:rPr>
+          <w:b/>
+        </w:rPr>
+        <w:t>mechanism</w:t>
+      </w:r>
+      <w:r>
+        <w:rPr>
+          <w:b w:val="0"/>
+        </w:rPr>
+        <w:t xml:space="preserve"> and terminology of </w:t>
+      </w:r>
+      <w:r>
+        <w:rPr>
+          <w:b/>
+        </w:rPr>
+        <w:t>integration test</w:t>
+      </w:r>
+      <w:r>
+        <w:rPr>
+          <w:b w:val="0"/>
+        </w:rPr>
+        <w:t xml:space="preserve">s and </w:t>
+      </w:r>
+      <w:r>
+        <w:rPr>
+          <w:b/>
+        </w:rPr>
+        <w:t>fixture</w:t>
+      </w:r>
+      <w:r>
+        <w:rPr>
+          <w:b w:val="0"/>
+        </w:rPr>
+        <w:t>s</w:t>
+      </w:r>
+    </w:p>
+    <w:p>
+      <w:pPr>
+        <w:spacing w:line="336" w:lineRule="auto" w:after="180"/>
+      </w:pPr>
+      <w:r>
+        <w:rPr>
+          <w:b w:val="0"/>
+        </w:rPr>
         <w:t>Apply the stated procedure to a new case with a traceable result</w:t>
       </w:r>
     </w:p>
     <w:p>
-      <w:r>
+      <w:pPr>
+        <w:spacing w:line="336" w:lineRule="auto" w:after="180"/>
+      </w:pPr>
+      <w:r>
+        <w:rPr>
+          <w:b w:val="0"/>
+        </w:rPr>
         <w:t>Identify an assumption or limitation and design a revealing follow-up</w:t>
       </w:r>
     </w:p>
@@ -126,8 +287,38 @@
       </w:r>
     </w:p>
     <w:p>
-      <w:r>
-        <w:t>Recall Testing model-dependent behaviour. Explain why a recorded result needs its input conditions and evidence source before it can support a claim.</w:t>
+      <w:pPr>
+        <w:spacing w:line="336" w:lineRule="auto" w:after="180"/>
+      </w:pPr>
+      <w:r>
+        <w:rPr>
+          <w:b w:val="0"/>
+        </w:rPr>
+        <w:t xml:space="preserve">Recall Testing model-dependent behaviour. Explain why a recorded result needs its </w:t>
+      </w:r>
+      <w:r>
+        <w:rPr>
+          <w:b/>
+        </w:rPr>
+        <w:t>input</w:t>
+      </w:r>
+      <w:r>
+        <w:rPr>
+          <w:b w:val="0"/>
+        </w:rPr>
+        <w:t xml:space="preserve"> conditions and </w:t>
+      </w:r>
+      <w:r>
+        <w:rPr>
+          <w:b/>
+        </w:rPr>
+        <w:t>evidence</w:t>
+      </w:r>
+      <w:r>
+        <w:rPr>
+          <w:b w:val="0"/>
+        </w:rPr>
+        <w:t xml:space="preserve"> source before it can support a claim.</w:t>
       </w:r>
     </w:p>
     <w:p>
@@ -162,8 +353,38 @@
       </w:r>
     </w:p>
     <w:p>
-      <w:r>
-        <w:t>Explain integration tests and fixtures using the deciding step in this fictional service.</w:t>
+      <w:pPr>
+        <w:spacing w:line="336" w:lineRule="auto" w:after="180"/>
+      </w:pPr>
+      <w:r>
+        <w:rPr>
+          <w:b w:val="0"/>
+        </w:rPr>
+        <w:t xml:space="preserve">Explain </w:t>
+      </w:r>
+      <w:r>
+        <w:rPr>
+          <w:b/>
+        </w:rPr>
+        <w:t>integration test</w:t>
+      </w:r>
+      <w:r>
+        <w:rPr>
+          <w:b w:val="0"/>
+        </w:rPr>
+        <w:t xml:space="preserve">s and </w:t>
+      </w:r>
+      <w:r>
+        <w:rPr>
+          <w:b/>
+        </w:rPr>
+        <w:t>fixture</w:t>
+      </w:r>
+      <w:r>
+        <w:rPr>
+          <w:b w:val="0"/>
+        </w:rPr>
+        <w:t>s using the deciding step in this fictional service.</w:t>
       </w:r>
     </w:p>
     <w:p>
@@ -176,12 +397,70 @@
     </w:p>
     <w:p>
       <w:r>
-        <w:t>Integration tests exercise connected components and failure propagation. Fixtures supply controlled input records and mocked service outcomes.</w:t>
-      </w:r>
-    </w:p>
-    <w:p>
-      <w:r>
-        <w:t>Begin by writing the question the procedure is intended to answer. Identify the information already supplied, the information it will produce and the information still missing. These are constructed classroom examples; they do not require live accounts, private records or an external service. Do not treat a plausible explanation as a measured outcome.</w:t>
+        <w:t>Investigate the supplied Integration tests and fixtures case. Separate observations, given facts and assumptions before choosing an explanation.</w:t>
+      </w:r>
+    </w:p>
+    <w:p>
+      <w:pPr>
+        <w:spacing w:line="336" w:lineRule="auto" w:after="180"/>
+      </w:pPr>
+      <w:r>
+        <w:rPr>
+          <w:b/>
+        </w:rPr>
+        <w:t>Integration test</w:t>
+      </w:r>
+      <w:r>
+        <w:rPr>
+          <w:b w:val="0"/>
+        </w:rPr>
+        <w:t xml:space="preserve">s exercise connected components and failure propagation. </w:t>
+      </w:r>
+      <w:r>
+        <w:rPr>
+          <w:b/>
+        </w:rPr>
+        <w:t>Fixture</w:t>
+      </w:r>
+      <w:r>
+        <w:rPr>
+          <w:b w:val="0"/>
+        </w:rPr>
+        <w:t xml:space="preserve">s supply controlled </w:t>
+      </w:r>
+      <w:r>
+        <w:rPr>
+          <w:b/>
+        </w:rPr>
+        <w:t>input</w:t>
+      </w:r>
+      <w:r>
+        <w:rPr>
+          <w:b w:val="0"/>
+        </w:rPr>
+        <w:t xml:space="preserve"> records and mocked service outcomes.</w:t>
+      </w:r>
+    </w:p>
+    <w:p>
+      <w:pPr>
+        <w:spacing w:line="336" w:lineRule="auto" w:after="180"/>
+      </w:pPr>
+      <w:r>
+        <w:rPr>
+          <w:b w:val="0"/>
+        </w:rPr>
+        <w:t>Begin by writing the question the procedure is intended to answer. Identify the information already supplied, the information it will produce and the information still missing.</w:t>
+      </w:r>
+    </w:p>
+    <w:p>
+      <w:pPr>
+        <w:spacing w:line="336" w:lineRule="auto" w:after="180"/>
+      </w:pPr>
+      <w:r>
+        <w:rPr>
+          <w:b w:val="0"/>
+        </w:rPr>
+        <w:t>These are constructed classroom examples; they do not require live accounts, private records or an external service. Do not treat a plausible explanation as a measured outcome.</w:t>
       </w:r>
     </w:p>
     <w:p>
@@ -217,7 +496,30 @@
     </w:p>
     <w:p>
       <w:r>
-        <w:t>Trace request validation, session permission, lookup and output validation together. Include absent sources and failing dependencies; verify that denied requests never invoke restricted lookup.</w:t>
+        <w:t>Follow the mechanism for Integration tests and fixtures. Connect each labelled input, deciding step and result.</w:t>
+      </w:r>
+    </w:p>
+    <w:p>
+      <w:pPr>
+        <w:spacing w:line="336" w:lineRule="auto" w:after="180"/>
+      </w:pPr>
+      <w:r>
+        <w:rPr>
+          <w:b w:val="0"/>
+        </w:rPr>
+        <w:t xml:space="preserve">Trace request validation, session permission, lookup and </w:t>
+      </w:r>
+      <w:r>
+        <w:rPr>
+          <w:b/>
+        </w:rPr>
+        <w:t>output</w:t>
+      </w:r>
+      <w:r>
+        <w:rPr>
+          <w:b w:val="0"/>
+        </w:rPr>
+        <w:t xml:space="preserve"> validation together. Include absent sources and failing dependencies; verify that denied requests never invoke restricted lookup.</w:t>
       </w:r>
     </w:p>
     <w:p>
@@ -313,8 +615,49 @@
       </w:r>
     </w:p>
     <w:p>
-      <w:r>
-        <w:t>Before applying the procedure, write its units, denominator or decision boundary where relevant. A partner should be able to repeat each step using the same inputs. If a required input is absent or violates the stated contract, record that condition explicitly instead of quietly replacing it with a convenient value.</w:t>
+      <w:pPr>
+        <w:spacing w:line="336" w:lineRule="auto" w:after="180"/>
+      </w:pPr>
+      <w:r>
+        <w:rPr>
+          <w:b w:val="0"/>
+        </w:rPr>
+        <w:t xml:space="preserve">Before applying the procedure, write its units, denominator or decision boundary where relevant. A partner should be able to repeat each step using the same </w:t>
+      </w:r>
+      <w:r>
+        <w:rPr>
+          <w:b/>
+        </w:rPr>
+        <w:t>input</w:t>
+      </w:r>
+      <w:r>
+        <w:rPr>
+          <w:b w:val="0"/>
+        </w:rPr>
+        <w:t>s.</w:t>
+      </w:r>
+    </w:p>
+    <w:p>
+      <w:pPr>
+        <w:spacing w:line="336" w:lineRule="auto" w:after="180"/>
+      </w:pPr>
+      <w:r>
+        <w:rPr>
+          <w:b w:val="0"/>
+        </w:rPr>
+        <w:t xml:space="preserve">If a required </w:t>
+      </w:r>
+      <w:r>
+        <w:rPr>
+          <w:b/>
+        </w:rPr>
+        <w:t>input</w:t>
+      </w:r>
+      <w:r>
+        <w:rPr>
+          <w:b w:val="0"/>
+        </w:rPr>
+        <w:t xml:space="preserve"> is absent or violates the stated contract, record that condition explicitly instead of quietly replacing it with a convenient value.</w:t>
       </w:r>
     </w:p>
     <w:p>
@@ -326,8 +669,26 @@
       </w:r>
     </w:p>
     <w:p>
-      <w:r>
-        <w:t>Point to the input, the deciding step and the result in this week’s visual. Explain the same step in ordinary words. A picture helps when you can say what each part represents.</w:t>
+      <w:pPr>
+        <w:spacing w:line="336" w:lineRule="auto" w:after="180"/>
+      </w:pPr>
+      <w:r>
+        <w:rPr>
+          <w:b w:val="0"/>
+        </w:rPr>
+        <w:t xml:space="preserve">Point to the </w:t>
+      </w:r>
+      <w:r>
+        <w:rPr>
+          <w:b/>
+        </w:rPr>
+        <w:t>input</w:t>
+      </w:r>
+      <w:r>
+        <w:rPr>
+          <w:b w:val="0"/>
+        </w:rPr>
+        <w:t>, the deciding step and the result in this week’s visual. Explain the same step in ordinary words. A picture helps when you can say what each part represents.</w:t>
       </w:r>
     </w:p>
     <w:p>
@@ -339,6 +700,11 @@
       </w:r>
     </w:p>
     <w:p>
+      <w:r>
+        <w:t>Compare the supplied cases for Integration tests and fixtures. Identify the detail that changes the conclusion.</w:t>
+      </w:r>
+    </w:p>
+    <w:p>
       <w:pPr>
         <w:pStyle w:val="Heading3"/>
       </w:pPr>
@@ -347,7 +713,13 @@
       </w:r>
     </w:p>
     <w:p>
-      <w:r>
+      <w:pPr>
+        <w:spacing w:line="336" w:lineRule="auto" w:after="180"/>
+      </w:pPr>
+      <w:r>
+        <w:rPr>
+          <w:b w:val="0"/>
+        </w:rPr>
         <w:t>A student requests a teacher source; test response is denied, but a recorded lookup call read the teacher file. Show the intermediate steps and give the conclusion with its scope.</w:t>
       </w:r>
     </w:p>
@@ -393,18 +765,81 @@
       </w:r>
     </w:p>
     <w:p>
-      <w:r>
+      <w:pPr>
+        <w:pStyle w:val="Heading3"/>
+      </w:pPr>
+      <w:r>
+        <w:t>Change one thing</w:t>
+      </w:r>
+    </w:p>
+    <w:p>
+      <w:pPr>
+        <w:spacing w:line="336" w:lineRule="auto" w:after="180"/>
+        <w:shd w:fill="F5F1FB"/>
+      </w:pPr>
+      <w:r>
+        <w:rPr>
+          <w:b w:val="0"/>
+        </w:rPr>
         <w:t>Change: The adapter returns M when N was requested.</w:t>
       </w:r>
     </w:p>
     <w:p>
-      <w:r>
-        <w:t>Prediction: Fail the integration check: map is the wrong item.</w:t>
-      </w:r>
-    </w:p>
-    <w:p>
-      <w:r>
-        <w:t>Reason: The request now reaches evidence for another identifier.</w:t>
+      <w:pPr>
+        <w:pStyle w:val="Heading3"/>
+      </w:pPr>
+      <w:r>
+        <w:t>Predicted result</w:t>
+      </w:r>
+    </w:p>
+    <w:p>
+      <w:pPr>
+        <w:spacing w:line="336" w:lineRule="auto" w:after="180"/>
+        <w:shd w:fill="F1F6FC"/>
+      </w:pPr>
+      <w:r>
+        <w:rPr>
+          <w:b/>
+        </w:rPr>
+        <w:t>Prediction</w:t>
+      </w:r>
+      <w:r>
+        <w:rPr>
+          <w:b w:val="0"/>
+        </w:rPr>
+        <w:t>: Fail the integration check: map is the wrong item.</w:t>
+      </w:r>
+    </w:p>
+    <w:p>
+      <w:pPr>
+        <w:pStyle w:val="Heading3"/>
+      </w:pPr>
+      <w:r>
+        <w:t>Why the result follows</w:t>
+      </w:r>
+    </w:p>
+    <w:p>
+      <w:pPr>
+        <w:spacing w:line="336" w:lineRule="auto" w:after="180"/>
+        <w:shd w:fill="F1F6FC"/>
+      </w:pPr>
+      <w:r>
+        <w:rPr>
+          <w:b w:val="0"/>
+        </w:rPr>
+        <w:t xml:space="preserve">Reason: The request now reaches </w:t>
+      </w:r>
+      <w:r>
+        <w:rPr>
+          <w:b/>
+        </w:rPr>
+        <w:t>evidence</w:t>
+      </w:r>
+      <w:r>
+        <w:rPr>
+          <w:b w:val="0"/>
+        </w:rPr>
+        <w:t xml:space="preserve"> for another identifier.</w:t>
       </w:r>
     </w:p>
     <w:p>
@@ -413,6 +848,11 @@
       </w:pPr>
       <w:r>
         <w:t>05. Words that unlock the idea</w:t>
+      </w:r>
+    </w:p>
+    <w:p>
+      <w:r>
+        <w:t>Use the vocabulary of Integration tests and fixtures to explain a concrete decision, rather than only memorising definitions.</w:t>
       </w:r>
     </w:p>
     <w:tbl>
@@ -550,17 +990,41 @@
     </w:p>
     <w:p>
       <w:r>
+        <w:t>Follow the worked trace for Integration tests and fixtures, predict a step, then compare with its explanation.</w:t>
+      </w:r>
+    </w:p>
+    <w:p>
+      <w:pPr>
+        <w:spacing w:line="336" w:lineRule="auto" w:after="180"/>
+      </w:pPr>
+      <w:r>
+        <w:rPr>
+          <w:b w:val="0"/>
+        </w:rPr>
         <w:t>A student requests a teacher source; test response is denied, but a recorded lookup call read the teacher file.</w:t>
       </w:r>
     </w:p>
     <w:p>
-      <w:r>
-        <w:t>The test exposes a hidden boundary failure despite the denied final response. Assert both response and call trace; deny before lookup.</w:t>
-      </w:r>
-    </w:p>
-    <w:p>
-      <w:r>
-        <w:t>Compare the intermediate evidence with the final statement. Explain why each number or decision follows from the stated inputs. The conclusion belongs to this scenario and procedure; changing the inputs, evaluation population or authority can change what it establishes. Retain the raw record so a later revision can be compared honestly.</w:t>
+      <w:pPr>
+        <w:spacing w:line="336" w:lineRule="auto" w:after="180"/>
+      </w:pPr>
+      <w:r>
+        <w:rPr>
+          <w:b w:val="0"/>
+        </w:rPr>
+        <w:t xml:space="preserve">The test exposes a hidden boundary failure despite the denied final response. Assert both response and </w:t>
+      </w:r>
+      <w:r>
+        <w:rPr>
+          <w:b/>
+        </w:rPr>
+        <w:t>call trace</w:t>
+      </w:r>
+      <w:r>
+        <w:rPr>
+          <w:b w:val="0"/>
+        </w:rPr>
+        <w:t>; deny before lookup.</w:t>
       </w:r>
     </w:p>
     <w:p>
@@ -568,11 +1032,85 @@
         <w:pStyle w:val="Heading3"/>
       </w:pPr>
       <w:r>
+        <w:t>Worked explanation · Integration tests and fixtures</w:t>
+      </w:r>
+    </w:p>
+    <w:p>
+      <w:pPr>
+        <w:spacing w:line="336" w:lineRule="auto" w:after="180"/>
+        <w:shd w:fill="F1F6FC"/>
+      </w:pPr>
+      <w:r>
+        <w:rPr>
+          <w:b w:val="0"/>
+        </w:rPr>
+        <w:t xml:space="preserve">Compare the intermediate </w:t>
+      </w:r>
+      <w:r>
+        <w:rPr>
+          <w:b/>
+        </w:rPr>
+        <w:t>evidence</w:t>
+      </w:r>
+      <w:r>
+        <w:rPr>
+          <w:b w:val="0"/>
+        </w:rPr>
+        <w:t xml:space="preserve"> with the final statement. Explain why each number or decision follows from the stated </w:t>
+      </w:r>
+      <w:r>
+        <w:rPr>
+          <w:b/>
+        </w:rPr>
+        <w:t>input</w:t>
+      </w:r>
+      <w:r>
+        <w:rPr>
+          <w:b w:val="0"/>
+        </w:rPr>
+        <w:t>s.</w:t>
+      </w:r>
+    </w:p>
+    <w:p>
+      <w:pPr>
+        <w:spacing w:line="336" w:lineRule="auto" w:after="180"/>
+        <w:shd w:fill="F1F6FC"/>
+      </w:pPr>
+      <w:r>
+        <w:rPr>
+          <w:b w:val="0"/>
+        </w:rPr>
+        <w:t xml:space="preserve">The conclusion belongs to this scenario and procedure; changing the </w:t>
+      </w:r>
+      <w:r>
+        <w:rPr>
+          <w:b/>
+        </w:rPr>
+        <w:t>input</w:t>
+      </w:r>
+      <w:r>
+        <w:rPr>
+          <w:b w:val="0"/>
+        </w:rPr>
+        <w:t>s, evaluation population or authority can change what it establishes. Retain the raw record so a later revision can be compared honestly.</w:t>
+      </w:r>
+    </w:p>
+    <w:p>
+      <w:pPr>
+        <w:pStyle w:val="Heading3"/>
+      </w:pPr>
+      <w:r>
         <w:t>Learn from the worked case</w:t>
       </w:r>
     </w:p>
     <w:p>
-      <w:r>
+      <w:pPr>
+        <w:spacing w:line="336" w:lineRule="auto" w:after="180"/>
+      </w:pPr>
+      <w:r>
+        <w:rPr>
+          <w:b w:val="0"/>
+        </w:rPr>
         <w:t>Cover the result before checking it. Say what is given, choose the procedure, and follow one step at a time. Then uncover the result and explain your first mismatch. Ask why a step is allowed, not only what number it produces.</w:t>
       </w:r>
     </w:p>
@@ -585,8 +1123,26 @@
       </w:r>
     </w:p>
     <w:p>
-      <w:r>
-        <w:t>Catch a wrong adapter connection. A service reads a fake catalogue fixture and answers a request for item N.</w:t>
+      <w:pPr>
+        <w:spacing w:line="336" w:lineRule="auto" w:after="180"/>
+      </w:pPr>
+      <w:r>
+        <w:rPr>
+          <w:b w:val="0"/>
+        </w:rPr>
+        <w:t xml:space="preserve">Catch a wrong adapter connection. A service reads a fake catalogue </w:t>
+      </w:r>
+      <w:r>
+        <w:rPr>
+          <w:b/>
+        </w:rPr>
+        <w:t>fixture</w:t>
+      </w:r>
+      <w:r>
+        <w:rPr>
+          <w:b w:val="0"/>
+        </w:rPr>
+        <w:t xml:space="preserve"> and answers a request for item N.</w:t>
       </w:r>
     </w:p>
     <w:p>
@@ -598,8 +1154,29 @@
       </w:r>
     </w:p>
     <w:p>
-      <w:r>
-        <w:t>Fixture M="map", N="notebook". No external network is involved.</w:t>
+      <w:pPr>
+        <w:pStyle w:val="Heading3"/>
+      </w:pPr>
+      <w:r>
+        <w:t>Supplied facts</w:t>
+      </w:r>
+    </w:p>
+    <w:p>
+      <w:pPr>
+        <w:spacing w:line="336" w:lineRule="auto" w:after="180"/>
+        <w:shd w:fill="F1F6FC"/>
+      </w:pPr>
+      <w:r>
+        <w:rPr>
+          <w:b/>
+        </w:rPr>
+        <w:t>Fixture</w:t>
+      </w:r>
+      <w:r>
+        <w:rPr>
+          <w:b w:val="0"/>
+        </w:rPr>
+        <w:t xml:space="preserve"> M="map", N="notebook". No external network is involved.</w:t>
       </w:r>
     </w:p>
     <w:p>
@@ -762,30 +1339,120 @@
       </w:r>
     </w:p>
     <w:p>
-      <w:r>
-        <w:t>Integration testing checks how components connect. Each component can work alone while their identifier exchange is wrong.</w:t>
-      </w:r>
-    </w:p>
-    <w:p>
       <w:pPr>
         <w:pStyle w:val="Heading3"/>
       </w:pPr>
       <w:r>
+        <w:t>Why the result follows</w:t>
+      </w:r>
+    </w:p>
+    <w:p>
+      <w:pPr>
+        <w:spacing w:line="336" w:lineRule="auto" w:after="180"/>
+        <w:shd w:fill="F1F6FC"/>
+      </w:pPr>
+      <w:r>
+        <w:rPr>
+          <w:b/>
+        </w:rPr>
+        <w:t>Integration test</w:t>
+      </w:r>
+      <w:r>
+        <w:rPr>
+          <w:b w:val="0"/>
+        </w:rPr>
+        <w:t>ing checks how components connect. Each component can work alone while their identifier exchange is wrong.</w:t>
+      </w:r>
+    </w:p>
+    <w:p>
+      <w:pPr>
+        <w:pStyle w:val="Heading3"/>
+      </w:pPr>
+      <w:r>
         <w:t>What this example does not establish</w:t>
       </w:r>
     </w:p>
     <w:p>
-      <w:r>
-        <w:t>A controlled fixture does not prove a live catalogue behaves identically; also review live adapter contracts.</w:t>
-      </w:r>
-    </w:p>
-    <w:p>
-      <w:r>
-        <w:t>Read the labelled picture: Follow request N through the fixture and adapter. Which source and item should appear in the reply, and what precisely fails when the adapter returns M?</w:t>
-      </w:r>
-    </w:p>
-    <w:p>
-      <w:r>
+      <w:pPr>
+        <w:pStyle w:val="Heading3"/>
+      </w:pPr>
+      <w:r>
+        <w:t>Keep the stated limit</w:t>
+      </w:r>
+    </w:p>
+    <w:p>
+      <w:pPr>
+        <w:spacing w:line="336" w:lineRule="auto" w:after="180"/>
+        <w:shd w:fill="FFF5E6"/>
+      </w:pPr>
+      <w:r>
+        <w:rPr>
+          <w:b w:val="0"/>
+        </w:rPr>
+        <w:t xml:space="preserve">A controlled </w:t>
+      </w:r>
+      <w:r>
+        <w:rPr>
+          <w:b/>
+        </w:rPr>
+        <w:t>fixture</w:t>
+      </w:r>
+      <w:r>
+        <w:rPr>
+          <w:b w:val="0"/>
+        </w:rPr>
+        <w:t xml:space="preserve"> does not prove a live catalogue behaves identically; also review live adapter contracts.</w:t>
+      </w:r>
+    </w:p>
+    <w:p>
+      <w:pPr>
+        <w:pStyle w:val="Heading3"/>
+      </w:pPr>
+      <w:r>
+        <w:t>Keep the stated limit</w:t>
+      </w:r>
+    </w:p>
+    <w:p>
+      <w:pPr>
+        <w:spacing w:line="336" w:lineRule="auto" w:after="180"/>
+        <w:shd w:fill="FFF5E6"/>
+      </w:pPr>
+      <w:r>
+        <w:rPr>
+          <w:b w:val="0"/>
+        </w:rPr>
+        <w:t xml:space="preserve">Read the labelled picture: Follow request N through the </w:t>
+      </w:r>
+      <w:r>
+        <w:rPr>
+          <w:b/>
+        </w:rPr>
+        <w:t>fixture</w:t>
+      </w:r>
+      <w:r>
+        <w:rPr>
+          <w:b w:val="0"/>
+        </w:rPr>
+        <w:t xml:space="preserve"> and adapter. Which source and item should appear in the reply, and what precisely fails when the adapter returns M?</w:t>
+      </w:r>
+    </w:p>
+    <w:p>
+      <w:pPr>
+        <w:pStyle w:val="Heading3"/>
+      </w:pPr>
+      <w:r>
+        <w:t>Keep the stated limit</w:t>
+      </w:r>
+    </w:p>
+    <w:p>
+      <w:pPr>
+        <w:spacing w:line="336" w:lineRule="auto" w:after="180"/>
+        <w:shd w:fill="FFF5E6"/>
+      </w:pPr>
+      <w:r>
+        <w:rPr>
+          <w:b w:val="0"/>
+        </w:rPr>
         <w:t>Change one thing: The adapter returns M when N was requested. Predict the result before checking the explanation. What remains the same?</w:t>
       </w:r>
     </w:p>
@@ -799,19 +1466,69 @@
     </w:p>
     <w:p>
       <w:r>
+        <w:t>Find the unsupported step in the Integration tests and fixtures claim and explain a repair using the supplied evidence.</w:t>
+      </w:r>
+    </w:p>
+    <w:p>
+      <w:pPr>
+        <w:spacing w:line="336" w:lineRule="auto" w:after="180"/>
+      </w:pPr>
+      <w:r>
+        <w:rPr>
+          <w:b w:val="0"/>
+        </w:rPr>
         <w:t>A mock verifies declared interactions, not real provider availability or all runtime limits.</w:t>
       </w:r>
     </w:p>
     <w:p>
-      <w:r>
-        <w:t>A useful check asks what would make the reasoning fail. Distinguish a failure to execute the declared procedure from a weakness in the procedure itself. The first may require a correction; the second requires an explicitly revised method and new evidence. Preserve unsuccessful cases so an improved result cannot hide the original problem.</w:t>
-      </w:r>
-    </w:p>
-    <w:p>
       <w:pPr>
         <w:pStyle w:val="Heading3"/>
       </w:pPr>
       <w:r>
+        <w:t>Check the claim against the facts</w:t>
+      </w:r>
+    </w:p>
+    <w:p>
+      <w:pPr>
+        <w:spacing w:line="336" w:lineRule="auto" w:after="180"/>
+        <w:shd w:fill="FFF5E6"/>
+      </w:pPr>
+      <w:r>
+        <w:rPr>
+          <w:b w:val="0"/>
+        </w:rPr>
+        <w:t>A useful check asks what would make the reasoning fail. Distinguish a failure to execute the declared procedure from a weakness in the procedure itself.</w:t>
+      </w:r>
+    </w:p>
+    <w:p>
+      <w:pPr>
+        <w:spacing w:line="336" w:lineRule="auto" w:after="180"/>
+        <w:shd w:fill="FFF5E6"/>
+      </w:pPr>
+      <w:r>
+        <w:rPr>
+          <w:b w:val="0"/>
+        </w:rPr>
+        <w:t xml:space="preserve">The first may require a correction; the second requires an explicitly revised method and new </w:t>
+      </w:r>
+      <w:r>
+        <w:rPr>
+          <w:b/>
+        </w:rPr>
+        <w:t>evidence</w:t>
+      </w:r>
+      <w:r>
+        <w:rPr>
+          <w:b w:val="0"/>
+        </w:rPr>
+        <w:t>. Preserve unsuccessful cases so an improved result cannot hide the original problem.</w:t>
+      </w:r>
+    </w:p>
+    <w:p>
+      <w:pPr>
+        <w:pStyle w:val="Heading3"/>
+      </w:pPr>
+      <w:r>
         <w:t>Guided: restate the worked result, then name the assumption or limitation that prevents a broader conclusion.</w:t>
       </w:r>
     </w:p>
@@ -849,7 +1566,13 @@
       </w:r>
     </w:p>
     <w:p>
-      <w:r>
+      <w:pPr>
+        <w:spacing w:line="336" w:lineRule="auto" w:after="180"/>
+      </w:pPr>
+      <w:r>
+        <w:rPr>
+          <w:b w:val="0"/>
+        </w:rPr>
         <w:t>A report omits this qualification: A mock verifies declared interactions, not real provider availability or all runtime limits. Explain how omitting it could change a reader's interpretation, and write an accurate replacement.</w:t>
       </w:r>
     </w:p>
@@ -901,7 +1624,54 @@
     </w:p>
     <w:p>
       <w:r>
-        <w:t>Explain the weekly mechanism in your own words. Use the worked scenario to name its input, decision rule and output.</w:t>
+        <w:t>Practise Integration tests and fixtures with support, then explain the deciding step in your own words.</w:t>
+      </w:r>
+    </w:p>
+    <w:p>
+      <w:pPr>
+        <w:spacing w:line="336" w:lineRule="auto" w:after="180"/>
+      </w:pPr>
+      <w:r>
+        <w:rPr>
+          <w:b w:val="0"/>
+        </w:rPr>
+        <w:t xml:space="preserve">Explain the weekly </w:t>
+      </w:r>
+      <w:r>
+        <w:rPr>
+          <w:b/>
+        </w:rPr>
+        <w:t>mechanism</w:t>
+      </w:r>
+      <w:r>
+        <w:rPr>
+          <w:b w:val="0"/>
+        </w:rPr>
+        <w:t xml:space="preserve"> in your own words. Use the worked scenario to name its </w:t>
+      </w:r>
+      <w:r>
+        <w:rPr>
+          <w:b/>
+        </w:rPr>
+        <w:t>input</w:t>
+      </w:r>
+      <w:r>
+        <w:rPr>
+          <w:b w:val="0"/>
+        </w:rPr>
+        <w:t xml:space="preserve">, decision rule and </w:t>
+      </w:r>
+      <w:r>
+        <w:rPr>
+          <w:b/>
+        </w:rPr>
+        <w:t>output</w:t>
+      </w:r>
+      <w:r>
+        <w:rPr>
+          <w:b w:val="0"/>
+        </w:rPr>
+        <w:t>.</w:t>
       </w:r>
     </w:p>
     <w:p>
@@ -974,8 +1744,50 @@
       </w:r>
     </w:p>
     <w:p>
-      <w:r>
-        <w:t>Use workbook W2 for the connected example “Integration tests and fixtures”. First fill the input and rule boxes. Try the middle steps before asking for a hint. After a hint, try the next step yourself.</w:t>
+      <w:pPr>
+        <w:spacing w:line="336" w:lineRule="auto" w:after="180"/>
+      </w:pPr>
+      <w:r>
+        <w:rPr>
+          <w:b w:val="0"/>
+        </w:rPr>
+        <w:t>Use workbook W2 for the connected example “</w:t>
+      </w:r>
+      <w:r>
+        <w:rPr>
+          <w:b/>
+        </w:rPr>
+        <w:t>Integration test</w:t>
+      </w:r>
+      <w:r>
+        <w:rPr>
+          <w:b w:val="0"/>
+        </w:rPr>
+        <w:t xml:space="preserve">s and </w:t>
+      </w:r>
+      <w:r>
+        <w:rPr>
+          <w:b/>
+        </w:rPr>
+        <w:t>fixture</w:t>
+      </w:r>
+      <w:r>
+        <w:rPr>
+          <w:b w:val="0"/>
+        </w:rPr>
+        <w:t xml:space="preserve">s”. First fill the </w:t>
+      </w:r>
+      <w:r>
+        <w:rPr>
+          <w:b/>
+        </w:rPr>
+        <w:t>input</w:t>
+      </w:r>
+      <w:r>
+        <w:rPr>
+          <w:b w:val="0"/>
+        </w:rPr>
+        <w:t xml:space="preserve"> and rule boxes. Try the middle steps before asking for a hint. After a hint, try the next step yourself.</w:t>
       </w:r>
     </w:p>
     <w:tbl>
@@ -1058,7 +1870,13 @@
       </w:tr>
     </w:tbl>
     <w:p>
-      <w:r>
+      <w:pPr>
+        <w:spacing w:line="336" w:lineRule="auto" w:after="180"/>
+      </w:pPr>
+      <w:r>
+        <w:rPr>
+          <w:b w:val="0"/>
+        </w:rPr>
         <w:t>Explain your trace to a partner. Your partner points to one step to check. Swap roles on the next case. Each person writes their own explanation.</w:t>
       </w:r>
     </w:p>
@@ -1071,12 +1889,59 @@
       </w:r>
     </w:p>
     <w:p>
-      <w:r>
-        <w:t>Use the worked case for Integration tests and fixtures. Proposed explanation: “The worked result establishes every future case”. Decide whether this explanation is supported. Point to the step or supplied fact that decides; explain your repair if needed.</w:t>
-      </w:r>
-    </w:p>
-    <w:p>
-      <w:r>
+      <w:pPr>
+        <w:spacing w:line="336" w:lineRule="auto" w:after="180"/>
+      </w:pPr>
+      <w:r>
+        <w:rPr>
+          <w:b w:val="0"/>
+        </w:rPr>
+        <w:t xml:space="preserve">Use the worked case for </w:t>
+      </w:r>
+      <w:r>
+        <w:rPr>
+          <w:b/>
+        </w:rPr>
+        <w:t>Integration test</w:t>
+      </w:r>
+      <w:r>
+        <w:rPr>
+          <w:b w:val="0"/>
+        </w:rPr>
+        <w:t xml:space="preserve">s and </w:t>
+      </w:r>
+      <w:r>
+        <w:rPr>
+          <w:b/>
+        </w:rPr>
+        <w:t>fixture</w:t>
+      </w:r>
+      <w:r>
+        <w:rPr>
+          <w:b w:val="0"/>
+        </w:rPr>
+        <w:t>s. Proposed explanation: “The worked result establishes every future case”. Decide whether this explanation is supported.</w:t>
+      </w:r>
+    </w:p>
+    <w:p>
+      <w:pPr>
+        <w:spacing w:line="336" w:lineRule="auto" w:after="180"/>
+      </w:pPr>
+      <w:r>
+        <w:rPr>
+          <w:b w:val="0"/>
+        </w:rPr>
+        <w:t>Point to the step or supplied fact that decides; explain your repair if needed.</w:t>
+      </w:r>
+    </w:p>
+    <w:p>
+      <w:pPr>
+        <w:spacing w:line="336" w:lineRule="auto" w:after="180"/>
+      </w:pPr>
+      <w:r>
+        <w:rPr>
+          <w:b w:val="0"/>
+        </w:rPr>
         <w:t>Answer on your own before discussion. If you are unsure, say which step you need help with.</w:t>
       </w:r>
     </w:p>
@@ -1089,8 +1954,27 @@
       </w:r>
     </w:p>
     <w:p>
-      <w:r>
-        <w:t>Follow request N through the fixture and adapter. Which source and item should appear in the reply, and what precisely fails when the adapter returns M?</w:t>
+      <w:pPr>
+        <w:spacing w:line="336" w:lineRule="auto" w:after="180"/>
+        <w:shd w:fill="F5F1FB"/>
+      </w:pPr>
+      <w:r>
+        <w:rPr>
+          <w:b w:val="0"/>
+        </w:rPr>
+        <w:t xml:space="preserve">Follow request N through the </w:t>
+      </w:r>
+      <w:r>
+        <w:rPr>
+          <w:b/>
+        </w:rPr>
+        <w:t>fixture</w:t>
+      </w:r>
+      <w:r>
+        <w:rPr>
+          <w:b w:val="0"/>
+        </w:rPr>
+        <w:t xml:space="preserve"> and adapter. Which source and item should appear in the reply, and what precisely fails when the adapter returns M?</w:t>
       </w:r>
     </w:p>
     <w:p>
@@ -1122,7 +2006,13 @@
       </w:r>
     </w:p>
     <w:p>
-      <w:r>
+      <w:pPr>
+        <w:spacing w:line="336" w:lineRule="auto" w:after="180"/>
+      </w:pPr>
+      <w:r>
+        <w:rPr>
+          <w:b w:val="0"/>
+        </w:rPr>
         <w:t>This is supported practice. Keep the separately named independent case for an attempt before feedback.</w:t>
       </w:r>
     </w:p>
@@ -1135,6 +2025,11 @@
       </w:r>
     </w:p>
     <w:p>
+      <w:r>
+        <w:t>Investigate Integration tests and fixtures. Record the prediction, actual observation or labelled paper trace, explanation and next test separately.</w:t>
+      </w:r>
+    </w:p>
+    <w:p>
       <w:pPr>
         <w:pStyle w:val="Heading3"/>
       </w:pPr>
@@ -1143,7 +2038,13 @@
       </w:r>
     </w:p>
     <w:p>
-      <w:r>
+      <w:pPr>
+        <w:spacing w:line="336" w:lineRule="auto" w:after="180"/>
+      </w:pPr>
+      <w:r>
+        <w:rPr>
+          <w:b w:val="0"/>
+        </w:rPr>
         <w:t>A student requests a teacher source; test response is denied, but a recorded lookup call read the teacher file. Show the intermediate steps and give the conclusion with its scope.</w:t>
       </w:r>
     </w:p>
@@ -1284,7 +2185,13 @@
       </w:tr>
     </w:tbl>
     <w:p>
-      <w:r>
+      <w:pPr>
+        <w:spacing w:line="336" w:lineRule="auto" w:after="180"/>
+      </w:pPr>
+      <w:r>
+        <w:rPr>
+          <w:b w:val="0"/>
+        </w:rPr>
         <w:t>On paper, trace the supplied procedure. If code is provided, predict before running it in a local practice file. Never write an expected answer as though it were an observed run.</w:t>
       </w:r>
     </w:p>
@@ -1297,7 +2204,13 @@
       </w:r>
     </w:p>
     <w:p>
-      <w:r>
+      <w:pPr>
+        <w:spacing w:line="336" w:lineRule="auto" w:after="180"/>
+      </w:pPr>
+      <w:r>
+        <w:rPr>
+          <w:b w:val="0"/>
+        </w:rPr>
         <w:t>Before trying: what do I expect, and why? While trying: which step could first go wrong? Afterwards: what did I actually observe, and what should change? Keep “not run” if you only traced the procedure.</w:t>
       </w:r>
     </w:p>
@@ -1310,6 +2223,11 @@
       </w:r>
     </w:p>
     <w:p>
+      <w:r>
+        <w:t>Move from recall to tracing, diagnosis and transfer in Integration tests and fixtures. Explain why each step is justified.</w:t>
+      </w:r>
+    </w:p>
+    <w:p>
       <w:pPr>
         <w:pStyle w:val="Heading3"/>
       </w:pPr>
@@ -1318,18 +2236,83 @@
       </w:r>
     </w:p>
     <w:p>
-      <w:r>
-        <w:t>Explain the weekly mechanism in your own words. Use the worked scenario to name its input, decision rule and output.</w:t>
-      </w:r>
-    </w:p>
-    <w:p>
-      <w:r>
+      <w:pPr>
+        <w:spacing w:line="336" w:lineRule="auto" w:after="180"/>
+      </w:pPr>
+      <w:r>
+        <w:rPr>
+          <w:b w:val="0"/>
+        </w:rPr>
+        <w:t xml:space="preserve">Explain the weekly </w:t>
+      </w:r>
+      <w:r>
+        <w:rPr>
+          <w:b/>
+        </w:rPr>
+        <w:t>mechanism</w:t>
+      </w:r>
+      <w:r>
+        <w:rPr>
+          <w:b w:val="0"/>
+        </w:rPr>
+        <w:t xml:space="preserve"> in your own words. Use the worked scenario to name its </w:t>
+      </w:r>
+      <w:r>
+        <w:rPr>
+          <w:b/>
+        </w:rPr>
+        <w:t>input</w:t>
+      </w:r>
+      <w:r>
+        <w:rPr>
+          <w:b w:val="0"/>
+        </w:rPr>
+        <w:t xml:space="preserve">, decision rule and </w:t>
+      </w:r>
+      <w:r>
+        <w:rPr>
+          <w:b/>
+        </w:rPr>
+        <w:t>output</w:t>
+      </w:r>
+      <w:r>
+        <w:rPr>
+          <w:b w:val="0"/>
+        </w:rPr>
+        <w:t>.</w:t>
+      </w:r>
+    </w:p>
+    <w:p>
+      <w:pPr>
+        <w:spacing w:line="336" w:lineRule="auto" w:after="180"/>
+      </w:pPr>
+      <w:r>
+        <w:rPr>
+          <w:b w:val="0"/>
+        </w:rPr>
         <w:t>A report omits this qualification: A mock verifies declared interactions, not real provider availability or all runtime limits. Explain how omitting it could change a reader's interpretation, and write an accurate replacement.</w:t>
       </w:r>
     </w:p>
     <w:p>
-      <w:r>
-        <w:t>For the worked scenario, propose one additional case that could reveal a failure, describe its expected outcome before running it, and explain what would need to remain fixed for a fair comparison. Do not reuse W4 as a new final test after receiving feedback.</w:t>
+      <w:pPr>
+        <w:spacing w:line="336" w:lineRule="auto" w:after="180"/>
+      </w:pPr>
+      <w:r>
+        <w:rPr>
+          <w:b w:val="0"/>
+        </w:rPr>
+        <w:t>For the worked scenario, propose one additional case that could reveal a failure, describe its expected outcome before running it, and explain what would need to remain fixed for a fair comparison.</w:t>
+      </w:r>
+    </w:p>
+    <w:p>
+      <w:pPr>
+        <w:spacing w:line="336" w:lineRule="auto" w:after="180"/>
+      </w:pPr>
+      <w:r>
+        <w:rPr>
+          <w:b w:val="0"/>
+        </w:rPr>
+        <w:t>Do not reuse W4 as a new final test after receiving feedback.</w:t>
       </w:r>
     </w:p>
     <w:p>
@@ -1375,7 +2358,125 @@
     </w:p>
     <w:p>
       <w:r>
-        <w:t>Add a labelled integration tests and fixtures evidence sheet to Grounded Learning Service. Show how you can explain the mechanism and terminology of integration tests and fixtures. Use the supplied fictional case and keep its inputs, intermediate steps, calculation or prediction, and limitation. Connect this record to last week’s record; a matching answer without a trace is insufficient.</w:t>
+        <w:t>Apply this week’s idea to Grounded Learning Service. Keep an annotated decision and the evidence supporting it.</w:t>
+      </w:r>
+    </w:p>
+    <w:p>
+      <w:pPr>
+        <w:spacing w:line="336" w:lineRule="auto" w:after="180"/>
+      </w:pPr>
+      <w:r>
+        <w:rPr>
+          <w:b w:val="0"/>
+        </w:rPr>
+        <w:t xml:space="preserve">Add a labelled </w:t>
+      </w:r>
+      <w:r>
+        <w:rPr>
+          <w:b/>
+        </w:rPr>
+        <w:t>integration test</w:t>
+      </w:r>
+      <w:r>
+        <w:rPr>
+          <w:b w:val="0"/>
+        </w:rPr>
+        <w:t xml:space="preserve">s and </w:t>
+      </w:r>
+      <w:r>
+        <w:rPr>
+          <w:b/>
+        </w:rPr>
+        <w:t>fixture</w:t>
+      </w:r>
+      <w:r>
+        <w:rPr>
+          <w:b w:val="0"/>
+        </w:rPr>
+        <w:t xml:space="preserve">s </w:t>
+      </w:r>
+      <w:r>
+        <w:rPr>
+          <w:b/>
+        </w:rPr>
+        <w:t>evidence</w:t>
+      </w:r>
+      <w:r>
+        <w:rPr>
+          <w:b w:val="0"/>
+        </w:rPr>
+        <w:t xml:space="preserve"> sheet to Grounded Learning Service. Show how you can explain the </w:t>
+      </w:r>
+      <w:r>
+        <w:rPr>
+          <w:b/>
+        </w:rPr>
+        <w:t>mechanism</w:t>
+      </w:r>
+      <w:r>
+        <w:rPr>
+          <w:b w:val="0"/>
+        </w:rPr>
+        <w:t xml:space="preserve"> and terminology of </w:t>
+      </w:r>
+      <w:r>
+        <w:rPr>
+          <w:b/>
+        </w:rPr>
+        <w:t>integration test</w:t>
+      </w:r>
+      <w:r>
+        <w:rPr>
+          <w:b w:val="0"/>
+        </w:rPr>
+        <w:t xml:space="preserve">s and </w:t>
+      </w:r>
+      <w:r>
+        <w:rPr>
+          <w:b/>
+        </w:rPr>
+        <w:t>fixture</w:t>
+      </w:r>
+      <w:r>
+        <w:rPr>
+          <w:b w:val="0"/>
+        </w:rPr>
+        <w:t>s.</w:t>
+      </w:r>
+    </w:p>
+    <w:p>
+      <w:pPr>
+        <w:spacing w:line="336" w:lineRule="auto" w:after="180"/>
+      </w:pPr>
+      <w:r>
+        <w:rPr>
+          <w:b w:val="0"/>
+        </w:rPr>
+        <w:t xml:space="preserve">Use the supplied fictional case and keep its </w:t>
+      </w:r>
+      <w:r>
+        <w:rPr>
+          <w:b/>
+        </w:rPr>
+        <w:t>input</w:t>
+      </w:r>
+      <w:r>
+        <w:rPr>
+          <w:b w:val="0"/>
+        </w:rPr>
+        <w:t xml:space="preserve">s, intermediate steps, calculation or </w:t>
+      </w:r>
+      <w:r>
+        <w:rPr>
+          <w:b/>
+        </w:rPr>
+        <w:t>prediction</w:t>
+      </w:r>
+      <w:r>
+        <w:rPr>
+          <w:b w:val="0"/>
+        </w:rPr>
+        <w:t>, and limitation. Connect this record to last week’s record; a matching answer without a trace is insufficient.</w:t>
       </w:r>
     </w:p>
     <w:tbl>
@@ -1503,8 +2604,26 @@
       </w:r>
     </w:p>
     <w:p>
-      <w:r>
-        <w:t>For the Grounded Learning Service, retain an annotated trace and the changed-case result. Name the contract or evidence that makes the deciding step valid, so another team can review it.</w:t>
+      <w:pPr>
+        <w:spacing w:line="336" w:lineRule="auto" w:after="180"/>
+      </w:pPr>
+      <w:r>
+        <w:rPr>
+          <w:b w:val="0"/>
+        </w:rPr>
+        <w:t xml:space="preserve">For the Grounded Learning Service, retain an annotated trace and the changed-case result. Name the contract or </w:t>
+      </w:r>
+      <w:r>
+        <w:rPr>
+          <w:b/>
+        </w:rPr>
+        <w:t>evidence</w:t>
+      </w:r>
+      <w:r>
+        <w:rPr>
+          <w:b w:val="0"/>
+        </w:rPr>
+        <w:t xml:space="preserve"> that makes the deciding step valid, so another team can review it.</w:t>
       </w:r>
     </w:p>
     <w:p>
@@ -1517,7 +2636,29 @@
     </w:p>
     <w:p>
       <w:r>
-        <w:t>Complete the supported workbook tasks before attempting W4 independently. Record any hints or help used. After feedback, use the teacher's fresh retry rather than copying the earlier answer. For a project, select a relevant new case, predict the outcome from the declared rule and preserve the result alongside any revision.</w:t>
+        <w:t>Use a genuinely new case for independent evidence. Previously discussed examples remain practice; use the separately named independent case before feedback.</w:t>
+      </w:r>
+    </w:p>
+    <w:p>
+      <w:pPr>
+        <w:spacing w:line="336" w:lineRule="auto" w:after="180"/>
+      </w:pPr>
+      <w:r>
+        <w:rPr>
+          <w:b w:val="0"/>
+        </w:rPr>
+        <w:t>Complete the supported workbook tasks before attempting W4 independently. Record any hints or help used. After feedback, use the teacher's fresh retry rather than copying the earlier answer.</w:t>
+      </w:r>
+    </w:p>
+    <w:p>
+      <w:pPr>
+        <w:spacing w:line="336" w:lineRule="auto" w:after="180"/>
+      </w:pPr>
+      <w:r>
+        <w:rPr>
+          <w:b w:val="0"/>
+        </w:rPr>
+        <w:t>For a project, select a relevant new case, predict the outcome from the declared rule and preserve the result alongside any revision.</w:t>
       </w:r>
     </w:p>
     <w:p>
@@ -1554,8 +2695,25 @@
       </w:r>
     </w:p>
     <w:p>
-      <w:r>
-        <w:t>For the worked scenario, propose one additional case that could reveal a failure, describe its expected outcome before running it, and explain what would need to remain fixed for a fair comparison. Do not reuse W4 as a new final test after receiving feedback.</w:t>
+      <w:pPr>
+        <w:spacing w:line="336" w:lineRule="auto" w:after="180"/>
+      </w:pPr>
+      <w:r>
+        <w:rPr>
+          <w:b w:val="0"/>
+        </w:rPr>
+        <w:t>For the worked scenario, propose one additional case that could reveal a failure, describe its expected outcome before running it, and explain what would need to remain fixed for a fair comparison.</w:t>
+      </w:r>
+    </w:p>
+    <w:p>
+      <w:pPr>
+        <w:spacing w:line="336" w:lineRule="auto" w:after="180"/>
+      </w:pPr>
+      <w:r>
+        <w:rPr>
+          <w:b w:val="0"/>
+        </w:rPr>
+        <w:t>Do not reuse W4 as a new final test after receiving feedback.</w:t>
       </w:r>
     </w:p>
     <w:p>
@@ -1592,6 +2750,11 @@
       </w:pPr>
       <w:r>
         <w:t>13. Study a complete case</w:t>
+      </w:r>
+    </w:p>
+    <w:p>
+      <w:r>
+        <w:t>Revisit the complete Integration tests and fixtures case for supported practice. Repeated examples do not become fresh assessments.</w:t>
       </w:r>
     </w:p>
     <w:p>
@@ -1695,8 +2858,26 @@
       </w:r>
     </w:p>
     <w:p>
-      <w:r>
-        <w:t>Follow the input through the stated procedure to its result. Cover the result first, predict it, then explain every intermediate step. The text/table accompanies the figure so the example can be read without colour.</w:t>
+      <w:pPr>
+        <w:spacing w:line="336" w:lineRule="auto" w:after="180"/>
+      </w:pPr>
+      <w:r>
+        <w:rPr>
+          <w:b w:val="0"/>
+        </w:rPr>
+        <w:t xml:space="preserve">Follow the </w:t>
+      </w:r>
+      <w:r>
+        <w:rPr>
+          <w:b/>
+        </w:rPr>
+        <w:t>input</w:t>
+      </w:r>
+      <w:r>
+        <w:rPr>
+          <w:b w:val="0"/>
+        </w:rPr>
+        <w:t xml:space="preserve"> through the stated procedure to its result. Cover the result first, predict it, then explain every intermediate step. The text/table accompanies the figure so the example can be read without colour.</w:t>
       </w:r>
     </w:p>
     <w:p>
@@ -1746,6 +2927,11 @@
       </w:r>
     </w:p>
     <w:p>
+      <w:r>
+        <w:t>Attempt the reserved new case before feedback. Record support; the earlier examples below remain additional practice.</w:t>
+      </w:r>
+    </w:p>
+    <w:p>
       <w:pPr>
         <w:pStyle w:val="Heading3"/>
       </w:pPr>
@@ -1754,7 +2940,13 @@
       </w:r>
     </w:p>
     <w:p>
-      <w:r>
+      <w:pPr>
+        <w:spacing w:line="336" w:lineRule="auto" w:after="180"/>
+      </w:pPr>
+      <w:r>
+        <w:rPr>
+          <w:b w:val="0"/>
+        </w:rPr>
         <w:t>Valid student lookup gets not-found from storage. Generator invents a capacity and final response appears supported. Locate failures.</w:t>
       </w:r>
     </w:p>
@@ -1802,7 +2994,13 @@
       </w:r>
     </w:p>
     <w:p>
-      <w:r>
+      <w:pPr>
+        <w:spacing w:line="336" w:lineRule="auto" w:after="180"/>
+      </w:pPr>
+      <w:r>
+        <w:rPr>
+          <w:b w:val="0"/>
+        </w:rPr>
         <w:t>Attempt this case before feedback. Record any help. Earlier examples below are further practice; a case already practised with feedback cannot establish fresh transfer.</w:t>
       </w:r>
     </w:p>
@@ -1815,7 +3013,13 @@
       </w:r>
     </w:p>
     <w:p>
-      <w:r>
+      <w:pPr>
+        <w:spacing w:line="336" w:lineRule="auto" w:after="180"/>
+      </w:pPr>
+      <w:r>
+        <w:rPr>
+          <w:b w:val="0"/>
+        </w:rPr>
         <w:t>Valid student lookup gets not-found from storage. Generator invents a capacity and final response appears supported. Locate failures.</w:t>
       </w:r>
     </w:p>
@@ -1868,7 +3072,13 @@
       </w:r>
     </w:p>
     <w:p>
-      <w:r>
+      <w:pPr>
+        <w:spacing w:line="336" w:lineRule="auto" w:after="180"/>
+      </w:pPr>
+      <w:r>
+        <w:rPr>
+          <w:b w:val="0"/>
+        </w:rPr>
         <w:t>Record support used: none, hint or teacher explanation. After feedback, a different case is needed to demonstrate independence.</w:t>
       </w:r>
     </w:p>
@@ -1881,8 +3091,25 @@
       </w:r>
     </w:p>
     <w:p>
-      <w:r>
-        <w:t>Attempt the independent case before hints. Record whether you worked alone, used a hint or followed a model. After feedback, fix the first unsupported step and explain why it changed. A later check uses a changed case, not a copied answer.</w:t>
+      <w:pPr>
+        <w:spacing w:line="336" w:lineRule="auto" w:after="180"/>
+      </w:pPr>
+      <w:r>
+        <w:rPr>
+          <w:b w:val="0"/>
+        </w:rPr>
+        <w:t>Attempt the independent case before hints. Record whether you worked alone, used a hint or followed a model. After feedback, fix the first unsupported step and explain why it changed.</w:t>
+      </w:r>
+    </w:p>
+    <w:p>
+      <w:pPr>
+        <w:spacing w:line="336" w:lineRule="auto" w:after="180"/>
+      </w:pPr>
+      <w:r>
+        <w:rPr>
+          <w:b w:val="0"/>
+        </w:rPr>
+        <w:t>A later check uses a changed case, not a copied answer.</w:t>
       </w:r>
     </w:p>
     <w:p>
@@ -1895,7 +3122,30 @@
     </w:p>
     <w:p>
       <w:r>
-        <w:t>Start with this question: Catch a wrong adapter connection. A service reads a fake catalogue fixture and answers a request for item N.</w:t>
+        <w:t>Use this map to navigate Integration tests and fixtures, connect the goals to tasks and keep one evidence record for each attempt.</w:t>
+      </w:r>
+    </w:p>
+    <w:p>
+      <w:pPr>
+        <w:spacing w:line="336" w:lineRule="auto" w:after="180"/>
+      </w:pPr>
+      <w:r>
+        <w:rPr>
+          <w:b w:val="0"/>
+        </w:rPr>
+        <w:t xml:space="preserve">Start with this question: Catch a wrong adapter connection. A service reads a fake catalogue </w:t>
+      </w:r>
+      <w:r>
+        <w:rPr>
+          <w:b/>
+        </w:rPr>
+        <w:t>fixture</w:t>
+      </w:r>
+      <w:r>
+        <w:rPr>
+          <w:b w:val="0"/>
+        </w:rPr>
+        <w:t xml:space="preserve"> and answers a request for item N.</w:t>
       </w:r>
     </w:p>
     <w:tbl>
@@ -2001,13 +3251,61 @@
       </w:tr>
     </w:tbl>
     <w:p>
-      <w:r>
-        <w:t>Remember → watch and explain → try with help → investigate → try independently → keep project evidence. Your teacher may spread this lesson across several classes.</w:t>
-      </w:r>
-    </w:p>
-    <w:p>
-      <w:r>
-        <w:t>Keep your first prediction. Compare it with what the evidence shows and explain any change.</w:t>
+      <w:pPr>
+        <w:spacing w:line="336" w:lineRule="auto" w:after="180"/>
+      </w:pPr>
+      <w:r>
+        <w:rPr>
+          <w:b w:val="0"/>
+        </w:rPr>
+        <w:t xml:space="preserve">Remember → watch and explain → try with help → investigate → try independently → keep project </w:t>
+      </w:r>
+      <w:r>
+        <w:rPr>
+          <w:b/>
+        </w:rPr>
+        <w:t>evidence</w:t>
+      </w:r>
+      <w:r>
+        <w:rPr>
+          <w:b w:val="0"/>
+        </w:rPr>
+        <w:t>. Your teacher may spread this lesson across several classes.</w:t>
+      </w:r>
+    </w:p>
+    <w:p>
+      <w:pPr>
+        <w:spacing w:line="336" w:lineRule="auto" w:after="180"/>
+      </w:pPr>
+      <w:r>
+        <w:rPr>
+          <w:b w:val="0"/>
+        </w:rPr>
+        <w:t xml:space="preserve">Keep your first </w:t>
+      </w:r>
+      <w:r>
+        <w:rPr>
+          <w:b/>
+        </w:rPr>
+        <w:t>prediction</w:t>
+      </w:r>
+      <w:r>
+        <w:rPr>
+          <w:b w:val="0"/>
+        </w:rPr>
+        <w:t xml:space="preserve">. Compare it with what the </w:t>
+      </w:r>
+      <w:r>
+        <w:rPr>
+          <w:b/>
+        </w:rPr>
+        <w:t>evidence</w:t>
+      </w:r>
+      <w:r>
+        <w:rPr>
+          <w:b w:val="0"/>
+        </w:rPr>
+        <w:t xml:space="preserve"> shows and explain any change.</w:t>
       </w:r>
     </w:p>
     <w:p>
@@ -2020,7 +3318,54 @@
     </w:p>
     <w:p>
       <w:r>
-        <w:t>Close your notes. Explain this goal in your own words: Explain the mechanism and terminology of integration tests and fixtures</w:t>
+        <w:t>Explain Integration tests and fixtures without notes, identify a remaining question and plan a later check with a changed case.</w:t>
+      </w:r>
+    </w:p>
+    <w:p>
+      <w:pPr>
+        <w:spacing w:line="336" w:lineRule="auto" w:after="180"/>
+      </w:pPr>
+      <w:r>
+        <w:rPr>
+          <w:b w:val="0"/>
+        </w:rPr>
+        <w:t xml:space="preserve">Close your notes. Explain this goal in your own words: Explain the </w:t>
+      </w:r>
+      <w:r>
+        <w:rPr>
+          <w:b/>
+        </w:rPr>
+        <w:t>mechanism</w:t>
+      </w:r>
+      <w:r>
+        <w:rPr>
+          <w:b w:val="0"/>
+        </w:rPr>
+        <w:t xml:space="preserve"> and terminology of </w:t>
+      </w:r>
+      <w:r>
+        <w:rPr>
+          <w:b/>
+        </w:rPr>
+        <w:t>integration test</w:t>
+      </w:r>
+      <w:r>
+        <w:rPr>
+          <w:b w:val="0"/>
+        </w:rPr>
+        <w:t xml:space="preserve">s and </w:t>
+      </w:r>
+      <w:r>
+        <w:rPr>
+          <w:b/>
+        </w:rPr>
+        <w:t>fixture</w:t>
+      </w:r>
+      <w:r>
+        <w:rPr>
+          <w:b w:val="0"/>
+        </w:rPr>
+        <w:t>s</w:t>
       </w:r>
     </w:p>
     <w:p>
@@ -2057,13 +3402,61 @@
       </w:r>
     </w:p>
     <w:p>
-      <w:r>
-        <w:t>If you are unsure, return to the worked picture and explain one arrow. If you are ready, change an input or assumption and justify your prediction.</w:t>
-      </w:r>
-    </w:p>
-    <w:p>
-      <w:r>
-        <w:t>Save your workbook evidence. At the next review, try a different case before opening your old answer.</w:t>
+      <w:pPr>
+        <w:spacing w:line="336" w:lineRule="auto" w:after="180"/>
+      </w:pPr>
+      <w:r>
+        <w:rPr>
+          <w:b w:val="0"/>
+        </w:rPr>
+        <w:t xml:space="preserve">If you are unsure, return to the worked picture and explain one arrow. If you are ready, change an </w:t>
+      </w:r>
+      <w:r>
+        <w:rPr>
+          <w:b/>
+        </w:rPr>
+        <w:t>input</w:t>
+      </w:r>
+      <w:r>
+        <w:rPr>
+          <w:b w:val="0"/>
+        </w:rPr>
+        <w:t xml:space="preserve"> or assumption and justify your </w:t>
+      </w:r>
+      <w:r>
+        <w:rPr>
+          <w:b/>
+        </w:rPr>
+        <w:t>prediction</w:t>
+      </w:r>
+      <w:r>
+        <w:rPr>
+          <w:b w:val="0"/>
+        </w:rPr>
+        <w:t>.</w:t>
+      </w:r>
+    </w:p>
+    <w:p>
+      <w:pPr>
+        <w:spacing w:line="336" w:lineRule="auto" w:after="180"/>
+      </w:pPr>
+      <w:r>
+        <w:rPr>
+          <w:b w:val="0"/>
+        </w:rPr>
+        <w:t xml:space="preserve">Save your workbook </w:t>
+      </w:r>
+      <w:r>
+        <w:rPr>
+          <w:b/>
+        </w:rPr>
+        <w:t>evidence</w:t>
+      </w:r>
+      <w:r>
+        <w:rPr>
+          <w:b w:val="0"/>
+        </w:rPr>
+        <w:t>. At the next review, try a different case before opening your old answer.</w:t>
       </w:r>
     </w:p>
     <w:p>
@@ -2076,12 +3469,41 @@
     </w:p>
     <w:p>
       <w:r>
+        <w:t>Attempt supported questions before using hints or feedback. Review a missing building block, then keep the completed work.</w:t>
+      </w:r>
+    </w:p>
+    <w:p>
+      <w:pPr>
+        <w:spacing w:line="336" w:lineRule="auto" w:after="180"/>
+      </w:pPr>
+      <w:r>
+        <w:rPr>
+          <w:b w:val="0"/>
+        </w:rPr>
         <w:t>Use this supported practice once, in the browser or on paper. Keep the reserved independent assessment for a separate first attempt before teacher feedback.</w:t>
       </w:r>
     </w:p>
     <w:p>
-      <w:r>
-        <w:t>Catch a wrong adapter connection. A service reads a fake catalogue fixture and answers a request for item N.</w:t>
+      <w:pPr>
+        <w:spacing w:line="336" w:lineRule="auto" w:after="180"/>
+      </w:pPr>
+      <w:r>
+        <w:rPr>
+          <w:b w:val="0"/>
+        </w:rPr>
+        <w:t xml:space="preserve">Catch a wrong adapter connection. A service reads a fake catalogue </w:t>
+      </w:r>
+      <w:r>
+        <w:rPr>
+          <w:b/>
+        </w:rPr>
+        <w:t>fixture</w:t>
+      </w:r>
+      <w:r>
+        <w:rPr>
+          <w:b w:val="0"/>
+        </w:rPr>
+        <w:t xml:space="preserve"> and answers a request for item N.</w:t>
       </w:r>
     </w:p>
     <w:p>
@@ -2093,22 +3515,55 @@
       </w:r>
     </w:p>
     <w:p>
-      <w:r>
+      <w:pPr>
+        <w:spacing w:line="336" w:lineRule="auto" w:after="180"/>
+      </w:pPr>
+      <w:r>
+        <w:rPr>
+          <w:b w:val="0"/>
+        </w:rPr>
         <w:t>Which labelled step matches this detail? The returned item should be notebook with source N.</w:t>
       </w:r>
     </w:p>
     <w:p>
-      <w:r>
-        <w:t>1. Load fixture</w:t>
-      </w:r>
-    </w:p>
-    <w:p>
-      <w:r>
+      <w:pPr>
+        <w:spacing w:line="336" w:lineRule="auto" w:after="180"/>
+        <w:shd w:fill="F4F9FC"/>
+      </w:pPr>
+      <w:r>
+        <w:rPr>
+          <w:b w:val="0"/>
+        </w:rPr>
+        <w:t xml:space="preserve">1. Load </w:t>
+      </w:r>
+      <w:r>
+        <w:rPr>
+          <w:b/>
+        </w:rPr>
+        <w:t>fixture</w:t>
+      </w:r>
+    </w:p>
+    <w:p>
+      <w:pPr>
+        <w:spacing w:line="336" w:lineRule="auto" w:after="180"/>
+        <w:shd w:fill="F4F9FC"/>
+      </w:pPr>
+      <w:r>
+        <w:rPr>
+          <w:b w:val="0"/>
+        </w:rPr>
         <w:t>2. Follow identifier</w:t>
       </w:r>
     </w:p>
     <w:p>
-      <w:r>
+      <w:pPr>
+        <w:spacing w:line="336" w:lineRule="auto" w:after="180"/>
+        <w:shd w:fill="F4F9FC"/>
+      </w:pPr>
+      <w:r>
+        <w:rPr>
+          <w:b w:val="0"/>
+        </w:rPr>
         <w:t>3. Check full reply</w:t>
       </w:r>
     </w:p>
@@ -2146,40 +3601,154 @@
       </w:r>
     </w:p>
     <w:p>
-      <w:r>
+      <w:pPr>
+        <w:pStyle w:val="Heading3"/>
+      </w:pPr>
+      <w:r>
+        <w:t>Hint · try first</w:t>
+      </w:r>
+    </w:p>
+    <w:p>
+      <w:pPr>
+        <w:spacing w:line="336" w:lineRule="auto" w:after="180"/>
+        <w:shd w:fill="F1F6F8"/>
+      </w:pPr>
+      <w:r>
+        <w:rPr>
+          <w:b w:val="0"/>
+        </w:rPr>
         <w:t>Hint if needed: Read the steps in the pictorial case. Match the supplied detail to the stage that performs or records it.</w:t>
       </w:r>
     </w:p>
     <w:p>
-      <w:r>
-        <w:t>After your attempt, compare with the supported explanation: Check full reply The returned item should be notebook with source N. Integration testing checks how components connect. Each component can work alone while their identifier exchange is wrong.</w:t>
-      </w:r>
-    </w:p>
-    <w:p>
       <w:pPr>
         <w:pStyle w:val="Heading3"/>
       </w:pPr>
       <w:r>
+        <w:t>Feedback · compare after trying</w:t>
+      </w:r>
+    </w:p>
+    <w:p>
+      <w:pPr>
+        <w:spacing w:line="336" w:lineRule="auto" w:after="180"/>
+        <w:shd w:fill="F1F6FC"/>
+      </w:pPr>
+      <w:r>
+        <w:rPr>
+          <w:b w:val="0"/>
+        </w:rPr>
+        <w:t xml:space="preserve">After your attempt, compare with the supported explanation: Check full reply The returned item should be notebook with source N. </w:t>
+      </w:r>
+      <w:r>
+        <w:rPr>
+          <w:b/>
+        </w:rPr>
+        <w:t>Integration test</w:t>
+      </w:r>
+      <w:r>
+        <w:rPr>
+          <w:b w:val="0"/>
+        </w:rPr>
+        <w:t>ing checks how components connect.</w:t>
+      </w:r>
+    </w:p>
+    <w:p>
+      <w:pPr>
+        <w:spacing w:line="336" w:lineRule="auto" w:after="180"/>
+        <w:shd w:fill="F1F6FC"/>
+      </w:pPr>
+      <w:r>
+        <w:rPr>
+          <w:b w:val="0"/>
+        </w:rPr>
+        <w:t>Each component can work alone while their identifier exchange is wrong.</w:t>
+      </w:r>
+    </w:p>
+    <w:p>
+      <w:pPr>
+        <w:pStyle w:val="Heading3"/>
+      </w:pPr>
+      <w:r>
         <w:t>Practice 2: explain the deciding evidence</w:t>
       </w:r>
     </w:p>
     <w:p>
-      <w:r>
+      <w:pPr>
+        <w:pStyle w:val="Heading3"/>
+      </w:pPr>
+      <w:r>
+        <w:t>Changed case · predict first</w:t>
+      </w:r>
+    </w:p>
+    <w:p>
+      <w:pPr>
+        <w:spacing w:line="336" w:lineRule="auto" w:after="180"/>
+        <w:shd w:fill="F5F1FB"/>
+      </w:pPr>
+      <w:r>
+        <w:rPr>
+          <w:b w:val="0"/>
+        </w:rPr>
         <w:t>Changed-case practice: The adapter returns M when N was requested. Which conclusion is supported by the supplied facts?</w:t>
       </w:r>
     </w:p>
     <w:p>
-      <w:r>
-        <w:t>1. This one example guarantees correct results for every future input.</w:t>
-      </w:r>
-    </w:p>
-    <w:p>
-      <w:r>
-        <w:t>2. We can decide the result without examining the changed input or the procedure.</w:t>
-      </w:r>
-    </w:p>
-    <w:p>
-      <w:r>
+      <w:pPr>
+        <w:spacing w:line="336" w:lineRule="auto" w:after="180"/>
+        <w:shd w:fill="F4F9FC"/>
+      </w:pPr>
+      <w:r>
+        <w:rPr>
+          <w:b w:val="0"/>
+        </w:rPr>
+        <w:t xml:space="preserve">1. This one example guarantees correct results for every future </w:t>
+      </w:r>
+      <w:r>
+        <w:rPr>
+          <w:b/>
+        </w:rPr>
+        <w:t>input</w:t>
+      </w:r>
+      <w:r>
+        <w:rPr>
+          <w:b w:val="0"/>
+        </w:rPr>
+        <w:t>.</w:t>
+      </w:r>
+    </w:p>
+    <w:p>
+      <w:pPr>
+        <w:spacing w:line="336" w:lineRule="auto" w:after="180"/>
+        <w:shd w:fill="F4F9FC"/>
+      </w:pPr>
+      <w:r>
+        <w:rPr>
+          <w:b w:val="0"/>
+        </w:rPr>
+        <w:t xml:space="preserve">2. We can decide the result without examining the changed </w:t>
+      </w:r>
+      <w:r>
+        <w:rPr>
+          <w:b/>
+        </w:rPr>
+        <w:t>input</w:t>
+      </w:r>
+      <w:r>
+        <w:rPr>
+          <w:b w:val="0"/>
+        </w:rPr>
+        <w:t xml:space="preserve"> or the procedure.</w:t>
+      </w:r>
+    </w:p>
+    <w:p>
+      <w:pPr>
+        <w:spacing w:line="336" w:lineRule="auto" w:after="180"/>
+        <w:shd w:fill="F4F9FC"/>
+      </w:pPr>
+      <w:r>
+        <w:rPr>
+          <w:b w:val="0"/>
+        </w:rPr>
         <w:t>3. Fail the integration check: map is the wrong item.</w:t>
       </w:r>
     </w:p>
@@ -2217,36 +3786,165 @@
       </w:r>
     </w:p>
     <w:p>
-      <w:r>
+      <w:pPr>
+        <w:pStyle w:val="Heading3"/>
+      </w:pPr>
+      <w:r>
+        <w:t>Hint · try first</w:t>
+      </w:r>
+    </w:p>
+    <w:p>
+      <w:pPr>
+        <w:spacing w:line="336" w:lineRule="auto" w:after="180"/>
+        <w:shd w:fill="F1F6F8"/>
+      </w:pPr>
+      <w:r>
+        <w:rPr>
+          <w:b w:val="0"/>
+        </w:rPr>
         <w:t>Hint if needed: Use the changed condition and the deciding step in the pictorial trace. The answer must say what follows from those facts.</w:t>
       </w:r>
     </w:p>
     <w:p>
-      <w:r>
-        <w:t>After your attempt, compare with the supported explanation: Fail the integration check: map is the wrong item. The request now reaches evidence for another identifier.</w:t>
-      </w:r>
-    </w:p>
-    <w:p>
       <w:pPr>
         <w:pStyle w:val="Heading3"/>
       </w:pPr>
       <w:r>
+        <w:t>Feedback · compare after trying</w:t>
+      </w:r>
+    </w:p>
+    <w:p>
+      <w:pPr>
+        <w:spacing w:line="336" w:lineRule="auto" w:after="180"/>
+        <w:shd w:fill="F1F6FC"/>
+      </w:pPr>
+      <w:r>
+        <w:rPr>
+          <w:b w:val="0"/>
+        </w:rPr>
+        <w:t xml:space="preserve">After your attempt, compare with the supported explanation: Fail the integration check: map is the wrong item. The request now reaches </w:t>
+      </w:r>
+      <w:r>
+        <w:rPr>
+          <w:b/>
+        </w:rPr>
+        <w:t>evidence</w:t>
+      </w:r>
+      <w:r>
+        <w:rPr>
+          <w:b w:val="0"/>
+        </w:rPr>
+        <w:t xml:space="preserve"> for another identifier.</w:t>
+      </w:r>
+    </w:p>
+    <w:p>
+      <w:pPr>
+        <w:pStyle w:val="Heading3"/>
+      </w:pPr>
+      <w:r>
         <w:t>Repair a missing building block</w:t>
       </w:r>
     </w:p>
     <w:p>
-      <w:r>
-        <w:t>Review Testing model-dependent behaviour (ai-6/8). Goal: Explain the mechanism and terminology of testing model-dependent behaviour. Short practice: Score "Friday in room B" and "Friday in room D" against both mandatory criteria. Would a correct 25-word response pass, and why?. Return to this week and explain what you changed.</w:t>
-      </w:r>
-    </w:p>
-    <w:p>
-      <w:r>
-        <w:t>Review Least privilege and tool scopes (ai-6/6). Goal: Explain the mechanism and terminology of least privilege and tool scopes. Short practice: Classify read S2, write S2 and read S5 as permitted or denied. Identify the operation or station mismatch for each denial, then reconsider after read S5 is added to trusted scope.. Return to this week and explain what you changed.</w:t>
-      </w:r>
-    </w:p>
-    <w:p>
-      <w:r>
-        <w:t>Review Typed contracts and schemas (ai-6/3). Goal: Explain the mechanism and terminology of typed contracts and schemas. Short practice: Compare A’s count 4 with B’s count "4". Which record passes, which gate rejects B, and why does changing A’s count to -1 create a different failure?. Return to this week and explain what you changed.</w:t>
+      <w:pPr>
+        <w:spacing w:line="336" w:lineRule="auto" w:after="180"/>
+      </w:pPr>
+      <w:r>
+        <w:rPr>
+          <w:b w:val="0"/>
+        </w:rPr>
+        <w:t xml:space="preserve">Review Testing model-dependent behaviour (ai-6/8). Goal: Explain the </w:t>
+      </w:r>
+      <w:r>
+        <w:rPr>
+          <w:b/>
+        </w:rPr>
+        <w:t>mechanism</w:t>
+      </w:r>
+      <w:r>
+        <w:rPr>
+          <w:b w:val="0"/>
+        </w:rPr>
+        <w:t xml:space="preserve"> and terminology of testing model-dependent behaviour.</w:t>
+      </w:r>
+    </w:p>
+    <w:p>
+      <w:pPr>
+        <w:spacing w:line="336" w:lineRule="auto" w:after="180"/>
+      </w:pPr>
+      <w:r>
+        <w:rPr>
+          <w:b w:val="0"/>
+        </w:rPr>
+        <w:t>Short practice: Score "Friday in room B" and "Friday in room D" against both mandatory criteria. Would a correct 25-word response pass, and why?. Return to this week and explain what you changed.</w:t>
+      </w:r>
+    </w:p>
+    <w:p>
+      <w:pPr>
+        <w:spacing w:line="336" w:lineRule="auto" w:after="180"/>
+      </w:pPr>
+      <w:r>
+        <w:rPr>
+          <w:b w:val="0"/>
+        </w:rPr>
+        <w:t xml:space="preserve">Review Least privilege and tool scopes (ai-6/6). Goal: Explain the </w:t>
+      </w:r>
+      <w:r>
+        <w:rPr>
+          <w:b/>
+        </w:rPr>
+        <w:t>mechanism</w:t>
+      </w:r>
+      <w:r>
+        <w:rPr>
+          <w:b w:val="0"/>
+        </w:rPr>
+        <w:t xml:space="preserve"> and terminology of least privilege and tool scopes. Short practice: Classify read S2, write S2 and read S5 as permitted or denied.</w:t>
+      </w:r>
+    </w:p>
+    <w:p>
+      <w:pPr>
+        <w:spacing w:line="336" w:lineRule="auto" w:after="180"/>
+      </w:pPr>
+      <w:r>
+        <w:rPr>
+          <w:b w:val="0"/>
+        </w:rPr>
+        <w:t>Identify the operation or station mismatch for each denial, then reconsider after read S5 is added to trusted scope.. Return to this week and explain what you changed.</w:t>
+      </w:r>
+    </w:p>
+    <w:p>
+      <w:pPr>
+        <w:spacing w:line="336" w:lineRule="auto" w:after="180"/>
+      </w:pPr>
+      <w:r>
+        <w:rPr>
+          <w:b w:val="0"/>
+        </w:rPr>
+        <w:t xml:space="preserve">Review Typed contracts and schemas (ai-6/3). Goal: Explain the </w:t>
+      </w:r>
+      <w:r>
+        <w:rPr>
+          <w:b/>
+        </w:rPr>
+        <w:t>mechanism</w:t>
+      </w:r>
+      <w:r>
+        <w:rPr>
+          <w:b w:val="0"/>
+        </w:rPr>
+        <w:t xml:space="preserve"> and terminology of typed contracts and schemas. Short practice: Compare A’s count 4 with B’s count "4".</w:t>
+      </w:r>
+    </w:p>
+    <w:p>
+      <w:pPr>
+        <w:spacing w:line="336" w:lineRule="auto" w:after="180"/>
+      </w:pPr>
+      <w:r>
+        <w:rPr>
+          <w:b w:val="0"/>
+        </w:rPr>
+        <w:t>Which record passes, which gate rejects B, and why does changing A’s count to -1 create a different failure?. Return to this week and explain what you changed.</w:t>
       </w:r>
     </w:p>
     <w:p>
@@ -2258,8 +3956,698 @@
       </w:r>
     </w:p>
     <w:p>
-      <w:r>
-        <w:t>Use Download completed work in the hosted lesson to export your answers, reflections, practice feedback and code-run evidence. Open the HTML copy to read or print it. Drafts stay in this browser when storage is available; clear drafts on a shared device.</w:t>
+      <w:pPr>
+        <w:spacing w:line="336" w:lineRule="auto" w:after="180"/>
+      </w:pPr>
+      <w:r>
+        <w:rPr>
+          <w:b w:val="0"/>
+        </w:rPr>
+        <w:t xml:space="preserve">Use Download completed work in the hosted lesson to export your answers, reflections, practice feedback and code-run </w:t>
+      </w:r>
+      <w:r>
+        <w:rPr>
+          <w:b/>
+        </w:rPr>
+        <w:t>evidence</w:t>
+      </w:r>
+      <w:r>
+        <w:rPr>
+          <w:b w:val="0"/>
+        </w:rPr>
+        <w:t>. Open the HTML copy to read or print it.</w:t>
+      </w:r>
+    </w:p>
+    <w:p>
+      <w:pPr>
+        <w:spacing w:line="336" w:lineRule="auto" w:after="180"/>
+      </w:pPr>
+      <w:r>
+        <w:rPr>
+          <w:b w:val="0"/>
+        </w:rPr>
+        <w:t>Drafts stay in this browser when storage is available; clear drafts on a shared device.</w:t>
+      </w:r>
+    </w:p>
+    <w:p>
+      <w:pPr>
+        <w:pStyle w:val="Heading1"/>
+      </w:pPr>
+      <w:r>
+        <w:t>18. Visual concept journey</w:t>
+      </w:r>
+    </w:p>
+    <w:p>
+      <w:r>
+        <w:t>Explain each Integration tests and fixtures graphic using its labels, deciding evidence and relevant limitation.</w:t>
+      </w:r>
+    </w:p>
+    <w:p>
+      <w:pPr>
+        <w:pStyle w:val="Heading3"/>
+      </w:pPr>
+      <w:r>
+        <w:t>01. Integration tests and fixtures: the case</w:t>
+      </w:r>
+    </w:p>
+    <w:p>
+      <w:r>
+        <w:drawing>
+          <wp:inline xmlns:a="http://schemas.openxmlformats.org/drawingml/2006/main" xmlns:pic="http://schemas.openxmlformats.org/drawingml/2006/picture">
+            <wp:extent cx="5486400" cy="2834640"/>
+            <wp:docPr id="2" name="Picture 2" descr="Catch a wrong adapter connection. A service reads a fake catalogue fixture and answers a request for item N. Supplied facts: Fixture M=&quot;map&quot;, N=&quot;notebook&quot;. No external network is involved."/>
+            <wp:cNvGraphicFramePr>
+              <a:graphicFrameLocks noChangeAspect="1"/>
+            </wp:cNvGraphicFramePr>
+            <a:graphic>
+              <a:graphicData uri="http://schemas.openxmlformats.org/drawingml/2006/picture">
+                <pic:pic>
+                  <pic:nvPicPr>
+                    <pic:cNvPr id="0" name="academy-story-ai-6-9-01.png"/>
+                    <pic:cNvPicPr/>
+                  </pic:nvPicPr>
+                  <pic:blipFill>
+                    <a:blip r:embed="rId10"/>
+                    <a:stretch>
+                      <a:fillRect/>
+                    </a:stretch>
+                  </pic:blipFill>
+                  <pic:spPr>
+                    <a:xfrm>
+                      <a:off x="0" y="0"/>
+                      <a:ext cx="5486400" cy="2834640"/>
+                    </a:xfrm>
+                    <a:prstGeom prst="rect"/>
+                  </pic:spPr>
+                </pic:pic>
+              </a:graphicData>
+            </a:graphic>
+          </wp:inline>
+        </w:drawing>
+      </w:r>
+    </w:p>
+    <w:p>
+      <w:pPr>
+        <w:spacing w:line="336" w:lineRule="auto" w:after="180"/>
+      </w:pPr>
+      <w:r>
+        <w:rPr>
+          <w:b w:val="0"/>
+        </w:rPr>
+        <w:t xml:space="preserve">Catch a wrong adapter connection. A service reads a fake catalogue </w:t>
+      </w:r>
+      <w:r>
+        <w:rPr>
+          <w:b/>
+        </w:rPr>
+        <w:t>fixture</w:t>
+      </w:r>
+      <w:r>
+        <w:rPr>
+          <w:b w:val="0"/>
+        </w:rPr>
+        <w:t xml:space="preserve"> and answers a request for item N. Supplied facts: </w:t>
+      </w:r>
+      <w:r>
+        <w:rPr>
+          <w:b/>
+        </w:rPr>
+        <w:t>Fixture</w:t>
+      </w:r>
+      <w:r>
+        <w:rPr>
+          <w:b w:val="0"/>
+        </w:rPr>
+        <w:t xml:space="preserve"> M="map", N="notebook". No external network is involved.</w:t>
+      </w:r>
+    </w:p>
+    <w:p>
+      <w:pPr>
+        <w:spacing w:line="336" w:lineRule="auto" w:after="180"/>
+        <w:shd w:fill="F5F1FB"/>
+      </w:pPr>
+      <w:r>
+        <w:rPr>
+          <w:b w:val="0"/>
+        </w:rPr>
+        <w:t>Point to the given fact that matters most. Explain why it matters.</w:t>
+      </w:r>
+    </w:p>
+    <w:p>
+      <w:pPr>
+        <w:pStyle w:val="Heading3"/>
+      </w:pPr>
+      <w:r>
+        <w:t>02. Follow the deciding steps</w:t>
+      </w:r>
+    </w:p>
+    <w:p>
+      <w:r>
+        <w:drawing>
+          <wp:inline xmlns:a="http://schemas.openxmlformats.org/drawingml/2006/main" xmlns:pic="http://schemas.openxmlformats.org/drawingml/2006/picture">
+            <wp:extent cx="5486400" cy="3182112"/>
+            <wp:docPr id="3" name="Picture 3" descr="Load fixture: The test supplies fixed records M and N. → Follow identifier: The application must request N from its adapter. → Check full reply: The returned item should be notebook with source N."/>
+            <wp:cNvGraphicFramePr>
+              <a:graphicFrameLocks noChangeAspect="1"/>
+            </wp:cNvGraphicFramePr>
+            <a:graphic>
+              <a:graphicData uri="http://schemas.openxmlformats.org/drawingml/2006/picture">
+                <pic:pic>
+                  <pic:nvPicPr>
+                    <pic:cNvPr id="0" name="academy-story-ai-6-9-02.png"/>
+                    <pic:cNvPicPr/>
+                  </pic:nvPicPr>
+                  <pic:blipFill>
+                    <a:blip r:embed="rId11"/>
+                    <a:stretch>
+                      <a:fillRect/>
+                    </a:stretch>
+                  </pic:blipFill>
+                  <pic:spPr>
+                    <a:xfrm>
+                      <a:off x="0" y="0"/>
+                      <a:ext cx="5486400" cy="3182112"/>
+                    </a:xfrm>
+                    <a:prstGeom prst="rect"/>
+                  </pic:spPr>
+                </pic:pic>
+              </a:graphicData>
+            </a:graphic>
+          </wp:inline>
+        </w:drawing>
+      </w:r>
+    </w:p>
+    <w:p>
+      <w:pPr>
+        <w:spacing w:line="336" w:lineRule="auto" w:after="180"/>
+      </w:pPr>
+      <w:r>
+        <w:rPr>
+          <w:b w:val="0"/>
+        </w:rPr>
+        <w:t xml:space="preserve">Load </w:t>
+      </w:r>
+      <w:r>
+        <w:rPr>
+          <w:b/>
+        </w:rPr>
+        <w:t>fixture</w:t>
+      </w:r>
+      <w:r>
+        <w:rPr>
+          <w:b w:val="0"/>
+        </w:rPr>
+        <w:t>: The test supplies fixed records M and N. → Follow identifier: The application must request N from its adapter. → Check full reply: The returned item should be notebook with source N.</w:t>
+      </w:r>
+    </w:p>
+    <w:p>
+      <w:pPr>
+        <w:spacing w:line="336" w:lineRule="auto" w:after="180"/>
+        <w:shd w:fill="F5F1FB"/>
+      </w:pPr>
+      <w:r>
+        <w:rPr>
+          <w:b w:val="0"/>
+        </w:rPr>
+        <w:t xml:space="preserve">Point to each numbered stage and explain which recorded </w:t>
+      </w:r>
+      <w:r>
+        <w:rPr>
+          <w:b/>
+        </w:rPr>
+        <w:t>input</w:t>
+      </w:r>
+      <w:r>
+        <w:rPr>
+          <w:b w:val="0"/>
+        </w:rPr>
+        <w:t xml:space="preserve"> it uses.</w:t>
+      </w:r>
+    </w:p>
+    <w:p>
+      <w:pPr>
+        <w:pStyle w:val="Heading3"/>
+      </w:pPr>
+      <w:r>
+        <w:t>03. Integration tests and fixtures — evidence trace</w:t>
+      </w:r>
+    </w:p>
+    <w:p>
+      <w:r>
+        <w:drawing>
+          <wp:inline xmlns:a="http://schemas.openxmlformats.org/drawingml/2006/main" xmlns:pic="http://schemas.openxmlformats.org/drawingml/2006/picture">
+            <wp:extent cx="5486400" cy="2996184"/>
+            <wp:docPr id="4" name="Picture 4" descr="Integration tests and fixtures — evidence trace. A student requests a teacher source; test response is denied, but a recorded lookup call read the teacher file. | Trace request validation, session permission, lookup and output validation together. Include absent sources and failing dependencies; verify that denied requests never invoke restricted lookup. | The test exposes a hidden boundary failure despite the denied final response. Assert both response and call trace; deny before lookup."/>
+            <wp:cNvGraphicFramePr>
+              <a:graphicFrameLocks noChangeAspect="1"/>
+            </wp:cNvGraphicFramePr>
+            <a:graphic>
+              <a:graphicData uri="http://schemas.openxmlformats.org/drawingml/2006/picture">
+                <pic:pic>
+                  <pic:nvPicPr>
+                    <pic:cNvPr id="0" name="academy-story-ai-6-9-03.png"/>
+                    <pic:cNvPicPr/>
+                  </pic:nvPicPr>
+                  <pic:blipFill>
+                    <a:blip r:embed="rId12"/>
+                    <a:stretch>
+                      <a:fillRect/>
+                    </a:stretch>
+                  </pic:blipFill>
+                  <pic:spPr>
+                    <a:xfrm>
+                      <a:off x="0" y="0"/>
+                      <a:ext cx="5486400" cy="2996184"/>
+                    </a:xfrm>
+                    <a:prstGeom prst="rect"/>
+                  </pic:spPr>
+                </pic:pic>
+              </a:graphicData>
+            </a:graphic>
+          </wp:inline>
+        </w:drawing>
+      </w:r>
+    </w:p>
+    <w:p>
+      <w:pPr>
+        <w:spacing w:line="336" w:lineRule="auto" w:after="180"/>
+      </w:pPr>
+      <w:r>
+        <w:rPr>
+          <w:b/>
+        </w:rPr>
+        <w:t>Integration test</w:t>
+      </w:r>
+      <w:r>
+        <w:rPr>
+          <w:b w:val="0"/>
+        </w:rPr>
+        <w:t xml:space="preserve">s and </w:t>
+      </w:r>
+      <w:r>
+        <w:rPr>
+          <w:b/>
+        </w:rPr>
+        <w:t>fixture</w:t>
+      </w:r>
+      <w:r>
+        <w:rPr>
+          <w:b w:val="0"/>
+        </w:rPr>
+        <w:t xml:space="preserve">s — </w:t>
+      </w:r>
+      <w:r>
+        <w:rPr>
+          <w:b/>
+        </w:rPr>
+        <w:t>evidence</w:t>
+      </w:r>
+      <w:r>
+        <w:rPr>
+          <w:b w:val="0"/>
+        </w:rPr>
+        <w:t xml:space="preserve"> trace.</w:t>
+      </w:r>
+    </w:p>
+    <w:p>
+      <w:pPr>
+        <w:spacing w:line="336" w:lineRule="auto" w:after="180"/>
+      </w:pPr>
+      <w:r>
+        <w:rPr>
+          <w:b w:val="0"/>
+        </w:rPr>
+        <w:t xml:space="preserve">A student requests a teacher source; test response is denied, but a recorded lookup call read the teacher file. | Trace request validation, session permission, lookup and </w:t>
+      </w:r>
+      <w:r>
+        <w:rPr>
+          <w:b/>
+        </w:rPr>
+        <w:t>output</w:t>
+      </w:r>
+      <w:r>
+        <w:rPr>
+          <w:b w:val="0"/>
+        </w:rPr>
+        <w:t xml:space="preserve"> validation together.</w:t>
+      </w:r>
+    </w:p>
+    <w:p>
+      <w:pPr>
+        <w:spacing w:line="336" w:lineRule="auto" w:after="180"/>
+      </w:pPr>
+      <w:r>
+        <w:rPr>
+          <w:b w:val="0"/>
+        </w:rPr>
+        <w:t>Include absent sources and failing dependencies; verify that denied requests never invoke restricted lookup. | The test exposes a hidden boundary failure despite the denied final response.</w:t>
+      </w:r>
+    </w:p>
+    <w:p>
+      <w:pPr>
+        <w:spacing w:line="336" w:lineRule="auto" w:after="180"/>
+      </w:pPr>
+      <w:r>
+        <w:rPr>
+          <w:b w:val="0"/>
+        </w:rPr>
+        <w:t xml:space="preserve">Assert both response and </w:t>
+      </w:r>
+      <w:r>
+        <w:rPr>
+          <w:b/>
+        </w:rPr>
+        <w:t>call trace</w:t>
+      </w:r>
+      <w:r>
+        <w:rPr>
+          <w:b w:val="0"/>
+        </w:rPr>
+        <w:t>; deny before lookup.</w:t>
+      </w:r>
+    </w:p>
+    <w:p>
+      <w:pPr>
+        <w:spacing w:line="336" w:lineRule="auto" w:after="180"/>
+        <w:shd w:fill="F5F1FB"/>
+      </w:pPr>
+      <w:r>
+        <w:rPr>
+          <w:b w:val="0"/>
+        </w:rPr>
+        <w:t>Read the labels and values. Explain the relationship the model shows.</w:t>
+      </w:r>
+    </w:p>
+    <w:p>
+      <w:pPr>
+        <w:pStyle w:val="Heading3"/>
+      </w:pPr>
+      <w:r>
+        <w:t>04. Change one thing. Trace what follows.</w:t>
+      </w:r>
+    </w:p>
+    <w:p>
+      <w:r>
+        <w:drawing>
+          <wp:inline xmlns:a="http://schemas.openxmlformats.org/drawingml/2006/main" xmlns:pic="http://schemas.openxmlformats.org/drawingml/2006/picture">
+            <wp:extent cx="5486400" cy="3026664"/>
+            <wp:docPr id="5" name="Picture 5" descr="Original case: The returned item should be notebook with source N. Changed condition: The adapter returns M when N was requested. Expected result: Fail the integration check: map is the wrong item. Reason: The request now reaches evidence for another identifier."/>
+            <wp:cNvGraphicFramePr>
+              <a:graphicFrameLocks noChangeAspect="1"/>
+            </wp:cNvGraphicFramePr>
+            <a:graphic>
+              <a:graphicData uri="http://schemas.openxmlformats.org/drawingml/2006/picture">
+                <pic:pic>
+                  <pic:nvPicPr>
+                    <pic:cNvPr id="0" name="academy-story-ai-6-9-04.png"/>
+                    <pic:cNvPicPr/>
+                  </pic:nvPicPr>
+                  <pic:blipFill>
+                    <a:blip r:embed="rId13"/>
+                    <a:stretch>
+                      <a:fillRect/>
+                    </a:stretch>
+                  </pic:blipFill>
+                  <pic:spPr>
+                    <a:xfrm>
+                      <a:off x="0" y="0"/>
+                      <a:ext cx="5486400" cy="3026664"/>
+                    </a:xfrm>
+                    <a:prstGeom prst="rect"/>
+                  </pic:spPr>
+                </pic:pic>
+              </a:graphicData>
+            </a:graphic>
+          </wp:inline>
+        </w:drawing>
+      </w:r>
+    </w:p>
+    <w:p>
+      <w:pPr>
+        <w:spacing w:line="336" w:lineRule="auto" w:after="180"/>
+      </w:pPr>
+      <w:r>
+        <w:rPr>
+          <w:b w:val="0"/>
+        </w:rPr>
+        <w:t>Original case: The returned item should be notebook with source N. Changed condition: The adapter returns M when N was requested. Expected result: Fail the integration check: map is the wrong item.</w:t>
+      </w:r>
+    </w:p>
+    <w:p>
+      <w:pPr>
+        <w:spacing w:line="336" w:lineRule="auto" w:after="180"/>
+      </w:pPr>
+      <w:r>
+        <w:rPr>
+          <w:b w:val="0"/>
+        </w:rPr>
+        <w:t xml:space="preserve">Reason: The request now reaches </w:t>
+      </w:r>
+      <w:r>
+        <w:rPr>
+          <w:b/>
+        </w:rPr>
+        <w:t>evidence</w:t>
+      </w:r>
+      <w:r>
+        <w:rPr>
+          <w:b w:val="0"/>
+        </w:rPr>
+        <w:t xml:space="preserve"> for another identifier.</w:t>
+      </w:r>
+    </w:p>
+    <w:p>
+      <w:pPr>
+        <w:spacing w:line="336" w:lineRule="auto" w:after="180"/>
+        <w:shd w:fill="F5F1FB"/>
+      </w:pPr>
+      <w:r>
+        <w:rPr>
+          <w:b w:val="0"/>
+        </w:rPr>
+        <w:t>Predict before checking the worked changed-case result. Name what changed and what the supplied facts allow you to conclude.</w:t>
+      </w:r>
+    </w:p>
+    <w:p>
+      <w:pPr>
+        <w:pStyle w:val="Heading3"/>
+      </w:pPr>
+      <w:r>
+        <w:t>05. Connect the explanation to its limit</w:t>
+      </w:r>
+    </w:p>
+    <w:p>
+      <w:r>
+        <w:drawing>
+          <wp:inline xmlns:a="http://schemas.openxmlformats.org/drawingml/2006/main" xmlns:pic="http://schemas.openxmlformats.org/drawingml/2006/picture">
+            <wp:extent cx="5486400" cy="2834640"/>
+            <wp:docPr id="6" name="Picture 6" descr="Integration testing checks how components connect. Each component can work alone while their identifier exchange is wrong. Limit: A controlled fixture does not prove a live catalogue behaves identically; also review live adapter contracts."/>
+            <wp:cNvGraphicFramePr>
+              <a:graphicFrameLocks noChangeAspect="1"/>
+            </wp:cNvGraphicFramePr>
+            <a:graphic>
+              <a:graphicData uri="http://schemas.openxmlformats.org/drawingml/2006/picture">
+                <pic:pic>
+                  <pic:nvPicPr>
+                    <pic:cNvPr id="0" name="academy-story-ai-6-9-05.png"/>
+                    <pic:cNvPicPr/>
+                  </pic:nvPicPr>
+                  <pic:blipFill>
+                    <a:blip r:embed="rId14"/>
+                    <a:stretch>
+                      <a:fillRect/>
+                    </a:stretch>
+                  </pic:blipFill>
+                  <pic:spPr>
+                    <a:xfrm>
+                      <a:off x="0" y="0"/>
+                      <a:ext cx="5486400" cy="2834640"/>
+                    </a:xfrm>
+                    <a:prstGeom prst="rect"/>
+                  </pic:spPr>
+                </pic:pic>
+              </a:graphicData>
+            </a:graphic>
+          </wp:inline>
+        </w:drawing>
+      </w:r>
+    </w:p>
+    <w:p>
+      <w:pPr>
+        <w:spacing w:line="336" w:lineRule="auto" w:after="180"/>
+      </w:pPr>
+      <w:r>
+        <w:rPr>
+          <w:b/>
+        </w:rPr>
+        <w:t>Integration test</w:t>
+      </w:r>
+      <w:r>
+        <w:rPr>
+          <w:b w:val="0"/>
+        </w:rPr>
+        <w:t>ing checks how components connect. Each component can work alone while their identifier exchange is wrong.</w:t>
+      </w:r>
+    </w:p>
+    <w:p>
+      <w:pPr>
+        <w:spacing w:line="336" w:lineRule="auto" w:after="180"/>
+      </w:pPr>
+      <w:r>
+        <w:rPr>
+          <w:b w:val="0"/>
+        </w:rPr>
+        <w:t xml:space="preserve">Limit: A controlled </w:t>
+      </w:r>
+      <w:r>
+        <w:rPr>
+          <w:b/>
+        </w:rPr>
+        <w:t>fixture</w:t>
+      </w:r>
+      <w:r>
+        <w:rPr>
+          <w:b w:val="0"/>
+        </w:rPr>
+        <w:t xml:space="preserve"> does not prove a live catalogue behaves identically; also review live adapter contracts.</w:t>
+      </w:r>
+    </w:p>
+    <w:p>
+      <w:pPr>
+        <w:spacing w:line="336" w:lineRule="auto" w:after="180"/>
+        <w:shd w:fill="F5F1FB"/>
+      </w:pPr>
+      <w:r>
+        <w:rPr>
+          <w:b w:val="0"/>
+        </w:rPr>
+        <w:t>Explain the case, then point to a limit on the claim.</w:t>
+      </w:r>
+    </w:p>
+    <w:p>
+      <w:pPr>
+        <w:pStyle w:val="Heading3"/>
+      </w:pPr>
+      <w:r>
+        <w:t>06. Make the idea visible in your project</w:t>
+      </w:r>
+    </w:p>
+    <w:p>
+      <w:r>
+        <w:drawing>
+          <wp:inline xmlns:a="http://schemas.openxmlformats.org/drawingml/2006/main" xmlns:pic="http://schemas.openxmlformats.org/drawingml/2006/picture">
+            <wp:extent cx="5486400" cy="3529584"/>
+            <wp:docPr id="7" name="Picture 7" descr="For the Grounded Learning Service, retain an annotated trace and the changed-case result. Name the contract or evidence that makes the deciding step valid, so another team can review it. Draw your input, deciding step, result and limit. Supported question: Follow request N through the fixture and adapter. Which source and item should appear in the reply, and what precisely fails when the adapter returns M?"/>
+            <wp:cNvGraphicFramePr>
+              <a:graphicFrameLocks noChangeAspect="1"/>
+            </wp:cNvGraphicFramePr>
+            <a:graphic>
+              <a:graphicData uri="http://schemas.openxmlformats.org/drawingml/2006/picture">
+                <pic:pic>
+                  <pic:nvPicPr>
+                    <pic:cNvPr id="0" name="academy-story-ai-6-9-06.png"/>
+                    <pic:cNvPicPr/>
+                  </pic:nvPicPr>
+                  <pic:blipFill>
+                    <a:blip r:embed="rId15"/>
+                    <a:stretch>
+                      <a:fillRect/>
+                    </a:stretch>
+                  </pic:blipFill>
+                  <pic:spPr>
+                    <a:xfrm>
+                      <a:off x="0" y="0"/>
+                      <a:ext cx="5486400" cy="3529584"/>
+                    </a:xfrm>
+                    <a:prstGeom prst="rect"/>
+                  </pic:spPr>
+                </pic:pic>
+              </a:graphicData>
+            </a:graphic>
+          </wp:inline>
+        </w:drawing>
+      </w:r>
+    </w:p>
+    <w:p>
+      <w:pPr>
+        <w:spacing w:line="336" w:lineRule="auto" w:after="180"/>
+      </w:pPr>
+      <w:r>
+        <w:rPr>
+          <w:b w:val="0"/>
+        </w:rPr>
+        <w:t xml:space="preserve">For the Grounded Learning Service, retain an annotated trace and the changed-case result. Name the contract or </w:t>
+      </w:r>
+      <w:r>
+        <w:rPr>
+          <w:b/>
+        </w:rPr>
+        <w:t>evidence</w:t>
+      </w:r>
+      <w:r>
+        <w:rPr>
+          <w:b w:val="0"/>
+        </w:rPr>
+        <w:t xml:space="preserve"> that makes the deciding step valid, so another team can review it.</w:t>
+      </w:r>
+    </w:p>
+    <w:p>
+      <w:pPr>
+        <w:spacing w:line="336" w:lineRule="auto" w:after="180"/>
+      </w:pPr>
+      <w:r>
+        <w:rPr>
+          <w:b w:val="0"/>
+        </w:rPr>
+        <w:t xml:space="preserve">Draw your </w:t>
+      </w:r>
+      <w:r>
+        <w:rPr>
+          <w:b/>
+        </w:rPr>
+        <w:t>input</w:t>
+      </w:r>
+      <w:r>
+        <w:rPr>
+          <w:b w:val="0"/>
+        </w:rPr>
+        <w:t xml:space="preserve">, deciding step, result and limit. Supported question: Follow request N through the </w:t>
+      </w:r>
+      <w:r>
+        <w:rPr>
+          <w:b/>
+        </w:rPr>
+        <w:t>fixture</w:t>
+      </w:r>
+      <w:r>
+        <w:rPr>
+          <w:b w:val="0"/>
+        </w:rPr>
+        <w:t xml:space="preserve"> and adapter. Which source and item should appear in the reply, and what precisely fails when the adapter returns M?</w:t>
+      </w:r>
+    </w:p>
+    <w:p>
+      <w:pPr>
+        <w:spacing w:line="336" w:lineRule="auto" w:after="180"/>
+        <w:shd w:fill="F5F1FB"/>
+      </w:pPr>
+      <w:r>
+        <w:rPr>
+          <w:b w:val="0"/>
+        </w:rPr>
+        <w:t xml:space="preserve">Draw your project trace and justify the deciding step using </w:t>
+      </w:r>
+      <w:r>
+        <w:rPr>
+          <w:b/>
+        </w:rPr>
+        <w:t>evidence</w:t>
+      </w:r>
+      <w:r>
+        <w:rPr>
+          <w:b w:val="0"/>
+        </w:rPr>
+        <w:t>.</w:t>
       </w:r>
     </w:p>
     <w:sectPr>

--- a/downloads/student/ai-6-week-09.docx
+++ b/downloads/student/ai-6-week-09.docx
@@ -25,12 +25,17 @@
         <w:pStyle w:val="Heading1"/>
       </w:pPr>
       <w:r>
-        <w:t>Before you start</w:t>
-      </w:r>
-    </w:p>
-    <w:p>
-      <w:r>
-        <w:t>Recall Testing model-dependent behaviour. Explain why a recorded result needs its input conditions and evidence source before it can support a claim.</w:t>
+        <w:t>Fix the fixture. Follow the calls. Check the whole interaction.</w:t>
+      </w:r>
+    </w:p>
+    <w:p>
+      <w:r>
+        <w:t>Test connected stages with controlled data, explicit failure paths and both result and adapter-call assertions.</w:t>
+      </w:r>
+    </w:p>
+    <w:p>
+      <w:r>
+        <w:t>Fixture contract → correct/faulty trace table → catalogue picture → integration assertions → executable audit → independent missing-evidence failure.</w:t>
       </w:r>
     </w:p>
     <w:p>
@@ -38,20 +43,20 @@
         <w:pStyle w:val="Heading1"/>
       </w:pPr>
       <w:r>
-        <w:t>01. Your mission</w:t>
-      </w:r>
-    </w:p>
-    <w:p>
-      <w:r>
-        <w:t>Start with the target: Explain the mechanism and terminology of integration tests and fixtures. Try the recall before opening notes.</w:t>
-      </w:r>
-    </w:p>
-    <w:p>
-      <w:pPr>
-        <w:pStyle w:val="Heading3"/>
-      </w:pPr>
-      <w:r>
-        <w:t>Your learning target</w:t>
+        <w:t>01. Test the connections as well as the final reply</w:t>
+      </w:r>
+    </w:p>
+    <w:p>
+      <w:r>
+        <w:t>A harmless-looking result can hide an incorrect internal call.</w:t>
+      </w:r>
+    </w:p>
+    <w:p>
+      <w:pPr>
+        <w:pStyle w:val="Heading2"/>
+      </w:pPr>
+      <w:r>
+        <w:t>Learning goals</w:t>
       </w:r>
     </w:p>
     <w:p>
@@ -125,10 +130,10 @@
     </w:p>
     <w:p>
       <w:pPr>
-        <w:pStyle w:val="Heading3"/>
-      </w:pPr>
-      <w:r>
-        <w:t>Remember before reading</w:t>
+        <w:pStyle w:val="Heading2"/>
+      </w:pPr>
+      <w:r>
+        <w:t>Retrieve component tests and behaviour rubrics</w:t>
       </w:r>
     </w:p>
     <w:p>
@@ -200,6 +205,112 @@
     </w:p>
     <w:p>
       <w:pPr>
+        <w:pStyle w:val="Heading2"/>
+      </w:pPr>
+      <w:r>
+        <w:t>Prerequisite and starting response</w:t>
+      </w:r>
+    </w:p>
+    <w:p>
+      <w:pPr>
+        <w:pStyle w:val="ListBullet"/>
+      </w:pPr>
+      <w:r>
+        <w:t>Recall Testing model-dependent behaviour. Explain why a recorded result needs its input conditions and evidence source before it can support a claim.</w:t>
+      </w:r>
+    </w:p>
+    <w:p>
+      <w:pPr>
+        <w:pStyle w:val="Heading3"/>
+      </w:pPr>
+      <w:r>
+        <w:t>My starting explanation</w:t>
+      </w:r>
+    </w:p>
+    <w:p>
+      <w:r>
+        <w:t>________________________________________________________________</w:t>
+      </w:r>
+    </w:p>
+    <w:p>
+      <w:r>
+        <w:t>________________________________________________________________</w:t>
+      </w:r>
+    </w:p>
+    <w:p>
+      <w:r>
+        <w:t>________________________________________________________________</w:t>
+      </w:r>
+    </w:p>
+    <w:p>
+      <w:pPr>
+        <w:pStyle w:val="Heading2"/>
+      </w:pPr>
+      <w:r>
+        <w:t>End goal</w:t>
+      </w:r>
+    </w:p>
+    <w:p>
+      <w:pPr>
+        <w:spacing w:line="336" w:lineRule="auto" w:after="180"/>
+      </w:pPr>
+      <w:r>
+        <w:rPr>
+          <w:b w:val="0"/>
+        </w:rPr>
+        <w:t xml:space="preserve">Explain </w:t>
+      </w:r>
+      <w:r>
+        <w:rPr>
+          <w:b/>
+        </w:rPr>
+        <w:t>integration test</w:t>
+      </w:r>
+      <w:r>
+        <w:rPr>
+          <w:b w:val="0"/>
+        </w:rPr>
+        <w:t xml:space="preserve">s and </w:t>
+      </w:r>
+      <w:r>
+        <w:rPr>
+          <w:b/>
+        </w:rPr>
+        <w:t>fixture</w:t>
+      </w:r>
+      <w:r>
+        <w:rPr>
+          <w:b w:val="0"/>
+        </w:rPr>
+        <w:t>s using the deciding step in this fictional service.</w:t>
+      </w:r>
+    </w:p>
+    <w:p>
+      <w:pPr>
+        <w:pStyle w:val="Heading2"/>
+      </w:pPr>
+      <w:r>
+        <w:t>Earlier wording, alternatives and picture transcripts · reference / check after trying</w:t>
+      </w:r>
+    </w:p>
+    <w:p>
+      <w:pPr>
+        <w:pStyle w:val="Heading3"/>
+      </w:pPr>
+      <w:r>
+        <w:t>Your learning target</w:t>
+      </w:r>
+    </w:p>
+    <w:p>
+      <w:pPr>
+        <w:pStyle w:val="Heading3"/>
+      </w:pPr>
+      <w:r>
+        <w:t>Remember before reading</w:t>
+      </w:r>
+    </w:p>
+    <w:p>
+      <w:pPr>
         <w:spacing w:line="336" w:lineRule="auto" w:after="180"/>
       </w:pPr>
       <w:r>
@@ -288,13 +399,90 @@
     </w:p>
     <w:p>
       <w:pPr>
+        <w:pStyle w:val="Heading3"/>
+      </w:pPr>
+      <w:r>
+        <w:t>This week’s end goal</w:t>
+      </w:r>
+    </w:p>
+    <w:p>
+      <w:pPr>
+        <w:pStyle w:val="Heading1"/>
+      </w:pPr>
+      <w:r>
+        <w:t>02. Control the inputs and observe component interactions</w:t>
+      </w:r>
+    </w:p>
+    <w:p>
+      <w:r>
+        <w:t>A fixture makes the test scenario explicit; it does not simulate every real-provider condition.</w:t>
+      </w:r>
+    </w:p>
+    <w:p>
+      <w:pPr>
+        <w:pStyle w:val="Heading2"/>
+      </w:pPr>
+      <w:r>
+        <w:t>Begin with the hidden-read example</w:t>
+      </w:r>
+    </w:p>
+    <w:p>
+      <w:pPr>
         <w:spacing w:line="336" w:lineRule="auto" w:after="180"/>
       </w:pPr>
       <w:r>
         <w:rPr>
           <w:b w:val="0"/>
         </w:rPr>
-        <w:t xml:space="preserve">Recall Testing model-dependent behaviour. Explain why a recorded result needs its </w:t>
+        <w:t>Imagine checking whether a student request is denied access to a teacher folder. Looking only at the returned word “denied” is insufficient if the system already opened that folder. An integration test connects the request validator, permission check, storage adapter and response checks, then records both the result and the calls that occurred.</w:t>
+      </w:r>
+    </w:p>
+    <w:p>
+      <w:pPr>
+        <w:spacing w:line="336" w:lineRule="auto" w:after="180"/>
+      </w:pPr>
+      <w:r>
+        <w:rPr>
+          <w:b w:val="0"/>
+        </w:rPr>
+        <w:t>A fixture supplies controlled records or a chosen dependency outcome so the test can repeat it.</w:t>
+      </w:r>
+    </w:p>
+    <w:p>
+      <w:pPr>
+        <w:pStyle w:val="Heading2"/>
+      </w:pPr>
+      <w:r>
+        <w:t>Define integration tests and fixtures</w:t>
+      </w:r>
+    </w:p>
+    <w:p>
+      <w:pPr>
+        <w:spacing w:line="336" w:lineRule="auto" w:after="180"/>
+      </w:pPr>
+      <w:r>
+        <w:rPr>
+          <w:b/>
+        </w:rPr>
+        <w:t>Integration test</w:t>
+      </w:r>
+      <w:r>
+        <w:rPr>
+          <w:b w:val="0"/>
+        </w:rPr>
+        <w:t xml:space="preserve">s exercise connected components and failure propagation. </w:t>
+      </w:r>
+      <w:r>
+        <w:rPr>
+          <w:b/>
+        </w:rPr>
+        <w:t>Fixture</w:t>
+      </w:r>
+      <w:r>
+        <w:rPr>
+          <w:b w:val="0"/>
+        </w:rPr>
+        <w:t xml:space="preserve">s supply controlled </w:t>
       </w:r>
       <w:r>
         <w:rPr>
@@ -306,50 +494,616 @@
         <w:rPr>
           <w:b w:val="0"/>
         </w:rPr>
-        <w:t xml:space="preserve"> conditions and </w:t>
+        <w:t xml:space="preserve"> records and mocked service outcomes.</w:t>
+      </w:r>
+    </w:p>
+    <w:p>
+      <w:pPr>
+        <w:pStyle w:val="Heading2"/>
+      </w:pPr>
+      <w:r>
+        <w:t>Complete local records and observation contract</w:t>
+      </w:r>
+    </w:p>
+    <w:tbl>
+      <w:tblPr>
+        <w:tblStyle w:val="LightShading-Accent1"/>
+        <w:tblW w:type="auto" w:w="0"/>
+        <w:tblLook w:firstColumn="1" w:firstRow="1" w:lastColumn="0" w:lastRow="0" w:noHBand="0" w:noVBand="1" w:val="04A0"/>
+      </w:tblPr>
+      <w:tblGrid>
+        <w:gridCol w:w="5112"/>
+        <w:gridCol w:w="5112"/>
+      </w:tblGrid>
+      <w:tr>
+        <w:trPr>
+          <w:tblHeader/>
+        </w:trPr>
+        <w:tc>
+          <w:tcPr>
+            <w:tcW w:type="dxa" w:w="5112"/>
+          </w:tcPr>
+          <w:p>
+            <w:r>
+              <w:t>Local fixture or contract</w:t>
+            </w:r>
+          </w:p>
+        </w:tc>
+        <w:tc>
+          <w:tcPr>
+            <w:tcW w:type="dxa" w:w="5112"/>
+          </w:tcPr>
+          <w:p>
+            <w:r>
+              <w:t>Supplied value</w:t>
+            </w:r>
+          </w:p>
+        </w:tc>
+      </w:tr>
+      <w:tr>
+        <w:tc>
+          <w:tcPr>
+            <w:tcW w:type="dxa" w:w="5112"/>
+          </w:tcPr>
+          <w:p>
+            <w:r>
+              <w:t>Access metadata</w:t>
+            </w:r>
+          </w:p>
+        </w:tc>
+        <w:tc>
+          <w:tcPr>
+            <w:tcW w:type="dxa" w:w="5112"/>
+          </w:tcPr>
+          <w:p>
+            <w:r>
+              <w:t>S is student-visible; T is teacher-only</w:t>
+            </w:r>
+          </w:p>
+        </w:tc>
+      </w:tr>
+      <w:tr>
+        <w:tc>
+          <w:tcPr>
+            <w:tcW w:type="dxa" w:w="5112"/>
+          </w:tcPr>
+          <w:p>
+            <w:r>
+              <w:t>Record S</w:t>
+            </w:r>
+          </w:p>
+        </w:tc>
+        <w:tc>
+          <w:tcPr>
+            <w:tcW w:type="dxa" w:w="5112"/>
+          </w:tcPr>
+          <w:p>
+            <w:r>
+              <w:t>source_id S, room_id B, capacity 12</w:t>
+            </w:r>
+          </w:p>
+        </w:tc>
+      </w:tr>
+      <w:tr>
+        <w:tc>
+          <w:tcPr>
+            <w:tcW w:type="dxa" w:w="5112"/>
+          </w:tcPr>
+          <w:p>
+            <w:r>
+              <w:t>Record T</w:t>
+            </w:r>
+          </w:p>
+        </w:tc>
+        <w:tc>
+          <w:tcPr>
+            <w:tcW w:type="dxa" w:w="5112"/>
+          </w:tcPr>
+          <w:p>
+            <w:r>
+              <w:t>source_id T, room_id STAFF, capacity 4; fictional test data</w:t>
+            </w:r>
+          </w:p>
+        </w:tc>
+      </w:tr>
+      <w:tr>
+        <w:tc>
+          <w:tcPr>
+            <w:tcW w:type="dxa" w:w="5112"/>
+          </w:tcPr>
+          <w:p>
+            <w:r>
+              <w:t>Trusted main caller</w:t>
+            </w:r>
+          </w:p>
+        </w:tc>
+        <w:tc>
+          <w:tcPr>
+            <w:tcW w:type="dxa" w:w="5112"/>
+          </w:tcPr>
+          <w:p>
+            <w:r>
+              <w:t>student</w:t>
+            </w:r>
+          </w:p>
+        </w:tc>
+      </w:tr>
+      <w:tr>
+        <w:tc>
+          <w:tcPr>
+            <w:tcW w:type="dxa" w:w="5112"/>
+          </w:tcPr>
+          <w:p>
+            <w:r>
+              <w:t>Storage modes</w:t>
+            </w:r>
+          </w:p>
+        </w:tc>
+        <w:tc>
+          <w:tcPr>
+            <w:tcW w:type="dxa" w:w="5112"/>
+          </w:tcPr>
+          <w:p>
+            <w:r>
+              <w:t>Normal record, missing record, or explicit mock failure</w:t>
+            </w:r>
+          </w:p>
+        </w:tc>
+      </w:tr>
+      <w:tr>
+        <w:tc>
+          <w:tcPr>
+            <w:tcW w:type="dxa" w:w="5112"/>
+          </w:tcPr>
+          <w:p>
+            <w:r>
+              <w:t>Draft step</w:t>
+            </w:r>
+          </w:p>
+        </w:tc>
+        <w:tc>
+          <w:tcPr>
+            <w:tcW w:type="dxa" w:w="5112"/>
+          </w:tcPr>
+          <w:p>
+            <w:r>
+              <w:t>Deterministic copy stub; no model call</w:t>
+            </w:r>
+          </w:p>
+        </w:tc>
+      </w:tr>
+      <w:tr>
+        <w:tc>
+          <w:tcPr>
+            <w:tcW w:type="dxa" w:w="5112"/>
+          </w:tcPr>
+          <w:p>
+            <w:r>
+              <w:t>Expected denied interaction</w:t>
+            </w:r>
+          </w:p>
+        </w:tc>
+        <w:tc>
+          <w:tcPr>
+            <w:tcW w:type="dxa" w:w="5112"/>
+          </w:tcPr>
+          <w:p>
+            <w:r>
+              <w:t>No storage lookup of teacher record T</w:t>
+            </w:r>
+          </w:p>
+        </w:tc>
+      </w:tr>
+      <w:tr>
+        <w:tc>
+          <w:tcPr>
+            <w:tcW w:type="dxa" w:w="5112"/>
+          </w:tcPr>
+          <w:p>
+            <w:r>
+              <w:t>Observation</w:t>
+            </w:r>
+          </w:p>
+        </w:tc>
+        <w:tc>
+          <w:tcPr>
+            <w:tcW w:type="dxa" w:w="5112"/>
+          </w:tcPr>
+          <w:p>
+            <w:r>
+              <w:t>Final result + adapter lookup IDs + ordered component events</w:t>
+            </w:r>
+          </w:p>
+        </w:tc>
+      </w:tr>
+    </w:tbl>
+    <w:p>
+      <w:pPr>
+        <w:pStyle w:val="Heading2"/>
+      </w:pPr>
+      <w:r>
+        <w:t>Name supplied and missing evidence</w:t>
+      </w:r>
+    </w:p>
+    <w:p>
+      <w:pPr>
+        <w:pStyle w:val="Heading3"/>
+      </w:pPr>
+      <w:r>
+        <w:t>List the given facts and one fact that is not supplied.</w:t>
+      </w:r>
+    </w:p>
+    <w:p>
+      <w:r>
+        <w:t>________________________________________________________________</w:t>
+      </w:r>
+    </w:p>
+    <w:p>
+      <w:r>
+        <w:t>________________________________________________________________</w:t>
+      </w:r>
+    </w:p>
+    <w:p>
+      <w:r>
+        <w:t>________________________________________________________________</w:t>
+      </w:r>
+    </w:p>
+    <w:p>
+      <w:pPr>
+        <w:pStyle w:val="Heading2"/>
+      </w:pPr>
+      <w:r>
+        <w:t>Earlier wording, alternatives and picture transcripts · reference / check after trying</w:t>
+      </w:r>
+    </w:p>
+    <w:p>
+      <w:pPr>
+        <w:spacing w:line="336" w:lineRule="auto" w:after="180"/>
+      </w:pPr>
+      <w:r>
+        <w:rPr>
+          <w:b w:val="0"/>
+        </w:rPr>
+        <w:t>Begin by writing the question the procedure is intended to answer. Identify the information already supplied, the information it will produce and the information still missing.</w:t>
+      </w:r>
+    </w:p>
+    <w:p>
+      <w:pPr>
+        <w:spacing w:line="336" w:lineRule="auto" w:after="180"/>
+      </w:pPr>
+      <w:r>
+        <w:rPr>
+          <w:b w:val="0"/>
+        </w:rPr>
+        <w:t>These are constructed classroom examples; they do not require live accounts, private records or an external service. Do not treat a plausible explanation as a measured outcome.</w:t>
+      </w:r>
+    </w:p>
+    <w:p>
+      <w:pPr>
+        <w:pStyle w:val="Heading1"/>
+      </w:pPr>
+      <w:r>
+        <w:t>03. Compare the response and the call trace together</w:t>
+      </w:r>
+    </w:p>
+    <w:p>
+      <w:r>
+        <w:t>The first unauthorized read is already a failed boundary, even if the answer is later denied.</w:t>
+      </w:r>
+    </w:p>
+    <w:p>
+      <w:pPr>
+        <w:pStyle w:val="Heading2"/>
+      </w:pPr>
+      <w:r>
+        <w:t>Original connected-stage and failure-propagation rule</w:t>
+      </w:r>
+    </w:p>
+    <w:p>
+      <w:pPr>
+        <w:spacing w:line="336" w:lineRule="auto" w:after="180"/>
+      </w:pPr>
+      <w:r>
+        <w:rPr>
+          <w:b w:val="0"/>
+        </w:rPr>
+        <w:t xml:space="preserve">Trace request validation, session permission, lookup and </w:t>
       </w:r>
       <w:r>
         <w:rPr>
           <w:b/>
         </w:rPr>
-        <w:t>evidence</w:t>
+        <w:t>output</w:t>
       </w:r>
       <w:r>
         <w:rPr>
           <w:b w:val="0"/>
         </w:rPr>
-        <w:t xml:space="preserve"> source before it can support a claim.</w:t>
-      </w:r>
-    </w:p>
-    <w:p>
-      <w:pPr>
-        <w:pStyle w:val="Heading3"/>
-      </w:pPr>
-      <w:r>
-        <w:t>My starting explanation</w:t>
-      </w:r>
-    </w:p>
-    <w:p>
-      <w:r>
-        <w:t>________________________________________________________________</w:t>
-      </w:r>
-    </w:p>
-    <w:p>
-      <w:r>
-        <w:t>________________________________________________________________</w:t>
-      </w:r>
-    </w:p>
-    <w:p>
-      <w:r>
-        <w:t>________________________________________________________________</w:t>
-      </w:r>
-    </w:p>
-    <w:p>
-      <w:pPr>
-        <w:pStyle w:val="Heading3"/>
-      </w:pPr>
-      <w:r>
-        <w:t>This week’s end goal</w:t>
+        <w:t xml:space="preserve"> validation together. Include absent sources and failing dependencies; verify that denied requests never invoke restricted lookup.</w:t>
+      </w:r>
+    </w:p>
+    <w:p>
+      <w:pPr>
+        <w:pStyle w:val="Heading2"/>
+      </w:pPr>
+      <w:r>
+        <w:t>Complete good, faulty, missing and failing paths</w:t>
+      </w:r>
+    </w:p>
+    <w:tbl>
+      <w:tblPr>
+        <w:tblStyle w:val="LightShading-Accent1"/>
+        <w:tblW w:type="auto" w:w="0"/>
+        <w:tblLook w:firstColumn="1" w:firstRow="1" w:lastColumn="0" w:lastRow="0" w:noHBand="0" w:noVBand="1" w:val="04A0"/>
+      </w:tblPr>
+      <w:tblGrid>
+        <w:gridCol w:w="2556"/>
+        <w:gridCol w:w="2556"/>
+        <w:gridCol w:w="2556"/>
+        <w:gridCol w:w="2556"/>
+      </w:tblGrid>
+      <w:tr>
+        <w:trPr>
+          <w:tblHeader/>
+        </w:trPr>
+        <w:tc>
+          <w:tcPr>
+            <w:tcW w:type="dxa" w:w="2556"/>
+          </w:tcPr>
+          <w:p>
+            <w:r>
+              <w:t>Version or controlled path</w:t>
+            </w:r>
+          </w:p>
+        </w:tc>
+        <w:tc>
+          <w:tcPr>
+            <w:tcW w:type="dxa" w:w="2556"/>
+          </w:tcPr>
+          <w:p>
+            <w:r>
+              <w:t>Final result</w:t>
+            </w:r>
+          </w:p>
+        </w:tc>
+        <w:tc>
+          <w:tcPr>
+            <w:tcW w:type="dxa" w:w="2556"/>
+          </w:tcPr>
+          <w:p>
+            <w:r>
+              <w:t>Recorded adapter calls</w:t>
+            </w:r>
+          </w:p>
+        </w:tc>
+        <w:tc>
+          <w:tcPr>
+            <w:tcW w:type="dxa" w:w="2556"/>
+          </w:tcPr>
+          <w:p>
+            <w:r>
+              <w:t>Interpretation</w:t>
+            </w:r>
+          </w:p>
+        </w:tc>
+      </w:tr>
+      <w:tr>
+        <w:tc>
+          <w:tcPr>
+            <w:tcW w:type="dxa" w:w="2556"/>
+          </w:tcPr>
+          <w:p>
+            <w:r>
+              <w:t>Correct order: student requests T</w:t>
+            </w:r>
+          </w:p>
+        </w:tc>
+        <w:tc>
+          <w:tcPr>
+            <w:tcW w:type="dxa" w:w="2556"/>
+          </w:tcPr>
+          <w:p>
+            <w:r>
+              <w:t>denied</w:t>
+            </w:r>
+          </w:p>
+        </w:tc>
+        <w:tc>
+          <w:tcPr>
+            <w:tcW w:type="dxa" w:w="2556"/>
+          </w:tcPr>
+          <w:p>
+            <w:r>
+              <w:t>[]</w:t>
+            </w:r>
+          </w:p>
+        </w:tc>
+        <w:tc>
+          <w:tcPr>
+            <w:tcW w:type="dxa" w:w="2556"/>
+          </w:tcPr>
+          <w:p>
+            <w:r>
+              <w:t>Permission check stops before restricted lookup</w:t>
+            </w:r>
+          </w:p>
+        </w:tc>
+      </w:tr>
+      <w:tr>
+        <w:tc>
+          <w:tcPr>
+            <w:tcW w:type="dxa" w:w="2556"/>
+          </w:tcPr>
+          <w:p>
+            <w:r>
+              <w:t>Deliberately broken order: same request</w:t>
+            </w:r>
+          </w:p>
+        </w:tc>
+        <w:tc>
+          <w:tcPr>
+            <w:tcW w:type="dxa" w:w="2556"/>
+          </w:tcPr>
+          <w:p>
+            <w:r>
+              <w:t>denied</w:t>
+            </w:r>
+          </w:p>
+        </w:tc>
+        <w:tc>
+          <w:tcPr>
+            <w:tcW w:type="dxa" w:w="2556"/>
+          </w:tcPr>
+          <w:p>
+            <w:r>
+              <w:t>[T]</w:t>
+            </w:r>
+          </w:p>
+        </w:tc>
+        <w:tc>
+          <w:tcPr>
+            <w:tcW w:type="dxa" w:w="2556"/>
+          </w:tcPr>
+          <w:p>
+            <w:r>
+              <w:t>Hidden boundary failure despite same final result</w:t>
+            </w:r>
+          </w:p>
+        </w:tc>
+      </w:tr>
+      <w:tr>
+        <w:tc>
+          <w:tcPr>
+            <w:tcW w:type="dxa" w:w="2556"/>
+          </w:tcPr>
+          <w:p>
+            <w:r>
+              <w:t>Allowed student S, normal storage</w:t>
+            </w:r>
+          </w:p>
+        </w:tc>
+        <w:tc>
+          <w:tcPr>
+            <w:tcW w:type="dxa" w:w="2556"/>
+          </w:tcPr>
+          <w:p>
+            <w:r>
+              <w:t>answered S/B/12</w:t>
+            </w:r>
+          </w:p>
+        </w:tc>
+        <w:tc>
+          <w:tcPr>
+            <w:tcW w:type="dxa" w:w="2556"/>
+          </w:tcPr>
+          <w:p>
+            <w:r>
+              <w:t>[S]</w:t>
+            </w:r>
+          </w:p>
+        </w:tc>
+        <w:tc>
+          <w:tcPr>
+            <w:tcW w:type="dxa" w:w="2556"/>
+          </w:tcPr>
+          <w:p>
+            <w:r>
+              <w:t>Validation → authorize → lookup → draft stub → output check</w:t>
+            </w:r>
+          </w:p>
+        </w:tc>
+      </w:tr>
+      <w:tr>
+        <w:tc>
+          <w:tcPr>
+            <w:tcW w:type="dxa" w:w="2556"/>
+          </w:tcPr>
+          <w:p>
+            <w:r>
+              <w:t>Allowed S, missing record</w:t>
+            </w:r>
+          </w:p>
+        </w:tc>
+        <w:tc>
+          <w:tcPr>
+            <w:tcW w:type="dxa" w:w="2556"/>
+          </w:tcPr>
+          <w:p>
+            <w:r>
+              <w:t>review</w:t>
+            </w:r>
+          </w:p>
+        </w:tc>
+        <w:tc>
+          <w:tcPr>
+            <w:tcW w:type="dxa" w:w="2556"/>
+          </w:tcPr>
+          <w:p>
+            <w:r>
+              <w:t>[S]</w:t>
+            </w:r>
+          </w:p>
+        </w:tc>
+        <w:tc>
+          <w:tcPr>
+            <w:tcW w:type="dxa" w:w="2556"/>
+          </w:tcPr>
+          <w:p>
+            <w:r>
+              <w:t>No draft stub after absent evidence</w:t>
+            </w:r>
+          </w:p>
+        </w:tc>
+      </w:tr>
+      <w:tr>
+        <w:tc>
+          <w:tcPr>
+            <w:tcW w:type="dxa" w:w="2556"/>
+          </w:tcPr>
+          <w:p>
+            <w:r>
+              <w:t>Allowed S, mock dependency failure</w:t>
+            </w:r>
+          </w:p>
+        </w:tc>
+        <w:tc>
+          <w:tcPr>
+            <w:tcW w:type="dxa" w:w="2556"/>
+          </w:tcPr>
+          <w:p>
+            <w:r>
+              <w:t>review</w:t>
+            </w:r>
+          </w:p>
+        </w:tc>
+        <w:tc>
+          <w:tcPr>
+            <w:tcW w:type="dxa" w:w="2556"/>
+          </w:tcPr>
+          <w:p>
+            <w:r>
+              <w:t>[S]</w:t>
+            </w:r>
+          </w:p>
+        </w:tc>
+        <w:tc>
+          <w:tcPr>
+            <w:tcW w:type="dxa" w:w="2556"/>
+          </w:tcPr>
+          <w:p>
+            <w:r>
+              <w:t>No draft stub after dependency failure</w:t>
+            </w:r>
+          </w:p>
+        </w:tc>
+      </w:tr>
+    </w:tbl>
+    <w:p>
+      <w:pPr>
+        <w:pStyle w:val="Heading2"/>
+      </w:pPr>
+      <w:r>
+        <w:t>State the observation contract</w:t>
       </w:r>
     </w:p>
     <w:p>
@@ -360,73 +1114,7 @@
         <w:rPr>
           <w:b w:val="0"/>
         </w:rPr>
-        <w:t xml:space="preserve">Explain </w:t>
-      </w:r>
-      <w:r>
-        <w:rPr>
-          <w:b/>
-        </w:rPr>
-        <w:t>integration test</w:t>
-      </w:r>
-      <w:r>
-        <w:rPr>
-          <w:b w:val="0"/>
-        </w:rPr>
-        <w:t xml:space="preserve">s and </w:t>
-      </w:r>
-      <w:r>
-        <w:rPr>
-          <w:b/>
-        </w:rPr>
-        <w:t>fixture</w:t>
-      </w:r>
-      <w:r>
-        <w:rPr>
-          <w:b w:val="0"/>
-        </w:rPr>
-        <w:t>s using the deciding step in this fictional service.</w:t>
-      </w:r>
-    </w:p>
-    <w:p>
-      <w:pPr>
-        <w:pStyle w:val="Heading1"/>
-      </w:pPr>
-      <w:r>
-        <w:t>02. Notice the evidence</w:t>
-      </w:r>
-    </w:p>
-    <w:p>
-      <w:r>
-        <w:t>Investigate the supplied Integration tests and fixtures case. Separate observations, given facts and assumptions before choosing an explanation.</w:t>
-      </w:r>
-    </w:p>
-    <w:p>
-      <w:pPr>
-        <w:spacing w:line="336" w:lineRule="auto" w:after="180"/>
-      </w:pPr>
-      <w:r>
-        <w:rPr>
-          <w:b/>
-        </w:rPr>
-        <w:t>Integration test</w:t>
-      </w:r>
-      <w:r>
-        <w:rPr>
-          <w:b w:val="0"/>
-        </w:rPr>
-        <w:t xml:space="preserve">s exercise connected components and failure propagation. </w:t>
-      </w:r>
-      <w:r>
-        <w:rPr>
-          <w:b/>
-        </w:rPr>
-        <w:t>Fixture</w:t>
-      </w:r>
-      <w:r>
-        <w:rPr>
-          <w:b w:val="0"/>
-        </w:rPr>
-        <w:t xml:space="preserve">s supply controlled </w:t>
+        <w:t xml:space="preserve">Before applying the procedure, write its units, denominator or decision boundary where relevant. A partner should be able to repeat each step using the same </w:t>
       </w:r>
       <w:r>
         <w:rPr>
@@ -438,7 +1126,7 @@
         <w:rPr>
           <w:b w:val="0"/>
         </w:rPr>
-        <w:t xml:space="preserve"> records and mocked service outcomes.</w:t>
+        <w:t>s.</w:t>
       </w:r>
     </w:p>
     <w:p>
@@ -449,54 +1137,27 @@
         <w:rPr>
           <w:b w:val="0"/>
         </w:rPr>
-        <w:t>Begin by writing the question the procedure is intended to answer. Identify the information already supplied, the information it will produce and the information still missing.</w:t>
-      </w:r>
-    </w:p>
-    <w:p>
-      <w:pPr>
-        <w:spacing w:line="336" w:lineRule="auto" w:after="180"/>
-      </w:pPr>
+        <w:t xml:space="preserve">If a required </w:t>
+      </w:r>
+      <w:r>
+        <w:rPr>
+          <w:b/>
+        </w:rPr>
+        <w:t>input</w:t>
+      </w:r>
       <w:r>
         <w:rPr>
           <w:b w:val="0"/>
         </w:rPr>
-        <w:t>These are constructed classroom examples; they do not require live accounts, private records or an external service. Do not treat a plausible explanation as a measured outcome.</w:t>
-      </w:r>
-    </w:p>
-    <w:p>
-      <w:pPr>
-        <w:pStyle w:val="Heading3"/>
-      </w:pPr>
-      <w:r>
-        <w:t>List the given facts and one fact that is not supplied.</w:t>
-      </w:r>
-    </w:p>
-    <w:p>
-      <w:r>
-        <w:t>________________________________________________________________</w:t>
-      </w:r>
-    </w:p>
-    <w:p>
-      <w:r>
-        <w:t>________________________________________________________________</w:t>
-      </w:r>
-    </w:p>
-    <w:p>
-      <w:r>
-        <w:t>________________________________________________________________</w:t>
-      </w:r>
-    </w:p>
-    <w:p>
-      <w:pPr>
-        <w:pStyle w:val="Heading1"/>
-      </w:pPr>
-      <w:r>
-        <w:t>03. See how it works</w:t>
-      </w:r>
-    </w:p>
-    <w:p>
-      <w:r>
-        <w:t>Follow the mechanism for Integration tests and fixtures. Connect each labelled input, deciding step and result.</w:t>
+        <w:t xml:space="preserve"> is absent or violates the stated contract, record that condition explicitly instead of quietly replacing it with a convenient value.</w:t>
+      </w:r>
+    </w:p>
+    <w:p>
+      <w:pPr>
+        <w:pStyle w:val="Heading2"/>
+      </w:pPr>
+      <w:r>
+        <w:t>Explain the visual</w:t>
       </w:r>
     </w:p>
     <w:p>
@@ -507,19 +1168,27 @@
         <w:rPr>
           <w:b w:val="0"/>
         </w:rPr>
-        <w:t xml:space="preserve">Trace request validation, session permission, lookup and </w:t>
+        <w:t xml:space="preserve">Point to the </w:t>
       </w:r>
       <w:r>
         <w:rPr>
           <w:b/>
         </w:rPr>
-        <w:t>output</w:t>
+        <w:t>input</w:t>
       </w:r>
       <w:r>
         <w:rPr>
           <w:b w:val="0"/>
         </w:rPr>
-        <w:t xml:space="preserve"> validation together. Include absent sources and failing dependencies; verify that denied requests never invoke restricted lookup.</w:t>
+        <w:t>, the deciding step and the result in this week’s visual. Explain the same step in ordinary words. A picture helps when you can say what each part represents.</w:t>
+      </w:r>
+    </w:p>
+    <w:p>
+      <w:pPr>
+        <w:pStyle w:val="Heading2"/>
+      </w:pPr>
+      <w:r>
+        <w:t>Earlier wording, alternatives and picture transcripts · reference / check after trying</w:t>
       </w:r>
     </w:p>
     <w:p>
@@ -616,13 +1285,246 @@
     </w:p>
     <w:p>
       <w:pPr>
+        <w:pStyle w:val="Heading3"/>
+      </w:pPr>
+      <w:r>
+        <w:t>Connect the picture and the explanation</w:t>
+      </w:r>
+    </w:p>
+    <w:p>
+      <w:pPr>
+        <w:pStyle w:val="Heading1"/>
+      </w:pPr>
+      <w:r>
+        <w:t>04. Change the adapter behaviour and predict the observable failure</w:t>
+      </w:r>
+    </w:p>
+    <w:p>
+      <w:r>
+        <w:t>Keep the same request and fixture when isolating a connection error.</w:t>
+      </w:r>
+    </w:p>
+    <w:p>
+      <w:pPr>
+        <w:pStyle w:val="Heading2"/>
+      </w:pPr>
+      <w:r>
+        <w:t>Current task and response</w:t>
+      </w:r>
+    </w:p>
+    <w:p>
+      <w:pPr>
+        <w:pStyle w:val="ListBullet"/>
+      </w:pPr>
+      <w:r>
+        <w:t>A student requests a teacher source; test response is denied, but a recorded lookup call read the teacher file. Show the intermediate steps and give the conclusion with its scope.</w:t>
+      </w:r>
+    </w:p>
+    <w:p>
+      <w:pPr>
+        <w:pStyle w:val="Heading3"/>
+      </w:pPr>
+      <w:r>
+        <w:t>Keep the procedure fixed. Explain what changed in the inputs and result.</w:t>
+      </w:r>
+    </w:p>
+    <w:p>
+      <w:r>
+        <w:t>________________________________________________________________</w:t>
+      </w:r>
+    </w:p>
+    <w:p>
+      <w:r>
+        <w:t>________________________________________________________________</w:t>
+      </w:r>
+    </w:p>
+    <w:p>
+      <w:r>
+        <w:t>________________________________________________________________</w:t>
+      </w:r>
+    </w:p>
+    <w:p>
+      <w:r>
+        <w:t>________________________________________________________________</w:t>
+      </w:r>
+    </w:p>
+    <w:p>
+      <w:r>
+        <w:t>________________________________________________________________</w:t>
+      </w:r>
+    </w:p>
+    <w:p>
+      <w:pPr>
+        <w:pStyle w:val="Heading2"/>
+      </w:pPr>
+      <w:r>
+        <w:t>Predict the wrong-identifier picture</w:t>
+      </w:r>
+    </w:p>
+    <w:p>
+      <w:pPr>
+        <w:pStyle w:val="ListBullet"/>
+      </w:pPr>
+      <w:r>
+        <w:t>Change: The adapter returns M when N was requested.</w:t>
+      </w:r>
+    </w:p>
+    <w:p>
+      <w:pPr>
+        <w:pStyle w:val="Heading2"/>
+      </w:pPr>
+      <w:r>
+        <w:t>Check after predicting · reference / check after trying</w:t>
+      </w:r>
+    </w:p>
+    <w:p>
+      <w:pPr>
         <w:spacing w:line="336" w:lineRule="auto" w:after="180"/>
       </w:pPr>
+      <w:r>
+        <w:rPr>
+          <w:b/>
+        </w:rPr>
+        <w:t>Prediction</w:t>
+      </w:r>
       <w:r>
         <w:rPr>
           <w:b w:val="0"/>
         </w:rPr>
-        <w:t xml:space="preserve">Before applying the procedure, write its units, denominator or decision boundary where relevant. A partner should be able to repeat each step using the same </w:t>
+        <w:t>: Fail the integration check: map is the wrong item.</w:t>
+      </w:r>
+    </w:p>
+    <w:p>
+      <w:pPr>
+        <w:spacing w:line="336" w:lineRule="auto" w:after="180"/>
+      </w:pPr>
+      <w:r>
+        <w:rPr>
+          <w:b w:val="0"/>
+        </w:rPr>
+        <w:t xml:space="preserve">Reason: The request now reaches </w:t>
+      </w:r>
+      <w:r>
+        <w:rPr>
+          <w:b/>
+        </w:rPr>
+        <w:t>evidence</w:t>
+      </w:r>
+      <w:r>
+        <w:rPr>
+          <w:b w:val="0"/>
+        </w:rPr>
+        <w:t xml:space="preserve"> for another identifier.</w:t>
+      </w:r>
+    </w:p>
+    <w:p>
+      <w:pPr>
+        <w:pStyle w:val="Heading2"/>
+      </w:pPr>
+      <w:r>
+        <w:t>Earlier wording, alternatives and picture transcripts · reference / check after trying</w:t>
+      </w:r>
+    </w:p>
+    <w:p>
+      <w:pPr>
+        <w:pStyle w:val="Heading3"/>
+      </w:pPr>
+      <w:r>
+        <w:t>Compare a familiar case with a changed case</w:t>
+      </w:r>
+    </w:p>
+    <w:p>
+      <w:pPr>
+        <w:pStyle w:val="Heading3"/>
+      </w:pPr>
+      <w:r>
+        <w:t>Change one thing in the pictured case</w:t>
+      </w:r>
+    </w:p>
+    <w:p>
+      <w:pPr>
+        <w:pStyle w:val="Heading1"/>
+      </w:pPr>
+      <w:r>
+        <w:t>06. Follow the identifier across component boundaries</w:t>
+      </w:r>
+    </w:p>
+    <w:p>
+      <w:r>
+        <w:t>Working components can still be connected incorrectly.</w:t>
+      </w:r>
+    </w:p>
+    <w:p>
+      <w:pPr>
+        <w:pStyle w:val="Heading2"/>
+      </w:pPr>
+      <w:r>
+        <w:t>Main hidden-read scenario and required repair</w:t>
+      </w:r>
+    </w:p>
+    <w:p>
+      <w:pPr>
+        <w:spacing w:line="336" w:lineRule="auto" w:after="180"/>
+      </w:pPr>
+      <w:r>
+        <w:rPr>
+          <w:b w:val="0"/>
+        </w:rPr>
+        <w:t>A student requests a teacher source; test response is denied, but a recorded lookup call read the teacher file.</w:t>
+      </w:r>
+    </w:p>
+    <w:p>
+      <w:pPr>
+        <w:spacing w:line="336" w:lineRule="auto" w:after="180"/>
+      </w:pPr>
+      <w:r>
+        <w:rPr>
+          <w:b w:val="0"/>
+        </w:rPr>
+        <w:t xml:space="preserve">The test exposes a hidden boundary failure despite the denied final response. Assert both response and </w:t>
+      </w:r>
+      <w:r>
+        <w:rPr>
+          <w:b/>
+        </w:rPr>
+        <w:t>call trace</w:t>
+      </w:r>
+      <w:r>
+        <w:rPr>
+          <w:b w:val="0"/>
+        </w:rPr>
+        <w:t>; deny before lookup.</w:t>
+      </w:r>
+    </w:p>
+    <w:p>
+      <w:pPr>
+        <w:pStyle w:val="Heading2"/>
+      </w:pPr>
+      <w:r>
+        <w:t>Keep the reasoning’s scope</w:t>
+      </w:r>
+    </w:p>
+    <w:p>
+      <w:pPr>
+        <w:spacing w:line="336" w:lineRule="auto" w:after="180"/>
+      </w:pPr>
+      <w:r>
+        <w:rPr>
+          <w:b w:val="0"/>
+        </w:rPr>
+        <w:t xml:space="preserve">Compare the intermediate </w:t>
+      </w:r>
+      <w:r>
+        <w:rPr>
+          <w:b/>
+        </w:rPr>
+        <w:t>evidence</w:t>
+      </w:r>
+      <w:r>
+        <w:rPr>
+          <w:b w:val="0"/>
+        </w:rPr>
+        <w:t xml:space="preserve"> with the final statement. Explain why each number or decision follows from the stated </w:t>
       </w:r>
       <w:r>
         <w:rPr>
@@ -645,7 +1547,7 @@
         <w:rPr>
           <w:b w:val="0"/>
         </w:rPr>
-        <w:t xml:space="preserve">If a required </w:t>
+        <w:t xml:space="preserve">The conclusion belongs to this scenario and procedure; changing the </w:t>
       </w:r>
       <w:r>
         <w:rPr>
@@ -657,469 +1559,15 @@
         <w:rPr>
           <w:b w:val="0"/>
         </w:rPr>
-        <w:t xml:space="preserve"> is absent or violates the stated contract, record that condition explicitly instead of quietly replacing it with a convenient value.</w:t>
-      </w:r>
-    </w:p>
-    <w:p>
-      <w:pPr>
-        <w:pStyle w:val="Heading3"/>
-      </w:pPr>
-      <w:r>
-        <w:t>Connect the picture and the explanation</w:t>
-      </w:r>
-    </w:p>
-    <w:p>
-      <w:pPr>
-        <w:spacing w:line="336" w:lineRule="auto" w:after="180"/>
-      </w:pPr>
-      <w:r>
-        <w:rPr>
-          <w:b w:val="0"/>
-        </w:rPr>
-        <w:t xml:space="preserve">Point to the </w:t>
-      </w:r>
-      <w:r>
-        <w:rPr>
-          <w:b/>
-        </w:rPr>
-        <w:t>input</w:t>
-      </w:r>
-      <w:r>
-        <w:rPr>
-          <w:b w:val="0"/>
-        </w:rPr>
-        <w:t>, the deciding step and the result in this week’s visual. Explain the same step in ordinary words. A picture helps when you can say what each part represents.</w:t>
-      </w:r>
-    </w:p>
-    <w:p>
-      <w:pPr>
-        <w:pStyle w:val="Heading1"/>
-      </w:pPr>
-      <w:r>
-        <w:t>04. Compare the cases</w:t>
-      </w:r>
-    </w:p>
-    <w:p>
-      <w:r>
-        <w:t>Compare the supplied cases for Integration tests and fixtures. Identify the detail that changes the conclusion.</w:t>
-      </w:r>
-    </w:p>
-    <w:p>
-      <w:pPr>
-        <w:pStyle w:val="Heading3"/>
-      </w:pPr>
-      <w:r>
-        <w:t>Compare a familiar case with a changed case</w:t>
-      </w:r>
-    </w:p>
-    <w:p>
-      <w:pPr>
-        <w:spacing w:line="336" w:lineRule="auto" w:after="180"/>
-      </w:pPr>
-      <w:r>
-        <w:rPr>
-          <w:b w:val="0"/>
-        </w:rPr>
-        <w:t>A student requests a teacher source; test response is denied, but a recorded lookup call read the teacher file. Show the intermediate steps and give the conclusion with its scope.</w:t>
-      </w:r>
-    </w:p>
-    <w:p>
-      <w:pPr>
-        <w:pStyle w:val="Heading3"/>
-      </w:pPr>
-      <w:r>
-        <w:t>Keep the procedure fixed. Explain what changed in the inputs and result.</w:t>
-      </w:r>
-    </w:p>
-    <w:p>
-      <w:r>
-        <w:t>________________________________________________________________</w:t>
-      </w:r>
-    </w:p>
-    <w:p>
-      <w:r>
-        <w:t>________________________________________________________________</w:t>
-      </w:r>
-    </w:p>
-    <w:p>
-      <w:r>
-        <w:t>________________________________________________________________</w:t>
-      </w:r>
-    </w:p>
-    <w:p>
-      <w:r>
-        <w:t>________________________________________________________________</w:t>
-      </w:r>
-    </w:p>
-    <w:p>
-      <w:r>
-        <w:t>________________________________________________________________</w:t>
-      </w:r>
-    </w:p>
-    <w:p>
-      <w:pPr>
-        <w:pStyle w:val="Heading3"/>
-      </w:pPr>
-      <w:r>
-        <w:t>Change one thing in the pictured case</w:t>
-      </w:r>
-    </w:p>
-    <w:p>
-      <w:pPr>
-        <w:pStyle w:val="Heading3"/>
-      </w:pPr>
-      <w:r>
-        <w:t>Change one thing</w:t>
-      </w:r>
-    </w:p>
-    <w:p>
-      <w:pPr>
-        <w:spacing w:line="336" w:lineRule="auto" w:after="180"/>
-        <w:shd w:fill="F5F1FB"/>
-      </w:pPr>
-      <w:r>
-        <w:rPr>
-          <w:b w:val="0"/>
-        </w:rPr>
-        <w:t>Change: The adapter returns M when N was requested.</w:t>
-      </w:r>
-    </w:p>
-    <w:p>
-      <w:pPr>
-        <w:pStyle w:val="Heading3"/>
-      </w:pPr>
-      <w:r>
-        <w:t>Predicted result</w:t>
-      </w:r>
-    </w:p>
-    <w:p>
-      <w:pPr>
-        <w:spacing w:line="336" w:lineRule="auto" w:after="180"/>
-        <w:shd w:fill="F1F6FC"/>
-      </w:pPr>
-      <w:r>
-        <w:rPr>
-          <w:b/>
-        </w:rPr>
-        <w:t>Prediction</w:t>
-      </w:r>
-      <w:r>
-        <w:rPr>
-          <w:b w:val="0"/>
-        </w:rPr>
-        <w:t>: Fail the integration check: map is the wrong item.</w:t>
-      </w:r>
-    </w:p>
-    <w:p>
-      <w:pPr>
-        <w:pStyle w:val="Heading3"/>
-      </w:pPr>
-      <w:r>
-        <w:t>Why the result follows</w:t>
-      </w:r>
-    </w:p>
-    <w:p>
-      <w:pPr>
-        <w:spacing w:line="336" w:lineRule="auto" w:after="180"/>
-        <w:shd w:fill="F1F6FC"/>
-      </w:pPr>
-      <w:r>
-        <w:rPr>
-          <w:b w:val="0"/>
-        </w:rPr>
-        <w:t xml:space="preserve">Reason: The request now reaches </w:t>
-      </w:r>
-      <w:r>
-        <w:rPr>
-          <w:b/>
-        </w:rPr>
-        <w:t>evidence</w:t>
-      </w:r>
-      <w:r>
-        <w:rPr>
-          <w:b w:val="0"/>
-        </w:rPr>
-        <w:t xml:space="preserve"> for another identifier.</w:t>
-      </w:r>
-    </w:p>
-    <w:p>
-      <w:pPr>
-        <w:pStyle w:val="Heading1"/>
-      </w:pPr>
-      <w:r>
-        <w:t>05. Words that unlock the idea</w:t>
-      </w:r>
-    </w:p>
-    <w:p>
-      <w:r>
-        <w:t>Use the vocabulary of Integration tests and fixtures to explain a concrete decision, rather than only memorising definitions.</w:t>
-      </w:r>
-    </w:p>
-    <w:tbl>
-      <w:tblPr>
-        <w:tblStyle w:val="LightShading-Accent1"/>
-        <w:tblW w:type="auto" w:w="0"/>
-        <w:tblLook w:firstColumn="1" w:firstRow="1" w:lastColumn="0" w:lastRow="0" w:noHBand="0" w:noVBand="1" w:val="04A0"/>
-      </w:tblPr>
-      <w:tblGrid>
-        <w:gridCol w:w="5112"/>
-        <w:gridCol w:w="5112"/>
-      </w:tblGrid>
-      <w:tr>
-        <w:trPr>
-          <w:tblHeader/>
-        </w:trPr>
-        <w:tc>
-          <w:tcPr>
-            <w:tcW w:type="dxa" w:w="5112"/>
-          </w:tcPr>
-          <w:p>
-            <w:r>
-              <w:t>Word</w:t>
-            </w:r>
-          </w:p>
-        </w:tc>
-        <w:tc>
-          <w:tcPr>
-            <w:tcW w:type="dxa" w:w="5112"/>
-          </w:tcPr>
-          <w:p>
-            <w:r>
-              <w:t>Meaning</w:t>
-            </w:r>
-          </w:p>
-        </w:tc>
-      </w:tr>
-      <w:tr>
-        <w:tc>
-          <w:tcPr>
-            <w:tcW w:type="dxa" w:w="5112"/>
-          </w:tcPr>
-          <w:p>
-            <w:r>
-              <w:t>Integration test</w:t>
-            </w:r>
-          </w:p>
-        </w:tc>
-        <w:tc>
-          <w:tcPr>
-            <w:tcW w:type="dxa" w:w="5112"/>
-          </w:tcPr>
-          <w:p>
-            <w:r>
-              <w:t>A test of connected components</w:t>
-            </w:r>
-          </w:p>
-        </w:tc>
-      </w:tr>
-      <w:tr>
-        <w:tc>
-          <w:tcPr>
-            <w:tcW w:type="dxa" w:w="5112"/>
-          </w:tcPr>
-          <w:p>
-            <w:r>
-              <w:t>Fixture</w:t>
-            </w:r>
-          </w:p>
-        </w:tc>
-        <w:tc>
-          <w:tcPr>
-            <w:tcW w:type="dxa" w:w="5112"/>
-          </w:tcPr>
-          <w:p>
-            <w:r>
-              <w:t>Controlled data or behaviour supplied to a test</w:t>
-            </w:r>
-          </w:p>
-        </w:tc>
-      </w:tr>
-      <w:tr>
-        <w:tc>
-          <w:tcPr>
-            <w:tcW w:type="dxa" w:w="5112"/>
-          </w:tcPr>
-          <w:p>
-            <w:r>
-              <w:t>Call trace</w:t>
-            </w:r>
-          </w:p>
-        </w:tc>
-        <w:tc>
-          <w:tcPr>
-            <w:tcW w:type="dxa" w:w="5112"/>
-          </w:tcPr>
-          <w:p>
-            <w:r>
-              <w:t>A record of which operations occurred</w:t>
-            </w:r>
-          </w:p>
-        </w:tc>
-      </w:tr>
-    </w:tbl>
-    <w:p>
-      <w:pPr>
-        <w:pStyle w:val="Heading3"/>
-      </w:pPr>
-      <w:r>
-        <w:t>Use two terms to explain a step in this week’s example.</w:t>
-      </w:r>
-    </w:p>
-    <w:p>
-      <w:r>
-        <w:t>________________________________________________________________</w:t>
-      </w:r>
-    </w:p>
-    <w:p>
-      <w:r>
-        <w:t>________________________________________________________________</w:t>
-      </w:r>
-    </w:p>
-    <w:p>
-      <w:r>
-        <w:t>________________________________________________________________</w:t>
-      </w:r>
-    </w:p>
-    <w:p>
-      <w:pPr>
-        <w:pStyle w:val="Heading1"/>
-      </w:pPr>
-      <w:r>
-        <w:t>06. Follow a worked example</w:t>
-      </w:r>
-    </w:p>
-    <w:p>
-      <w:r>
-        <w:t>Follow the worked trace for Integration tests and fixtures, predict a step, then compare with its explanation.</w:t>
-      </w:r>
-    </w:p>
-    <w:p>
-      <w:pPr>
-        <w:spacing w:line="336" w:lineRule="auto" w:after="180"/>
-      </w:pPr>
-      <w:r>
-        <w:rPr>
-          <w:b w:val="0"/>
-        </w:rPr>
-        <w:t>A student requests a teacher source; test response is denied, but a recorded lookup call read the teacher file.</w:t>
-      </w:r>
-    </w:p>
-    <w:p>
-      <w:pPr>
-        <w:spacing w:line="336" w:lineRule="auto" w:after="180"/>
-      </w:pPr>
-      <w:r>
-        <w:rPr>
-          <w:b w:val="0"/>
-        </w:rPr>
-        <w:t xml:space="preserve">The test exposes a hidden boundary failure despite the denied final response. Assert both response and </w:t>
-      </w:r>
-      <w:r>
-        <w:rPr>
-          <w:b/>
-        </w:rPr>
-        <w:t>call trace</w:t>
-      </w:r>
-      <w:r>
-        <w:rPr>
-          <w:b w:val="0"/>
-        </w:rPr>
-        <w:t>; deny before lookup.</w:t>
-      </w:r>
-    </w:p>
-    <w:p>
-      <w:pPr>
-        <w:pStyle w:val="Heading3"/>
-      </w:pPr>
-      <w:r>
-        <w:t>Worked explanation · Integration tests and fixtures</w:t>
-      </w:r>
-    </w:p>
-    <w:p>
-      <w:pPr>
-        <w:spacing w:line="336" w:lineRule="auto" w:after="180"/>
-        <w:shd w:fill="F1F6FC"/>
-      </w:pPr>
-      <w:r>
-        <w:rPr>
-          <w:b w:val="0"/>
-        </w:rPr>
-        <w:t xml:space="preserve">Compare the intermediate </w:t>
-      </w:r>
-      <w:r>
-        <w:rPr>
-          <w:b/>
-        </w:rPr>
-        <w:t>evidence</w:t>
-      </w:r>
-      <w:r>
-        <w:rPr>
-          <w:b w:val="0"/>
-        </w:rPr>
-        <w:t xml:space="preserve"> with the final statement. Explain why each number or decision follows from the stated </w:t>
-      </w:r>
-      <w:r>
-        <w:rPr>
-          <w:b/>
-        </w:rPr>
-        <w:t>input</w:t>
-      </w:r>
-      <w:r>
-        <w:rPr>
-          <w:b w:val="0"/>
-        </w:rPr>
-        <w:t>s.</w:t>
-      </w:r>
-    </w:p>
-    <w:p>
-      <w:pPr>
-        <w:spacing w:line="336" w:lineRule="auto" w:after="180"/>
-        <w:shd w:fill="F1F6FC"/>
-      </w:pPr>
-      <w:r>
-        <w:rPr>
-          <w:b w:val="0"/>
-        </w:rPr>
-        <w:t xml:space="preserve">The conclusion belongs to this scenario and procedure; changing the </w:t>
-      </w:r>
-      <w:r>
-        <w:rPr>
-          <w:b/>
-        </w:rPr>
-        <w:t>input</w:t>
-      </w:r>
-      <w:r>
-        <w:rPr>
-          <w:b w:val="0"/>
-        </w:rPr>
         <w:t>s, evaluation population or authority can change what it establishes. Retain the raw record so a later revision can be compared honestly.</w:t>
       </w:r>
     </w:p>
     <w:p>
       <w:pPr>
-        <w:pStyle w:val="Heading3"/>
-      </w:pPr>
-      <w:r>
-        <w:t>Learn from the worked case</w:t>
-      </w:r>
-    </w:p>
-    <w:p>
-      <w:pPr>
-        <w:spacing w:line="336" w:lineRule="auto" w:after="180"/>
-      </w:pPr>
-      <w:r>
-        <w:rPr>
-          <w:b w:val="0"/>
-        </w:rPr>
-        <w:t>Cover the result before checking it. Say what is given, choose the procedure, and follow one step at a time. Then uncover the result and explain your first mismatch. Ask why a step is allowed, not only what number it produces.</w:t>
-      </w:r>
-    </w:p>
-    <w:p>
-      <w:pPr>
-        <w:pStyle w:val="Heading3"/>
-      </w:pPr>
-      <w:r>
-        <w:t>A pictorial worked case: Integration tests and fixtures</w:t>
+        <w:pStyle w:val="Heading2"/>
+      </w:pPr>
+      <w:r>
+        <w:t>Separate catalogue fixture and complete mapping</w:t>
       </w:r>
     </w:p>
     <w:p>
@@ -1147,24 +1595,7 @@
     </w:p>
     <w:p>
       <w:pPr>
-        <w:pStyle w:val="Heading3"/>
-      </w:pPr>
-      <w:r>
-        <w:t>The facts we will use</w:t>
-      </w:r>
-    </w:p>
-    <w:p>
-      <w:pPr>
-        <w:pStyle w:val="Heading3"/>
-      </w:pPr>
-      <w:r>
-        <w:t>Supplied facts</w:t>
-      </w:r>
-    </w:p>
-    <w:p>
-      <w:pPr>
         <w:spacing w:line="336" w:lineRule="auto" w:after="180"/>
-        <w:shd w:fill="F1F6FC"/>
       </w:pPr>
       <w:r>
         <w:rPr>
@@ -1180,11 +1611,41 @@
       </w:r>
     </w:p>
     <w:p>
+      <w:pPr>
+        <w:spacing w:line="336" w:lineRule="auto" w:after="180"/>
+      </w:pPr>
+      <w:r>
+        <w:rPr>
+          <w:b w:val="0"/>
+        </w:rPr>
+        <w:t>The main case tests access ordering for fictional school sources. The picture is a separate catalogue: M means map and N means notebook. A request for N must reach the adapter as N and return source N with item notebook. If the adapter instead returns M/map, the identifier connection is wrong even though map is a valid fixture item.</w:t>
+      </w:r>
+    </w:p>
+    <w:p>
+      <w:pPr>
+        <w:spacing w:line="336" w:lineRule="auto" w:after="180"/>
+      </w:pPr>
+      <w:r>
+        <w:rPr>
+          <w:b w:val="0"/>
+        </w:rPr>
+        <w:t>The local checked reply returns review on that mismatch rather than publishing it as the requested answer. No live catalogue is consulted.</w:t>
+      </w:r>
+    </w:p>
+    <w:p>
+      <w:pPr>
+        <w:pStyle w:val="Heading2"/>
+      </w:pPr>
+      <w:r>
+        <w:t>Trace request N through adapter to full reply</w:t>
+      </w:r>
+    </w:p>
+    <w:p>
       <w:r>
         <w:drawing>
           <wp:inline xmlns:a="http://schemas.openxmlformats.org/drawingml/2006/main" xmlns:pic="http://schemas.openxmlformats.org/drawingml/2006/picture">
-            <wp:extent cx="5486400" cy="5145314"/>
-            <wp:docPr id="1" name="Picture 1" descr="Integration tests and fixtures. Load fixture: The test supplies fixed records M and N.. Follow identifier: The application must request N from its adapter.. Check full reply: The returned item should be notebook with source N."/>
+            <wp:extent cx="5486400" cy="3182112"/>
+            <wp:docPr id="1" name="Picture 1" descr="Load fixture: The test supplies fixed records M and N. → Follow identifier: The application must request N from its adapter. → Check full reply: The returned item should be notebook with source N."/>
             <wp:cNvGraphicFramePr>
               <a:graphicFrameLocks noChangeAspect="1"/>
             </wp:cNvGraphicFramePr>
@@ -1192,7 +1653,7 @@
               <a:graphicData uri="http://schemas.openxmlformats.org/drawingml/2006/picture">
                 <pic:pic>
                   <pic:nvPicPr>
-                    <pic:cNvPr id="0" name="academy-visual-ai-6-9.png"/>
+                    <pic:cNvPr id="0" name="academy-story-ai-6-9-02.png"/>
                     <pic:cNvPicPr/>
                   </pic:nvPicPr>
                   <pic:blipFill>
@@ -1204,7 +1665,7 @@
                   <pic:spPr>
                     <a:xfrm>
                       <a:off x="0" y="0"/>
-                      <a:ext cx="5486400" cy="5145314"/>
+                      <a:ext cx="5486400" cy="3182112"/>
                     </a:xfrm>
                     <a:prstGeom prst="rect"/>
                   </pic:spPr>
@@ -1332,24 +1793,7 @@
     </w:p>
     <w:p>
       <w:pPr>
-        <w:pStyle w:val="Heading3"/>
-      </w:pPr>
-      <w:r>
-        <w:t>Why this result follows</w:t>
-      </w:r>
-    </w:p>
-    <w:p>
-      <w:pPr>
-        <w:pStyle w:val="Heading3"/>
-      </w:pPr>
-      <w:r>
-        <w:t>Why the result follows</w:t>
-      </w:r>
-    </w:p>
-    <w:p>
-      <w:pPr>
         <w:spacing w:line="336" w:lineRule="auto" w:after="180"/>
-        <w:shd w:fill="F1F6FC"/>
       </w:pPr>
       <w:r>
         <w:rPr>
@@ -1366,42 +1810,113 @@
     </w:p>
     <w:p>
       <w:pPr>
+        <w:pStyle w:val="Heading2"/>
+      </w:pPr>
+      <w:r>
+        <w:t>Predict M returned for requested N</w:t>
+      </w:r>
+    </w:p>
+    <w:p>
+      <w:pPr>
+        <w:pStyle w:val="ListBullet"/>
+      </w:pPr>
+      <w:r>
+        <w:t>Change one thing: The adapter returns M when N was requested. Predict the result before checking the explanation. What remains the same?</w:t>
+      </w:r>
+    </w:p>
+    <w:p>
+      <w:pPr>
+        <w:pStyle w:val="Heading2"/>
+      </w:pPr>
+      <w:r>
+        <w:t>Check after predicting · reference / check after trying</w:t>
+      </w:r>
+    </w:p>
+    <w:p>
+      <w:r>
+        <w:drawing>
+          <wp:inline xmlns:a="http://schemas.openxmlformats.org/drawingml/2006/main" xmlns:pic="http://schemas.openxmlformats.org/drawingml/2006/picture">
+            <wp:extent cx="5486400" cy="3026664"/>
+            <wp:docPr id="2" name="Picture 2" descr="Original case: The returned item should be notebook with source N. Changed condition: The adapter returns M when N was requested. Expected result: Fail the integration check: map is the wrong item. Reason: The request now reaches evidence for another identifier."/>
+            <wp:cNvGraphicFramePr>
+              <a:graphicFrameLocks noChangeAspect="1"/>
+            </wp:cNvGraphicFramePr>
+            <a:graphic>
+              <a:graphicData uri="http://schemas.openxmlformats.org/drawingml/2006/picture">
+                <pic:pic>
+                  <pic:nvPicPr>
+                    <pic:cNvPr id="0" name="academy-story-ai-6-9-04.png"/>
+                    <pic:cNvPicPr/>
+                  </pic:nvPicPr>
+                  <pic:blipFill>
+                    <a:blip r:embed="rId10"/>
+                    <a:stretch>
+                      <a:fillRect/>
+                    </a:stretch>
+                  </pic:blipFill>
+                  <pic:spPr>
+                    <a:xfrm>
+                      <a:off x="0" y="0"/>
+                      <a:ext cx="5486400" cy="3026664"/>
+                    </a:xfrm>
+                    <a:prstGeom prst="rect"/>
+                  </pic:spPr>
+                </pic:pic>
+              </a:graphicData>
+            </a:graphic>
+          </wp:inline>
+        </w:drawing>
+      </w:r>
+    </w:p>
+    <w:p>
+      <w:pPr>
+        <w:pStyle w:val="Heading2"/>
+      </w:pPr>
+      <w:r>
+        <w:t>Explain wrong-source evidence and fixture limits</w:t>
+      </w:r>
+    </w:p>
+    <w:p>
+      <w:pPr>
+        <w:pStyle w:val="ListBullet"/>
+      </w:pPr>
+      <w:r>
+        <w:t>A controlled fixture does not prove a live catalogue behaves identically; also review live adapter contracts.</w:t>
+      </w:r>
+    </w:p>
+    <w:p>
+      <w:pPr>
+        <w:pStyle w:val="ListBullet"/>
+      </w:pPr>
+      <w:r>
+        <w:t>Read the labelled picture: Follow request N through the fixture and adapter. Which source and item should appear in the reply, and what precisely fails when the adapter returns M?</w:t>
+      </w:r>
+    </w:p>
+    <w:p>
+      <w:pPr>
+        <w:pStyle w:val="Heading2"/>
+      </w:pPr>
+      <w:r>
+        <w:t>Earlier wording, alternatives and picture transcripts · reference / check after trying</w:t>
+      </w:r>
+    </w:p>
+    <w:p>
+      <w:pPr>
         <w:pStyle w:val="Heading3"/>
       </w:pPr>
       <w:r>
-        <w:t>What this example does not establish</w:t>
-      </w:r>
-    </w:p>
-    <w:p>
-      <w:pPr>
-        <w:pStyle w:val="Heading3"/>
-      </w:pPr>
-      <w:r>
-        <w:t>Keep the stated limit</w:t>
+        <w:t>Learn from the worked case</w:t>
       </w:r>
     </w:p>
     <w:p>
       <w:pPr>
         <w:spacing w:line="336" w:lineRule="auto" w:after="180"/>
-        <w:shd w:fill="FFF5E6"/>
       </w:pPr>
       <w:r>
         <w:rPr>
           <w:b w:val="0"/>
         </w:rPr>
-        <w:t xml:space="preserve">A controlled </w:t>
-      </w:r>
-      <w:r>
-        <w:rPr>
-          <w:b/>
-        </w:rPr>
-        <w:t>fixture</w:t>
-      </w:r>
-      <w:r>
-        <w:rPr>
-          <w:b w:val="0"/>
-        </w:rPr>
-        <w:t xml:space="preserve"> does not prove a live catalogue behaves identically; also review live adapter contracts.</w:t>
+        <w:t>Cover the result before checking it. Say what is given, choose the procedure, and follow one step at a time. Then uncover the result and explain your first mismatch. Ask why a step is allowed, not only what number it produces.</w:t>
       </w:r>
     </w:p>
     <w:p>
@@ -1409,31 +1924,7 @@
         <w:pStyle w:val="Heading3"/>
       </w:pPr>
       <w:r>
-        <w:t>Keep the stated limit</w:t>
-      </w:r>
-    </w:p>
-    <w:p>
-      <w:pPr>
-        <w:spacing w:line="336" w:lineRule="auto" w:after="180"/>
-        <w:shd w:fill="FFF5E6"/>
-      </w:pPr>
-      <w:r>
-        <w:rPr>
-          <w:b w:val="0"/>
-        </w:rPr>
-        <w:t xml:space="preserve">Read the labelled picture: Follow request N through the </w:t>
-      </w:r>
-      <w:r>
-        <w:rPr>
-          <w:b/>
-        </w:rPr>
-        <w:t>fixture</w:t>
-      </w:r>
-      <w:r>
-        <w:rPr>
-          <w:b w:val="0"/>
-        </w:rPr>
-        <w:t xml:space="preserve"> and adapter. Which source and item should appear in the reply, and what precisely fails when the adapter returns M?</w:t>
+        <w:t>A pictorial worked case: Integration tests and fixtures</w:t>
       </w:r>
     </w:p>
     <w:p>
@@ -1441,19 +1932,59 @@
         <w:pStyle w:val="Heading3"/>
       </w:pPr>
       <w:r>
-        <w:t>Keep the stated limit</w:t>
-      </w:r>
-    </w:p>
-    <w:p>
-      <w:pPr>
-        <w:spacing w:line="336" w:lineRule="auto" w:after="180"/>
-        <w:shd w:fill="FFF5E6"/>
-      </w:pPr>
-      <w:r>
-        <w:rPr>
-          <w:b w:val="0"/>
-        </w:rPr>
-        <w:t>Change one thing: The adapter returns M when N was requested. Predict the result before checking the explanation. What remains the same?</w:t>
+        <w:t>The facts we will use</w:t>
+      </w:r>
+    </w:p>
+    <w:p>
+      <w:r>
+        <w:drawing>
+          <wp:inline xmlns:a="http://schemas.openxmlformats.org/drawingml/2006/main" xmlns:pic="http://schemas.openxmlformats.org/drawingml/2006/picture">
+            <wp:extent cx="5486400" cy="5145314"/>
+            <wp:docPr id="3" name="Picture 3" descr="Integration tests and fixtures. Load fixture: The test supplies fixed records M and N.. Follow identifier: The application must request N from its adapter.. Check full reply: The returned item should be notebook with source N."/>
+            <wp:cNvGraphicFramePr>
+              <a:graphicFrameLocks noChangeAspect="1"/>
+            </wp:cNvGraphicFramePr>
+            <a:graphic>
+              <a:graphicData uri="http://schemas.openxmlformats.org/drawingml/2006/picture">
+                <pic:pic>
+                  <pic:nvPicPr>
+                    <pic:cNvPr id="0" name="academy-visual-ai-6-9.png"/>
+                    <pic:cNvPicPr/>
+                  </pic:nvPicPr>
+                  <pic:blipFill>
+                    <a:blip r:embed="rId11"/>
+                    <a:stretch>
+                      <a:fillRect/>
+                    </a:stretch>
+                  </pic:blipFill>
+                  <pic:spPr>
+                    <a:xfrm>
+                      <a:off x="0" y="0"/>
+                      <a:ext cx="5486400" cy="5145314"/>
+                    </a:xfrm>
+                    <a:prstGeom prst="rect"/>
+                  </pic:spPr>
+                </pic:pic>
+              </a:graphicData>
+            </a:graphic>
+          </wp:inline>
+        </w:drawing>
+      </w:r>
+    </w:p>
+    <w:p>
+      <w:pPr>
+        <w:pStyle w:val="Heading3"/>
+      </w:pPr>
+      <w:r>
+        <w:t>Why this result follows</w:t>
+      </w:r>
+    </w:p>
+    <w:p>
+      <w:pPr>
+        <w:pStyle w:val="Heading3"/>
+      </w:pPr>
+      <w:r>
+        <w:t>What this example does not establish</w:t>
       </w:r>
     </w:p>
     <w:p>
@@ -1461,12 +1992,20 @@
         <w:pStyle w:val="Heading1"/>
       </w:pPr>
       <w:r>
-        <w:t>07. Find and repair a mistake</w:t>
-      </w:r>
-    </w:p>
-    <w:p>
-      <w:r>
-        <w:t>Find the unsupported step in the Integration tests and fixtures claim and explain a repair using the supplied evidence.</w:t>
+        <w:t>07. Assert the calls that must not happen</w:t>
+      </w:r>
+    </w:p>
+    <w:p>
+      <w:r>
+        <w:t>Controlled mocks verify a declared interaction, not every live runtime condition.</w:t>
+      </w:r>
+    </w:p>
+    <w:p>
+      <w:pPr>
+        <w:pStyle w:val="Heading2"/>
+      </w:pPr>
+      <w:r>
+        <w:t>Core fixture-versus-provider qualification</w:t>
       </w:r>
     </w:p>
     <w:p>
@@ -1482,16 +2021,7 @@
     </w:p>
     <w:p>
       <w:pPr>
-        <w:pStyle w:val="Heading3"/>
-      </w:pPr>
-      <w:r>
-        <w:t>Check the claim against the facts</w:t>
-      </w:r>
-    </w:p>
-    <w:p>
-      <w:pPr>
         <w:spacing w:line="336" w:lineRule="auto" w:after="180"/>
-        <w:shd w:fill="FFF5E6"/>
       </w:pPr>
       <w:r>
         <w:rPr>
@@ -1503,7 +2033,6 @@
     <w:p>
       <w:pPr>
         <w:spacing w:line="336" w:lineRule="auto" w:after="180"/>
-        <w:shd w:fill="FFF5E6"/>
       </w:pPr>
       <w:r>
         <w:rPr>
@@ -1526,6 +2055,212 @@
     </w:p>
     <w:p>
       <w:pPr>
+        <w:pStyle w:val="Heading2"/>
+      </w:pPr>
+      <w:r>
+        <w:t>Complete result-and-trace assertions</w:t>
+      </w:r>
+    </w:p>
+    <w:tbl>
+      <w:tblPr>
+        <w:tblStyle w:val="LightShading-Accent1"/>
+        <w:tblW w:type="auto" w:w="0"/>
+        <w:tblLook w:firstColumn="1" w:firstRow="1" w:lastColumn="0" w:lastRow="0" w:noHBand="0" w:noVBand="1" w:val="04A0"/>
+      </w:tblPr>
+      <w:tblGrid>
+        <w:gridCol w:w="5112"/>
+        <w:gridCol w:w="5112"/>
+      </w:tblGrid>
+      <w:tr>
+        <w:trPr>
+          <w:tblHeader/>
+        </w:trPr>
+        <w:tc>
+          <w:tcPr>
+            <w:tcW w:type="dxa" w:w="5112"/>
+          </w:tcPr>
+          <w:p>
+            <w:r>
+              <w:t>Integration assertion</w:t>
+            </w:r>
+          </w:p>
+        </w:tc>
+        <w:tc>
+          <w:tcPr>
+            <w:tcW w:type="dxa" w:w="5112"/>
+          </w:tcPr>
+          <w:p>
+            <w:r>
+              <w:t>Why result-only checking is insufficient</w:t>
+            </w:r>
+          </w:p>
+        </w:tc>
+      </w:tr>
+      <w:tr>
+        <w:tc>
+          <w:tcPr>
+            <w:tcW w:type="dxa" w:w="5112"/>
+          </w:tcPr>
+          <w:p>
+            <w:r>
+              <w:t>Denied teacher-source request has empty adapter-call list</w:t>
+            </w:r>
+          </w:p>
+        </w:tc>
+        <w:tc>
+          <w:tcPr>
+            <w:tcW w:type="dxa" w:w="5112"/>
+          </w:tcPr>
+          <w:p>
+            <w:r>
+              <w:t>A final denial does not undo a prior restricted read</w:t>
+            </w:r>
+          </w:p>
+        </w:tc>
+      </w:tr>
+      <w:tr>
+        <w:tc>
+          <w:tcPr>
+            <w:tcW w:type="dxa" w:w="5112"/>
+          </w:tcPr>
+          <w:p>
+            <w:r>
+              <w:t>Allowed S reply includes correct ID, room and capacity</w:t>
+            </w:r>
+          </w:p>
+        </w:tc>
+        <w:tc>
+          <w:tcPr>
+            <w:tcW w:type="dxa" w:w="5112"/>
+          </w:tcPr>
+          <w:p>
+            <w:r>
+              <w:t>A valid-looking output can cite the wrong record or field</w:t>
+            </w:r>
+          </w:p>
+        </w:tc>
+      </w:tr>
+      <w:tr>
+        <w:tc>
+          <w:tcPr>
+            <w:tcW w:type="dxa" w:w="5112"/>
+          </w:tcPr>
+          <w:p>
+            <w:r>
+              <w:t>Missing/failing storage path has no draft-stub event</w:t>
+            </w:r>
+          </w:p>
+        </w:tc>
+        <w:tc>
+          <w:tcPr>
+            <w:tcW w:type="dxa" w:w="5112"/>
+          </w:tcPr>
+          <w:p>
+            <w:r>
+              <w:t>A dependency failure must not silently become invented evidence</w:t>
+            </w:r>
+          </w:p>
+        </w:tc>
+      </w:tr>
+      <w:tr>
+        <w:tc>
+          <w:tcPr>
+            <w:tcW w:type="dxa" w:w="5112"/>
+          </w:tcPr>
+          <w:p>
+            <w:r>
+              <w:t>Request N receives source N/notebook</w:t>
+            </w:r>
+          </w:p>
+        </w:tc>
+        <w:tc>
+          <w:tcPr>
+            <w:tcW w:type="dxa" w:w="5112"/>
+          </w:tcPr>
+          <w:p>
+            <w:r>
+              <w:t>M/map is valid data for the wrong identifier</w:t>
+            </w:r>
+          </w:p>
+        </w:tc>
+      </w:tr>
+      <w:tr>
+        <w:tc>
+          <w:tcPr>
+            <w:tcW w:type="dxa" w:w="5112"/>
+          </w:tcPr>
+          <w:p>
+            <w:r>
+              <w:t>Malformed request stops before lookup</w:t>
+            </w:r>
+          </w:p>
+        </w:tc>
+        <w:tc>
+          <w:tcPr>
+            <w:tcW w:type="dxa" w:w="5112"/>
+          </w:tcPr>
+          <w:p>
+            <w:r>
+              <w:t>Later output rejection cannot undo earlier unnecessary work</w:t>
+            </w:r>
+          </w:p>
+        </w:tc>
+      </w:tr>
+      <w:tr>
+        <w:tc>
+          <w:tcPr>
+            <w:tcW w:type="dxa" w:w="5112"/>
+          </w:tcPr>
+          <w:p>
+            <w:r>
+              <w:t>Preserve the deliberate faulty trace</w:t>
+            </w:r>
+          </w:p>
+        </w:tc>
+        <w:tc>
+          <w:tcPr>
+            <w:tcW w:type="dxa" w:w="5112"/>
+          </w:tcPr>
+          <w:p>
+            <w:r>
+              <w:t>Documents the regression the test should detect</w:t>
+            </w:r>
+          </w:p>
+        </w:tc>
+      </w:tr>
+      <w:tr>
+        <w:tc>
+          <w:tcPr>
+            <w:tcW w:type="dxa" w:w="5112"/>
+          </w:tcPr>
+          <w:p>
+            <w:r>
+              <w:t>Mock integration suite passes</w:t>
+            </w:r>
+          </w:p>
+        </w:tc>
+        <w:tc>
+          <w:tcPr>
+            <w:tcW w:type="dxa" w:w="5112"/>
+          </w:tcPr>
+          <w:p>
+            <w:r>
+              <w:t>Shows these declared interactions; live availability, timing and model variation remain unmeasured</w:t>
+            </w:r>
+          </w:p>
+        </w:tc>
+      </w:tr>
+    </w:tbl>
+    <w:p>
+      <w:pPr>
+        <w:pStyle w:val="Heading2"/>
+      </w:pPr>
+      <w:r>
+        <w:t>Guided explanation and repair</w:t>
+      </w:r>
+    </w:p>
+    <w:p>
+      <w:pPr>
         <w:pStyle w:val="Heading3"/>
       </w:pPr>
       <w:r>
@@ -1559,21 +2294,93 @@
     </w:p>
     <w:p>
       <w:pPr>
+        <w:pStyle w:val="ListBullet"/>
+      </w:pPr>
+      <w:r>
+        <w:t>A report omits this qualification: A mock verifies declared interactions, not real provider availability or all runtime limits. Explain how omitting it could change a reader's interpretation, and write an accurate replacement.</w:t>
+      </w:r>
+    </w:p>
+    <w:p>
+      <w:pPr>
         <w:pStyle w:val="Heading3"/>
       </w:pPr>
       <w:r>
+        <w:t>State one repair and the checks you would rerun.</w:t>
+      </w:r>
+    </w:p>
+    <w:p>
+      <w:r>
+        <w:t>________________________________________________________________</w:t>
+      </w:r>
+    </w:p>
+    <w:p>
+      <w:r>
+        <w:t>________________________________________________________________</w:t>
+      </w:r>
+    </w:p>
+    <w:p>
+      <w:r>
+        <w:t>________________________________________________________________</w:t>
+      </w:r>
+    </w:p>
+    <w:p>
+      <w:r>
+        <w:t>________________________________________________________________</w:t>
+      </w:r>
+    </w:p>
+    <w:p>
+      <w:r>
+        <w:t>________________________________________________________________</w:t>
+      </w:r>
+    </w:p>
+    <w:p>
+      <w:r>
+        <w:t>________________________________________________________________</w:t>
+      </w:r>
+    </w:p>
+    <w:p>
+      <w:pPr>
+        <w:pStyle w:val="Heading2"/>
+      </w:pPr>
+      <w:r>
+        <w:t>Earlier wording, alternatives and picture transcripts · reference / check after trying</w:t>
+      </w:r>
+    </w:p>
+    <w:p>
+      <w:pPr>
+        <w:pStyle w:val="Heading3"/>
+      </w:pPr>
+      <w:r>
         <w:t>Locate the earliest unsupported step</w:t>
       </w:r>
     </w:p>
     <w:p>
       <w:pPr>
-        <w:spacing w:line="336" w:lineRule="auto" w:after="180"/>
-      </w:pPr>
-      <w:r>
-        <w:rPr>
-          <w:b w:val="0"/>
-        </w:rPr>
-        <w:t>A report omits this qualification: A mock verifies declared interactions, not real provider availability or all runtime limits. Explain how omitting it could change a reader's interpretation, and write an accurate replacement.</w:t>
+        <w:pStyle w:val="Heading1"/>
+      </w:pPr>
+      <w:r>
+        <w:t>08. Practise tracing input, permission, adapter and result</w:t>
+      </w:r>
+    </w:p>
+    <w:p>
+      <w:r>
+        <w:t>Locate the earliest incorrect connection rather than only the final symptom.</w:t>
+      </w:r>
+    </w:p>
+    <w:p>
+      <w:pPr>
+        <w:pStyle w:val="Heading2"/>
+      </w:pPr>
+      <w:r>
+        <w:t>Current explanation and guided scope check</w:t>
+      </w:r>
+    </w:p>
+    <w:p>
+      <w:pPr>
+        <w:pStyle w:val="ListBullet"/>
+      </w:pPr>
+      <w:r>
+        <w:t>Explain the weekly mechanism in your own words. Use the worked scenario to name its input, decision rule and output.</w:t>
       </w:r>
     </w:p>
     <w:p>
@@ -1581,7 +2388,7 @@
         <w:pStyle w:val="Heading3"/>
       </w:pPr>
       <w:r>
-        <w:t>State one repair and the checks you would rerun.</w:t>
+        <w:t>Guided: restate the worked result, then name the assumption or limitation that prevents a broader conclusion.</w:t>
       </w:r>
     </w:p>
     <w:p>
@@ -1610,79 +2417,19 @@
       </w:r>
     </w:p>
     <w:p>
+      <w:pPr>
+        <w:pStyle w:val="Heading3"/>
+      </w:pPr>
+      <w:r>
+        <w:t>Explain your prediction to a partner before comparing results.</w:t>
+      </w:r>
+    </w:p>
+    <w:p>
       <w:r>
         <w:t>________________________________________________________________</w:t>
       </w:r>
     </w:p>
     <w:p>
-      <w:pPr>
-        <w:pStyle w:val="Heading1"/>
-      </w:pPr>
-      <w:r>
-        <w:t>08. Practise together</w:t>
-      </w:r>
-    </w:p>
-    <w:p>
-      <w:r>
-        <w:t>Practise Integration tests and fixtures with support, then explain the deciding step in your own words.</w:t>
-      </w:r>
-    </w:p>
-    <w:p>
-      <w:pPr>
-        <w:spacing w:line="336" w:lineRule="auto" w:after="180"/>
-      </w:pPr>
-      <w:r>
-        <w:rPr>
-          <w:b w:val="0"/>
-        </w:rPr>
-        <w:t xml:space="preserve">Explain the weekly </w:t>
-      </w:r>
-      <w:r>
-        <w:rPr>
-          <w:b/>
-        </w:rPr>
-        <w:t>mechanism</w:t>
-      </w:r>
-      <w:r>
-        <w:rPr>
-          <w:b w:val="0"/>
-        </w:rPr>
-        <w:t xml:space="preserve"> in your own words. Use the worked scenario to name its </w:t>
-      </w:r>
-      <w:r>
-        <w:rPr>
-          <w:b/>
-        </w:rPr>
-        <w:t>input</w:t>
-      </w:r>
-      <w:r>
-        <w:rPr>
-          <w:b w:val="0"/>
-        </w:rPr>
-        <w:t xml:space="preserve">, decision rule and </w:t>
-      </w:r>
-      <w:r>
-        <w:rPr>
-          <w:b/>
-        </w:rPr>
-        <w:t>output</w:t>
-      </w:r>
-      <w:r>
-        <w:rPr>
-          <w:b w:val="0"/>
-        </w:rPr>
-        <w:t>.</w:t>
-      </w:r>
-    </w:p>
-    <w:p>
-      <w:pPr>
-        <w:pStyle w:val="Heading3"/>
-      </w:pPr>
-      <w:r>
-        <w:t>Guided: restate the worked result, then name the assumption or limitation that prevents a broader conclusion.</w:t>
-      </w:r>
-    </w:p>
-    <w:p>
       <w:r>
         <w:t>________________________________________________________________</w:t>
       </w:r>
@@ -1698,49 +2445,11 @@
       </w:r>
     </w:p>
     <w:p>
-      <w:r>
-        <w:t>________________________________________________________________</w:t>
-      </w:r>
-    </w:p>
-    <w:p>
-      <w:r>
-        <w:t>________________________________________________________________</w:t>
-      </w:r>
-    </w:p>
-    <w:p>
-      <w:pPr>
-        <w:pStyle w:val="Heading3"/>
-      </w:pPr>
-      <w:r>
-        <w:t>Explain your prediction to a partner before comparing results.</w:t>
-      </w:r>
-    </w:p>
-    <w:p>
-      <w:r>
-        <w:t>________________________________________________________________</w:t>
-      </w:r>
-    </w:p>
-    <w:p>
-      <w:r>
-        <w:t>________________________________________________________________</w:t>
-      </w:r>
-    </w:p>
-    <w:p>
-      <w:r>
-        <w:t>________________________________________________________________</w:t>
-      </w:r>
-    </w:p>
-    <w:p>
-      <w:r>
-        <w:t>________________________________________________________________</w:t>
-      </w:r>
-    </w:p>
-    <w:p>
-      <w:pPr>
-        <w:pStyle w:val="Heading3"/>
-      </w:pPr>
-      <w:r>
-        <w:t>Practise with less help: Trace the worked case</w:t>
+      <w:pPr>
+        <w:pStyle w:val="Heading2"/>
+      </w:pPr>
+      <w:r>
+        <w:t>Supported W2 record</w:t>
       </w:r>
     </w:p>
     <w:p>
@@ -1882,106 +2591,49 @@
     </w:p>
     <w:p>
       <w:pPr>
+        <w:pStyle w:val="Heading2"/>
+      </w:pPr>
+      <w:r>
+        <w:t>Individual mock-scope check</w:t>
+      </w:r>
+    </w:p>
+    <w:p>
+      <w:pPr>
+        <w:pStyle w:val="ListBullet"/>
+      </w:pPr>
+      <w:r>
+        <w:t>Use the worked case for Integration tests and fixtures. Proposed explanation: “The worked result establishes every future case”. Decide whether this explanation is supported. Point to the step or supplied fact that decides; explain your repair if needed.</w:t>
+      </w:r>
+    </w:p>
+    <w:p>
+      <w:pPr>
+        <w:pStyle w:val="ListBullet"/>
+      </w:pPr>
+      <w:r>
+        <w:t>Answer on your own before discussion. If you are unsure, say which step you need help with.</w:t>
+      </w:r>
+    </w:p>
+    <w:p>
+      <w:pPr>
+        <w:pStyle w:val="Heading2"/>
+      </w:pPr>
+      <w:r>
+        <w:t>Catalogue picture response</w:t>
+      </w:r>
+    </w:p>
+    <w:p>
+      <w:pPr>
+        <w:pStyle w:val="ListBullet"/>
+      </w:pPr>
+      <w:r>
+        <w:t>Follow request N through the fixture and adapter. Which source and item should appear in the reply, and what precisely fails when the adapter returns M?</w:t>
+      </w:r>
+    </w:p>
+    <w:p>
+      <w:pPr>
         <w:pStyle w:val="Heading3"/>
       </w:pPr>
       <w:r>
-        <w:t>Check your reasoning</w:t>
-      </w:r>
-    </w:p>
-    <w:p>
-      <w:pPr>
-        <w:spacing w:line="336" w:lineRule="auto" w:after="180"/>
-      </w:pPr>
-      <w:r>
-        <w:rPr>
-          <w:b w:val="0"/>
-        </w:rPr>
-        <w:t xml:space="preserve">Use the worked case for </w:t>
-      </w:r>
-      <w:r>
-        <w:rPr>
-          <w:b/>
-        </w:rPr>
-        <w:t>Integration test</w:t>
-      </w:r>
-      <w:r>
-        <w:rPr>
-          <w:b w:val="0"/>
-        </w:rPr>
-        <w:t xml:space="preserve">s and </w:t>
-      </w:r>
-      <w:r>
-        <w:rPr>
-          <w:b/>
-        </w:rPr>
-        <w:t>fixture</w:t>
-      </w:r>
-      <w:r>
-        <w:rPr>
-          <w:b w:val="0"/>
-        </w:rPr>
-        <w:t>s. Proposed explanation: “The worked result establishes every future case”. Decide whether this explanation is supported.</w:t>
-      </w:r>
-    </w:p>
-    <w:p>
-      <w:pPr>
-        <w:spacing w:line="336" w:lineRule="auto" w:after="180"/>
-      </w:pPr>
-      <w:r>
-        <w:rPr>
-          <w:b w:val="0"/>
-        </w:rPr>
-        <w:t>Point to the step or supplied fact that decides; explain your repair if needed.</w:t>
-      </w:r>
-    </w:p>
-    <w:p>
-      <w:pPr>
-        <w:spacing w:line="336" w:lineRule="auto" w:after="180"/>
-      </w:pPr>
-      <w:r>
-        <w:rPr>
-          <w:b w:val="0"/>
-        </w:rPr>
-        <w:t>Answer on your own before discussion. If you are unsure, say which step you need help with.</w:t>
-      </w:r>
-    </w:p>
-    <w:p>
-      <w:pPr>
-        <w:pStyle w:val="Heading3"/>
-      </w:pPr>
-      <w:r>
-        <w:t>Explain the picture</w:t>
-      </w:r>
-    </w:p>
-    <w:p>
-      <w:pPr>
-        <w:spacing w:line="336" w:lineRule="auto" w:after="180"/>
-        <w:shd w:fill="F5F1FB"/>
-      </w:pPr>
-      <w:r>
-        <w:rPr>
-          <w:b w:val="0"/>
-        </w:rPr>
-        <w:t xml:space="preserve">Follow request N through the </w:t>
-      </w:r>
-      <w:r>
-        <w:rPr>
-          <w:b/>
-        </w:rPr>
-        <w:t>fixture</w:t>
-      </w:r>
-      <w:r>
-        <w:rPr>
-          <w:b w:val="0"/>
-        </w:rPr>
-        <w:t xml:space="preserve"> and adapter. Which source and item should appear in the reply, and what precisely fails when the adapter returns M?</w:t>
-      </w:r>
-    </w:p>
-    <w:p>
-      <w:pPr>
-        <w:pStyle w:val="Heading3"/>
-      </w:pPr>
-      <w:r>
         <w:t>My explanation using a pictured step and the given facts</w:t>
       </w:r>
     </w:p>
@@ -2003,6 +2655,14 @@
     <w:p>
       <w:r>
         <w:t>________________________________________________________________</w:t>
+      </w:r>
+    </w:p>
+    <w:p>
+      <w:pPr>
+        <w:pStyle w:val="Heading2"/>
+      </w:pPr>
+      <w:r>
+        <w:t>Reserve independent not-found/fabrication scenario</w:t>
       </w:r>
     </w:p>
     <w:p>
@@ -2018,23 +2678,55 @@
     </w:p>
     <w:p>
       <w:pPr>
+        <w:pStyle w:val="Heading2"/>
+      </w:pPr>
+      <w:r>
+        <w:t>Earlier wording, alternatives and picture transcripts · reference / check after trying</w:t>
+      </w:r>
+    </w:p>
+    <w:p>
+      <w:pPr>
+        <w:pStyle w:val="Heading3"/>
+      </w:pPr>
+      <w:r>
+        <w:t>Practise with less help: Trace the worked case</w:t>
+      </w:r>
+    </w:p>
+    <w:p>
+      <w:pPr>
+        <w:pStyle w:val="Heading3"/>
+      </w:pPr>
+      <w:r>
+        <w:t>Check your reasoning</w:t>
+      </w:r>
+    </w:p>
+    <w:p>
+      <w:pPr>
+        <w:pStyle w:val="Heading3"/>
+      </w:pPr>
+      <w:r>
+        <w:t>Explain the picture</w:t>
+      </w:r>
+    </w:p>
+    <w:p>
+      <w:pPr>
         <w:pStyle w:val="Heading1"/>
       </w:pPr>
       <w:r>
-        <w:t>09. Run the investigation</w:t>
-      </w:r>
-    </w:p>
-    <w:p>
-      <w:r>
-        <w:t>Investigate Integration tests and fixtures. Record the prediction, actual observation or labelled paper trace, explanation and next test separately.</w:t>
-      </w:r>
-    </w:p>
-    <w:p>
-      <w:pPr>
-        <w:pStyle w:val="Heading3"/>
-      </w:pPr>
-      <w:r>
-        <w:t>Predict, investigate and preserve the evidence</w:t>
+        <w:t>09. Run the complete controlled integration audit</w:t>
+      </w:r>
+    </w:p>
+    <w:p>
+      <w:r>
+        <w:t>Inspect the full record: expected result, actual result, adapter calls and event order.</w:t>
+      </w:r>
+    </w:p>
+    <w:p>
+      <w:pPr>
+        <w:pStyle w:val="Heading2"/>
+      </w:pPr>
+      <w:r>
+        <w:t>Current hidden-read investigation</w:t>
       </w:r>
     </w:p>
     <w:p>
@@ -2046,6 +2738,174 @@
           <w:b w:val="0"/>
         </w:rPr>
         <w:t>A student requests a teacher source; test response is denied, but a recorded lookup call read the teacher file. Show the intermediate steps and give the conclusion with its scope.</w:t>
+      </w:r>
+    </w:p>
+    <w:p>
+      <w:pPr>
+        <w:pStyle w:val="Heading2"/>
+      </w:pPr>
+      <w:r>
+        <w:t>Complete runnable fixtures and deliberate faulty order</w:t>
+      </w:r>
+    </w:p>
+    <w:p>
+      <w:r>
+        <w:rPr>
+          <w:rFonts w:ascii="Courier New" w:hAnsi="Courier New"/>
+          <w:sz w:val="18"/>
+        </w:rPr>
+        <w:t>"""Controlled integration fixtures and recorded adapter calls; no network."""</w:t>
+        <w:br/>
+        <w:t>ACCESS={'S':'student','T':'teacher'}</w:t>
+        <w:br/>
+        <w:t>DATA={'S':{'source_id':'S','room_id':'B','capacity':12},</w:t>
+        <w:br/>
+        <w:t xml:space="preserve">      'T':{'source_id':'T','room_id':'STAFF','capacity':4}}</w:t>
+        <w:br/>
+        <w:br/>
+        <w:t>def storage_fixture(mode='normal'):</w:t>
+        <w:br/>
+        <w:t xml:space="preserve">    calls=[]</w:t>
+        <w:br/>
+        <w:t xml:space="preserve">    def lookup(key):</w:t>
+        <w:br/>
+        <w:t xml:space="preserve">        calls.append(key)</w:t>
+        <w:br/>
+        <w:t xml:space="preserve">        if mode=='missing':return None</w:t>
+        <w:br/>
+        <w:t xml:space="preserve">        if mode=='failure':raise RuntimeError('mock dependency failed')</w:t>
+        <w:br/>
+        <w:t xml:space="preserve">        return dict(DATA[key])</w:t>
+        <w:br/>
+        <w:t xml:space="preserve">    return lookup,calls</w:t>
+        <w:br/>
+        <w:br/>
+        <w:t>def permitted(role,key):</w:t>
+        <w:br/>
+        <w:t xml:space="preserve">    return role in ('student','teacher') and key in ACCESS and (role=='teacher' or ACCESS[key]=='student')</w:t>
+        <w:br/>
+        <w:br/>
+        <w:t>def service(request,role,lookup,events):</w:t>
+        <w:br/>
+        <w:t xml:space="preserve">    events.append('validate_request')</w:t>
+        <w:br/>
+        <w:t xml:space="preserve">    if type(request) is not dict or set(request)!={'source_id'} or type(request['source_id']) is not str:</w:t>
+        <w:br/>
+        <w:t xml:space="preserve">        return {'status':'invalid_request'}</w:t>
+        <w:br/>
+        <w:t xml:space="preserve">    key=request['source_id']</w:t>
+        <w:br/>
+        <w:t xml:space="preserve">    events.append('authorize')</w:t>
+        <w:br/>
+        <w:t xml:space="preserve">    if not permitted(role,key):return {'status':'denied'}</w:t>
+        <w:br/>
+        <w:t xml:space="preserve">    events.append('lookup')</w:t>
+        <w:br/>
+        <w:t xml:space="preserve">    try:record=lookup(key)</w:t>
+        <w:br/>
+        <w:t xml:space="preserve">    except RuntimeError:return {'status':'review','reason':'dependency failure'}</w:t>
+        <w:br/>
+        <w:t xml:space="preserve">    if record is None:return {'status':'review','reason':'missing source'}</w:t>
+        <w:br/>
+        <w:t xml:space="preserve">    events.append('draft_stub')</w:t>
+        <w:br/>
+        <w:t xml:space="preserve">    output=dict(record)  # local stub, not a model-generated answer</w:t>
+        <w:br/>
+        <w:t xml:space="preserve">    events.append('validate_response')</w:t>
+        <w:br/>
+        <w:t xml:space="preserve">    if (set(output)!={'source_id','room_id','capacity'} or output['source_id']!=key</w:t>
+        <w:br/>
+        <w:t xml:space="preserve">        or type(output['room_id']) is not str or not output['room_id']</w:t>
+        <w:br/>
+        <w:t xml:space="preserve">        or type(output['capacity']) is not int or output['capacity']&lt;0):</w:t>
+        <w:br/>
+        <w:t xml:space="preserve">        return {'status':'review','reason':'response/source mismatch'}</w:t>
+        <w:br/>
+        <w:t xml:space="preserve">    return {'status':'answered',**output}</w:t>
+        <w:br/>
+        <w:br/>
+        <w:t>lookup,calls=storage_fixture();events=[]</w:t>
+        <w:br/>
+        <w:t>denied=service({'source_id':'T'},'student',lookup,events)</w:t>
+        <w:br/>
+        <w:t>assert denied=={'status':'denied'} and calls==[] and 'lookup' not in events</w:t>
+        <w:br/>
+        <w:t>print('Correct denied result AND empty lookup trace:',denied,calls,events)</w:t>
+        <w:br/>
+        <w:t># Deliberate broken order: a final refusal does not undo earlier fixture access.</w:t>
+        <w:br/>
+        <w:t>bad_lookup,bad_calls=storage_fixture()</w:t>
+        <w:br/>
+        <w:t>def broken_order(request,role,lookup):</w:t>
+        <w:br/>
+        <w:t xml:space="preserve">    lookup(request['source_id'])</w:t>
+        <w:br/>
+        <w:t xml:space="preserve">    return {'status':'denied'} if not permitted(role,request['source_id']) else {'status':'unverified'}</w:t>
+        <w:br/>
+        <w:t>bad=broken_order({'source_id':'T'},'student',bad_lookup)</w:t>
+        <w:br/>
+        <w:t>assert bad==denied and bad_calls==['T']</w:t>
+        <w:br/>
+        <w:t>print('Deliberate hidden failure detected: same denial but lookup calls:',bad_calls)</w:t>
+        <w:br/>
+        <w:t>trials={}</w:t>
+        <w:br/>
+        <w:t>for mode in ['normal','missing','failure']:</w:t>
+        <w:br/>
+        <w:t xml:space="preserve">    lookup,calls=storage_fixture(mode);events=[]</w:t>
+        <w:br/>
+        <w:t xml:space="preserve">    result=service({'source_id':'S'},'student',lookup,events)</w:t>
+        <w:br/>
+        <w:t xml:space="preserve">    trials[mode]=(result,calls,events)</w:t>
+        <w:br/>
+        <w:t xml:space="preserve">    print(mode,result,calls,events)</w:t>
+        <w:br/>
+        <w:t>assert trials['normal'][0]=={'status':'answered','source_id':'S','room_id':'B','capacity':12}</w:t>
+        <w:br/>
+        <w:t>assert all('draft_stub' not in trials[m][2] for m in ['missing','failure'])</w:t>
+        <w:br/>
+        <w:t># Separate pictured catalogue adapter and identifier agreement.</w:t>
+        <w:br/>
+        <w:t>catalogue={'M':'map','N':'notebook'}</w:t>
+        <w:br/>
+        <w:t>def catalogue_reply(requested,returned):</w:t>
+        <w:br/>
+        <w:t xml:space="preserve">    if returned!=requested:return {'status':'review','reason':'adapter identifier mismatch'}</w:t>
+        <w:br/>
+        <w:t xml:space="preserve">    return {'status':'answered','source_id':returned,'item':catalogue[returned]}</w:t>
+        <w:br/>
+        <w:t>assert catalogue_reply('N','N')=={'status':'answered','source_id':'N','item':'notebook'}</w:t>
+        <w:br/>
+        <w:t>assert catalogue_reply('N','M')['status']=='review'</w:t>
+        <w:br/>
+        <w:t>print('Catalogue correct/wrong adapter:',catalogue_reply('N','N'),catalogue_reply('N','M'))</w:t>
+        <w:br/>
+        <w:t>print('These mock interactions do not measure live provider availability, model behaviour or all runtime failures.')</w:t>
+        <w:br/>
+      </w:r>
+    </w:p>
+    <w:p>
+      <w:pPr>
+        <w:pStyle w:val="Heading2"/>
+      </w:pPr>
+      <w:r>
+        <w:t>Expected paths, preserved failures and limits</w:t>
+      </w:r>
+    </w:p>
+    <w:p>
+      <w:pPr>
+        <w:pStyle w:val="ListNumber"/>
+      </w:pPr>
+      <w:r>
+        <w:t>Predict the denied result and empty lookup trace before running or tracing the corrected service. Compare the deliberately broken-order version: it returns the same denial but records lookup T, so the interaction check catches it. Then trace allowed S under normal, missing and dependency-failure fixtures; only the normal path may reach the draft stub. Check the separate catalogue source-ID mismatch. All records, storage and draft behaviour are local fixtures. The checks cover declared calls, schema fields and stopping paths, not real identity verification, network availability, performance or every possible provider failure. Keep the observed faulty trace when repairing a connection.</w:t>
+      </w:r>
+    </w:p>
+    <w:p>
+      <w:pPr>
+        <w:pStyle w:val="Heading2"/>
+      </w:pPr>
+      <w:r>
+        <w:t>Evidence ledger and reflection</w:t>
       </w:r>
     </w:p>
     <w:tbl>
@@ -2197,14 +3057,6 @@
     </w:p>
     <w:p>
       <w:pPr>
-        <w:pStyle w:val="Heading3"/>
-      </w:pPr>
-      <w:r>
-        <w:t>Plan → try → check</w:t>
-      </w:r>
-    </w:p>
-    <w:p>
-      <w:pPr>
         <w:spacing w:line="336" w:lineRule="auto" w:after="180"/>
       </w:pPr>
       <w:r>
@@ -2216,23 +3068,47 @@
     </w:p>
     <w:p>
       <w:pPr>
+        <w:pStyle w:val="Heading2"/>
+      </w:pPr>
+      <w:r>
+        <w:t>Earlier wording, alternatives and picture transcripts · reference / check after trying</w:t>
+      </w:r>
+    </w:p>
+    <w:p>
+      <w:pPr>
+        <w:pStyle w:val="Heading3"/>
+      </w:pPr>
+      <w:r>
+        <w:t>Predict, investigate and preserve the evidence</w:t>
+      </w:r>
+    </w:p>
+    <w:p>
+      <w:pPr>
+        <w:pStyle w:val="Heading3"/>
+      </w:pPr>
+      <w:r>
+        <w:t>Plan → try → check</w:t>
+      </w:r>
+    </w:p>
+    <w:p>
+      <w:pPr>
         <w:pStyle w:val="Heading1"/>
       </w:pPr>
       <w:r>
-        <w:t>10. Build your understanding</w:t>
-      </w:r>
-    </w:p>
-    <w:p>
-      <w:r>
-        <w:t>Move from recall to tracing, diagnosis and transfer in Integration tests and fixtures. Explain why each step is justified.</w:t>
-      </w:r>
-    </w:p>
-    <w:p>
-      <w:pPr>
-        <w:pStyle w:val="Heading3"/>
-      </w:pPr>
-      <w:r>
-        <w:t>Explain → apply → challenge</w:t>
+        <w:t>14. Try alone: locate a failure after storage reports not found</w:t>
+      </w:r>
+    </w:p>
+    <w:p>
+      <w:r>
+        <w:t>Explain the evidence path and output claim before opening feedback.</w:t>
+      </w:r>
+    </w:p>
+    <w:p>
+      <w:pPr>
+        <w:pStyle w:val="Heading2"/>
+      </w:pPr>
+      <w:r>
+        <w:t>Complete independent connected-component scenario</w:t>
       </w:r>
     </w:p>
     <w:p>
@@ -2243,43 +3119,123 @@
         <w:rPr>
           <w:b w:val="0"/>
         </w:rPr>
-        <w:t xml:space="preserve">Explain the weekly </w:t>
-      </w:r>
-      <w:r>
-        <w:rPr>
-          <w:b/>
-        </w:rPr>
-        <w:t>mechanism</w:t>
-      </w:r>
+        <w:t>Valid student lookup gets not-found from storage. Generator invents a capacity and final response appears supported. Locate failures.</w:t>
+      </w:r>
+    </w:p>
+    <w:p>
+      <w:pPr>
+        <w:pStyle w:val="Heading2"/>
+      </w:pPr>
+      <w:r>
+        <w:t>First attempt and support record</w:t>
+      </w:r>
+    </w:p>
+    <w:p>
+      <w:pPr>
+        <w:pStyle w:val="Heading3"/>
+      </w:pPr>
+      <w:r>
+        <w:t>My independent explanation, trace and limits</w:t>
+      </w:r>
+    </w:p>
+    <w:p>
+      <w:r>
+        <w:t>________________________________________________________________</w:t>
+      </w:r>
+    </w:p>
+    <w:p>
+      <w:r>
+        <w:t>________________________________________________________________</w:t>
+      </w:r>
+    </w:p>
+    <w:p>
+      <w:r>
+        <w:t>________________________________________________________________</w:t>
+      </w:r>
+    </w:p>
+    <w:p>
+      <w:r>
+        <w:t>________________________________________________________________</w:t>
+      </w:r>
+    </w:p>
+    <w:p>
+      <w:r>
+        <w:t>________________________________________________________________</w:t>
+      </w:r>
+    </w:p>
+    <w:p>
+      <w:r>
+        <w:t>________________________________________________________________</w:t>
+      </w:r>
+    </w:p>
+    <w:p>
+      <w:r>
+        <w:t>________________________________________________________________</w:t>
+      </w:r>
+    </w:p>
+    <w:p>
+      <w:pPr>
+        <w:spacing w:line="336" w:lineRule="auto" w:after="180"/>
+      </w:pPr>
       <w:r>
         <w:rPr>
           <w:b w:val="0"/>
         </w:rPr>
-        <w:t xml:space="preserve"> in your own words. Use the worked scenario to name its </w:t>
-      </w:r>
-      <w:r>
-        <w:rPr>
-          <w:b/>
-        </w:rPr>
-        <w:t>input</w:t>
-      </w:r>
+        <w:t>Attempt this case before feedback. Record any help. Earlier examples below are further practice; a case already practised with feedback cannot establish fresh transfer.</w:t>
+      </w:r>
+    </w:p>
+    <w:p>
+      <w:pPr>
+        <w:pStyle w:val="Heading2"/>
+      </w:pPr>
+      <w:r>
+        <w:t>Feedback after trying</w:t>
+      </w:r>
+    </w:p>
+    <w:p>
+      <w:pPr>
+        <w:spacing w:line="336" w:lineRule="auto" w:after="180"/>
+      </w:pPr>
       <w:r>
         <w:rPr>
           <w:b w:val="0"/>
         </w:rPr>
-        <w:t xml:space="preserve">, decision rule and </w:t>
-      </w:r>
-      <w:r>
-        <w:rPr>
-          <w:b/>
-        </w:rPr>
-        <w:t>output</w:t>
-      </w:r>
+        <w:t>Attempt the independent case before hints. Record whether you worked alone, used a hint or followed a model. After feedback, fix the first unsupported step and explain why it changed.</w:t>
+      </w:r>
+    </w:p>
+    <w:p>
+      <w:pPr>
+        <w:spacing w:line="336" w:lineRule="auto" w:after="180"/>
+      </w:pPr>
       <w:r>
         <w:rPr>
           <w:b w:val="0"/>
         </w:rPr>
-        <w:t>.</w:t>
+        <w:t>A later check uses a changed case, not a copied answer.</w:t>
+      </w:r>
+    </w:p>
+    <w:p>
+      <w:pPr>
+        <w:pStyle w:val="Heading2"/>
+      </w:pPr>
+      <w:r>
+        <w:t>Earlier wording, alternatives and picture transcripts · reference / check after trying</w:t>
+      </w:r>
+    </w:p>
+    <w:p>
+      <w:pPr>
+        <w:pStyle w:val="Heading3"/>
+      </w:pPr>
+      <w:r>
+        <w:t>Independent case: Apply a new case independently</w:t>
+      </w:r>
+    </w:p>
+    <w:p>
+      <w:pPr>
+        <w:pStyle w:val="Heading3"/>
+      </w:pPr>
+      <w:r>
+        <w:t>Attempt this without hints</w:t>
       </w:r>
     </w:p>
     <w:p>
@@ -2290,7 +3246,55 @@
         <w:rPr>
           <w:b w:val="0"/>
         </w:rPr>
-        <w:t>A report omits this qualification: A mock verifies declared interactions, not real provider availability or all runtime limits. Explain how omitting it could change a reader's interpretation, and write an accurate replacement.</w:t>
+        <w:t>Valid student lookup gets not-found from storage. Generator invents a capacity and final response appears supported. Locate failures.</w:t>
+      </w:r>
+    </w:p>
+    <w:p>
+      <w:pPr>
+        <w:pStyle w:val="Heading3"/>
+      </w:pPr>
+      <w:r>
+        <w:t>My independent procedure, result and limitation</w:t>
+      </w:r>
+    </w:p>
+    <w:p>
+      <w:r>
+        <w:t>________________________________________________________________</w:t>
+      </w:r>
+    </w:p>
+    <w:p>
+      <w:r>
+        <w:t>________________________________________________________________</w:t>
+      </w:r>
+    </w:p>
+    <w:p>
+      <w:r>
+        <w:t>________________________________________________________________</w:t>
+      </w:r>
+    </w:p>
+    <w:p>
+      <w:r>
+        <w:t>________________________________________________________________</w:t>
+      </w:r>
+    </w:p>
+    <w:p>
+      <w:r>
+        <w:t>________________________________________________________________</w:t>
+      </w:r>
+    </w:p>
+    <w:p>
+      <w:r>
+        <w:t>________________________________________________________________</w:t>
+      </w:r>
+    </w:p>
+    <w:p>
+      <w:r>
+        <w:t>________________________________________________________________</w:t>
+      </w:r>
+    </w:p>
+    <w:p>
+      <w:r>
+        <w:t>________________________________________________________________</w:t>
       </w:r>
     </w:p>
     <w:p>
@@ -2301,18 +3305,7 @@
         <w:rPr>
           <w:b w:val="0"/>
         </w:rPr>
-        <w:t>For the worked scenario, propose one additional case that could reveal a failure, describe its expected outcome before running it, and explain what would need to remain fixed for a fair comparison.</w:t>
-      </w:r>
-    </w:p>
-    <w:p>
-      <w:pPr>
-        <w:spacing w:line="336" w:lineRule="auto" w:after="180"/>
-      </w:pPr>
-      <w:r>
-        <w:rPr>
-          <w:b w:val="0"/>
-        </w:rPr>
-        <w:t>Do not reuse W4 as a new final test after receiving feedback.</w:t>
+        <w:t>Record support used: none, hint or teacher explanation. After feedback, a different case is needed to demonstrate independence.</w:t>
       </w:r>
     </w:p>
     <w:p>
@@ -2320,32 +3313,7 @@
         <w:pStyle w:val="Heading3"/>
       </w:pPr>
       <w:r>
-        <w:t>Explain which evidence supports your conclusion and which claim remains unproved.</w:t>
-      </w:r>
-    </w:p>
-    <w:p>
-      <w:r>
-        <w:t>________________________________________________________________</w:t>
-      </w:r>
-    </w:p>
-    <w:p>
-      <w:r>
-        <w:t>________________________________________________________________</w:t>
-      </w:r>
-    </w:p>
-    <w:p>
-      <w:r>
-        <w:t>________________________________________________________________</w:t>
-      </w:r>
-    </w:p>
-    <w:p>
-      <w:r>
-        <w:t>________________________________________________________________</w:t>
-      </w:r>
-    </w:p>
-    <w:p>
-      <w:r>
-        <w:t>________________________________________________________________</w:t>
+        <w:t>Use feedback to improve</w:t>
       </w:r>
     </w:p>
     <w:p>
@@ -2353,12 +3321,20 @@
         <w:pStyle w:val="Heading1"/>
       </w:pPr>
       <w:r>
-        <w:t>11. Connect your project</w:t>
-      </w:r>
-    </w:p>
-    <w:p>
-      <w:r>
-        <w:t>Apply this week’s idea to Grounded Learning Service. Keep an annotated decision and the evidence supporting it.</w:t>
+        <w:t>11. Save fixtures and interaction assertions with the service diagram</w:t>
+      </w:r>
+    </w:p>
+    <w:p>
+      <w:r>
+        <w:t>Retain both positive and negative paths, including a regression that previously failed.</w:t>
+      </w:r>
+    </w:p>
+    <w:p>
+      <w:pPr>
+        <w:pStyle w:val="Heading2"/>
+      </w:pPr>
+      <w:r>
+        <w:t>Project task and artifact</w:t>
       </w:r>
     </w:p>
     <w:p>
@@ -2597,10 +3573,10 @@
     </w:tbl>
     <w:p>
       <w:pPr>
-        <w:pStyle w:val="Heading3"/>
-      </w:pPr>
-      <w:r>
-        <w:t>Evidence for your project</w:t>
+        <w:pStyle w:val="Heading2"/>
+      </w:pPr>
+      <w:r>
+        <w:t>Actual run or trace and limitations</w:t>
       </w:r>
     </w:p>
     <w:p>
@@ -2628,15 +3604,88 @@
     </w:p>
     <w:p>
       <w:pPr>
+        <w:pStyle w:val="Heading2"/>
+      </w:pPr>
+      <w:r>
+        <w:t>Earlier wording, alternatives and picture transcripts · reference / check after trying</w:t>
+      </w:r>
+    </w:p>
+    <w:p>
+      <w:pPr>
+        <w:pStyle w:val="Heading3"/>
+      </w:pPr>
+      <w:r>
+        <w:t>Evidence for your project</w:t>
+      </w:r>
+    </w:p>
+    <w:p>
+      <w:pPr>
         <w:pStyle w:val="Heading1"/>
       </w:pPr>
       <w:r>
-        <w:t>12. Show what you know</w:t>
-      </w:r>
-    </w:p>
-    <w:p>
-      <w:r>
-        <w:t>Use a genuinely new case for independent evidence. Previously discussed examples remain practice; use the separately named independent case before feedback.</w:t>
+        <w:t>16. Finish with a response and an inspectable interaction trace</w:t>
+      </w:r>
+    </w:p>
+    <w:p>
+      <w:r>
+        <w:t>A passing final sentence cannot hide a forbidden internal call.</w:t>
+      </w:r>
+    </w:p>
+    <w:p>
+      <w:pPr>
+        <w:pStyle w:val="Heading2"/>
+      </w:pPr>
+      <w:r>
+        <w:t>Retrieve and explain</w:t>
+      </w:r>
+    </w:p>
+    <w:p>
+      <w:pPr>
+        <w:pStyle w:val="ListBullet"/>
+      </w:pPr>
+      <w:r>
+        <w:t>Close your notes. Explain this goal in your own words: Explain the mechanism and terminology of integration tests and fixtures</w:t>
+      </w:r>
+    </w:p>
+    <w:p>
+      <w:pPr>
+        <w:pStyle w:val="Heading3"/>
+      </w:pPr>
+      <w:r>
+        <w:t>My deciding step, evidence and one remaining question</w:t>
+      </w:r>
+    </w:p>
+    <w:p>
+      <w:r>
+        <w:t>________________________________________________________________</w:t>
+      </w:r>
+    </w:p>
+    <w:p>
+      <w:r>
+        <w:t>________________________________________________________________</w:t>
+      </w:r>
+    </w:p>
+    <w:p>
+      <w:r>
+        <w:t>________________________________________________________________</w:t>
+      </w:r>
+    </w:p>
+    <w:p>
+      <w:r>
+        <w:t>________________________________________________________________</w:t>
+      </w:r>
+    </w:p>
+    <w:p>
+      <w:r>
+        <w:t>________________________________________________________________</w:t>
+      </w:r>
+    </w:p>
+    <w:p>
+      <w:pPr>
+        <w:pStyle w:val="Heading2"/>
+      </w:pPr>
+      <w:r>
+        <w:t>Plan a changed-case return</w:t>
       </w:r>
     </w:p>
     <w:p>
@@ -2647,62 +3696,31 @@
         <w:rPr>
           <w:b w:val="0"/>
         </w:rPr>
-        <w:t>Complete the supported workbook tasks before attempting W4 independently. Record any hints or help used. After feedback, use the teacher's fresh retry rather than copying the earlier answer.</w:t>
-      </w:r>
-    </w:p>
-    <w:p>
-      <w:pPr>
-        <w:spacing w:line="336" w:lineRule="auto" w:after="180"/>
-      </w:pPr>
+        <w:t xml:space="preserve">If you are unsure, return to the worked picture and explain one arrow. If you are ready, change an </w:t>
+      </w:r>
+      <w:r>
+        <w:rPr>
+          <w:b/>
+        </w:rPr>
+        <w:t>input</w:t>
+      </w:r>
       <w:r>
         <w:rPr>
           <w:b w:val="0"/>
         </w:rPr>
-        <w:t>For a project, select a relevant new case, predict the outcome from the declared rule and preserve the result alongside any revision.</w:t>
-      </w:r>
-    </w:p>
-    <w:p>
-      <w:pPr>
-        <w:pStyle w:val="Heading3"/>
-      </w:pPr>
-      <w:r>
-        <w:t>Exit: propose one revealing change to the worked scenario. State the expected outcome and the evidence that would make you revise your explanation.</w:t>
-      </w:r>
-    </w:p>
-    <w:p>
-      <w:r>
-        <w:t>________________________________________________________________</w:t>
-      </w:r>
-    </w:p>
-    <w:p>
-      <w:r>
-        <w:t>________________________________________________________________</w:t>
-      </w:r>
-    </w:p>
-    <w:p>
-      <w:r>
-        <w:t>________________________________________________________________</w:t>
-      </w:r>
-    </w:p>
-    <w:p>
-      <w:r>
-        <w:t>________________________________________________________________</w:t>
-      </w:r>
-    </w:p>
-    <w:p>
-      <w:r>
-        <w:t>________________________________________________________________</w:t>
-      </w:r>
-    </w:p>
-    <w:p>
-      <w:pPr>
-        <w:spacing w:line="336" w:lineRule="auto" w:after="180"/>
-      </w:pPr>
+        <w:t xml:space="preserve"> or assumption and justify your </w:t>
+      </w:r>
+      <w:r>
+        <w:rPr>
+          <w:b/>
+        </w:rPr>
+        <w:t>prediction</w:t>
+      </w:r>
       <w:r>
         <w:rPr>
           <w:b w:val="0"/>
         </w:rPr>
-        <w:t>For the worked scenario, propose one additional case that could reveal a failure, describe its expected outcome before running it, and explain what would need to remain fixed for a fair comparison.</w:t>
+        <w:t>.</w:t>
       </w:r>
     </w:p>
     <w:p>
@@ -2713,14 +3731,336 @@
         <w:rPr>
           <w:b w:val="0"/>
         </w:rPr>
-        <w:t>Do not reuse W4 as a new final test after receiving feedback.</w:t>
-      </w:r>
-    </w:p>
+        <w:t xml:space="preserve">Save your workbook </w:t>
+      </w:r>
+      <w:r>
+        <w:rPr>
+          <w:b/>
+        </w:rPr>
+        <w:t>evidence</w:t>
+      </w:r>
+      <w:r>
+        <w:rPr>
+          <w:b w:val="0"/>
+        </w:rPr>
+        <w:t>. At the next review, try a different case before opening your old answer.</w:t>
+      </w:r>
+    </w:p>
+    <w:p>
+      <w:pPr>
+        <w:pStyle w:val="Heading1"/>
+      </w:pPr>
+      <w:r>
+        <w:t>Reference bank and extra practice</w:t>
+      </w:r>
+    </w:p>
+    <w:p>
+      <w:pPr>
+        <w:pStyle w:val="Heading1"/>
+      </w:pPr>
+      <w:r>
+        <w:t>05. Reference · Use service vocabulary precisely</w:t>
+      </w:r>
+    </w:p>
+    <w:p>
+      <w:r>
+        <w:t>Connect each term to an input, operation, evidence source or outcome.</w:t>
+      </w:r>
+    </w:p>
+    <w:p>
+      <w:pPr>
+        <w:pStyle w:val="Heading2"/>
+      </w:pPr>
+      <w:r>
+        <w:t>Vocabulary and your explanation</w:t>
+      </w:r>
+    </w:p>
+    <w:tbl>
+      <w:tblPr>
+        <w:tblStyle w:val="LightShading-Accent1"/>
+        <w:tblW w:type="auto" w:w="0"/>
+        <w:tblLook w:firstColumn="1" w:firstRow="1" w:lastColumn="0" w:lastRow="0" w:noHBand="0" w:noVBand="1" w:val="04A0"/>
+      </w:tblPr>
+      <w:tblGrid>
+        <w:gridCol w:w="5112"/>
+        <w:gridCol w:w="5112"/>
+      </w:tblGrid>
+      <w:tr>
+        <w:trPr>
+          <w:tblHeader/>
+        </w:trPr>
+        <w:tc>
+          <w:tcPr>
+            <w:tcW w:type="dxa" w:w="5112"/>
+          </w:tcPr>
+          <w:p>
+            <w:r>
+              <w:t>Word</w:t>
+            </w:r>
+          </w:p>
+        </w:tc>
+        <w:tc>
+          <w:tcPr>
+            <w:tcW w:type="dxa" w:w="5112"/>
+          </w:tcPr>
+          <w:p>
+            <w:r>
+              <w:t>Meaning</w:t>
+            </w:r>
+          </w:p>
+        </w:tc>
+      </w:tr>
+      <w:tr>
+        <w:tc>
+          <w:tcPr>
+            <w:tcW w:type="dxa" w:w="5112"/>
+          </w:tcPr>
+          <w:p>
+            <w:r>
+              <w:t>Integration test</w:t>
+            </w:r>
+          </w:p>
+        </w:tc>
+        <w:tc>
+          <w:tcPr>
+            <w:tcW w:type="dxa" w:w="5112"/>
+          </w:tcPr>
+          <w:p>
+            <w:r>
+              <w:t>A test of connected components</w:t>
+            </w:r>
+          </w:p>
+        </w:tc>
+      </w:tr>
+      <w:tr>
+        <w:tc>
+          <w:tcPr>
+            <w:tcW w:type="dxa" w:w="5112"/>
+          </w:tcPr>
+          <w:p>
+            <w:r>
+              <w:t>Fixture</w:t>
+            </w:r>
+          </w:p>
+        </w:tc>
+        <w:tc>
+          <w:tcPr>
+            <w:tcW w:type="dxa" w:w="5112"/>
+          </w:tcPr>
+          <w:p>
+            <w:r>
+              <w:t>Controlled data or behaviour supplied to a test</w:t>
+            </w:r>
+          </w:p>
+        </w:tc>
+      </w:tr>
+      <w:tr>
+        <w:tc>
+          <w:tcPr>
+            <w:tcW w:type="dxa" w:w="5112"/>
+          </w:tcPr>
+          <w:p>
+            <w:r>
+              <w:t>Call trace</w:t>
+            </w:r>
+          </w:p>
+        </w:tc>
+        <w:tc>
+          <w:tcPr>
+            <w:tcW w:type="dxa" w:w="5112"/>
+          </w:tcPr>
+          <w:p>
+            <w:r>
+              <w:t>A record of which operations occurred</w:t>
+            </w:r>
+          </w:p>
+        </w:tc>
+      </w:tr>
+    </w:tbl>
     <w:p>
       <w:pPr>
         <w:pStyle w:val="Heading3"/>
       </w:pPr>
       <w:r>
+        <w:t>Use two terms to explain a step in this week’s example.</w:t>
+      </w:r>
+    </w:p>
+    <w:p>
+      <w:r>
+        <w:t>________________________________________________________________</w:t>
+      </w:r>
+    </w:p>
+    <w:p>
+      <w:r>
+        <w:t>________________________________________________________________</w:t>
+      </w:r>
+    </w:p>
+    <w:p>
+      <w:r>
+        <w:t>________________________________________________________________</w:t>
+      </w:r>
+    </w:p>
+    <w:p>
+      <w:pPr>
+        <w:pStyle w:val="Heading1"/>
+      </w:pPr>
+      <w:r>
+        <w:t>10. Extra challenge · Explain a stronger case</w:t>
+      </w:r>
+    </w:p>
+    <w:p>
+      <w:r>
+        <w:t>Choose the next challenge after the main route.</w:t>
+      </w:r>
+    </w:p>
+    <w:p>
+      <w:pPr>
+        <w:pStyle w:val="Heading2"/>
+      </w:pPr>
+      <w:r>
+        <w:t>Explain,repair and extend</w:t>
+      </w:r>
+    </w:p>
+    <w:p>
+      <w:pPr>
+        <w:pStyle w:val="Heading3"/>
+      </w:pPr>
+      <w:r>
+        <w:t>Explain → apply → challenge</w:t>
+      </w:r>
+    </w:p>
+    <w:p>
+      <w:pPr>
+        <w:pStyle w:val="ListBullet"/>
+      </w:pPr>
+      <w:r>
+        <w:t>Explain the weekly mechanism in your own words. Use the worked scenario to name its input, decision rule and output.</w:t>
+      </w:r>
+    </w:p>
+    <w:p>
+      <w:pPr>
+        <w:pStyle w:val="ListBullet"/>
+      </w:pPr>
+      <w:r>
+        <w:t>A report omits this qualification: A mock verifies declared interactions, not real provider availability or all runtime limits. Explain how omitting it could change a reader's interpretation, and write an accurate replacement.</w:t>
+      </w:r>
+    </w:p>
+    <w:p>
+      <w:pPr>
+        <w:pStyle w:val="ListBullet"/>
+      </w:pPr>
+      <w:r>
+        <w:t>For the worked scenario, propose one additional case that could reveal a failure, describe its expected outcome before running it, and explain what would need to remain fixed for a fair comparison. Do not reuse W4 as a new final test after receiving feedback.</w:t>
+      </w:r>
+    </w:p>
+    <w:p>
+      <w:pPr>
+        <w:pStyle w:val="Heading3"/>
+      </w:pPr>
+      <w:r>
+        <w:t>Explain which evidence supports your conclusion and which claim remains unproved.</w:t>
+      </w:r>
+    </w:p>
+    <w:p>
+      <w:r>
+        <w:t>________________________________________________________________</w:t>
+      </w:r>
+    </w:p>
+    <w:p>
+      <w:r>
+        <w:t>________________________________________________________________</w:t>
+      </w:r>
+    </w:p>
+    <w:p>
+      <w:r>
+        <w:t>________________________________________________________________</w:t>
+      </w:r>
+    </w:p>
+    <w:p>
+      <w:r>
+        <w:t>________________________________________________________________</w:t>
+      </w:r>
+    </w:p>
+    <w:p>
+      <w:r>
+        <w:t>________________________________________________________________</w:t>
+      </w:r>
+    </w:p>
+    <w:p>
+      <w:pPr>
+        <w:pStyle w:val="Heading1"/>
+      </w:pPr>
+      <w:r>
+        <w:t>12. Reference · Check the service reasoning and its limits</w:t>
+      </w:r>
+    </w:p>
+    <w:p>
+      <w:r>
+        <w:t>Use after practice; keep the selected independent case for its first attempt.</w:t>
+      </w:r>
+    </w:p>
+    <w:p>
+      <w:pPr>
+        <w:pStyle w:val="Heading2"/>
+      </w:pPr>
+      <w:r>
+        <w:t>Current explanation and response</w:t>
+      </w:r>
+    </w:p>
+    <w:p>
+      <w:pPr>
+        <w:pStyle w:val="ListBullet"/>
+      </w:pPr>
+      <w:r>
+        <w:t>Complete the supported workbook tasks before attempting W4 independently. Record any hints or help used. After feedback, use the teacher's fresh retry rather than copying the earlier answer. For a project, select a relevant new case, predict the outcome from the declared rule and preserve the result alongside any revision.</w:t>
+      </w:r>
+    </w:p>
+    <w:p>
+      <w:pPr>
+        <w:pStyle w:val="Heading3"/>
+      </w:pPr>
+      <w:r>
+        <w:t>Exit: propose one revealing change to the worked scenario. State the expected outcome and the evidence that would make you revise your explanation.</w:t>
+      </w:r>
+    </w:p>
+    <w:p>
+      <w:r>
+        <w:t>________________________________________________________________</w:t>
+      </w:r>
+    </w:p>
+    <w:p>
+      <w:r>
+        <w:t>________________________________________________________________</w:t>
+      </w:r>
+    </w:p>
+    <w:p>
+      <w:r>
+        <w:t>________________________________________________________________</w:t>
+      </w:r>
+    </w:p>
+    <w:p>
+      <w:r>
+        <w:t>________________________________________________________________</w:t>
+      </w:r>
+    </w:p>
+    <w:p>
+      <w:r>
+        <w:t>________________________________________________________________</w:t>
+      </w:r>
+    </w:p>
+    <w:p>
+      <w:pPr>
+        <w:pStyle w:val="ListBullet"/>
+      </w:pPr>
+      <w:r>
+        <w:t>For the worked scenario, propose one additional case that could reveal a failure, describe its expected outcome before running it, and explain what would need to remain fixed for a fair comparison. Do not reuse W4 as a new final test after receiving feedback.</w:t>
+      </w:r>
+    </w:p>
+    <w:p>
+      <w:pPr>
+        <w:pStyle w:val="Heading3"/>
+      </w:pPr>
+      <w:r>
         <w:t>My limited claim and a useful next check</w:t>
       </w:r>
     </w:p>
@@ -2749,12 +4089,20 @@
         <w:pStyle w:val="Heading1"/>
       </w:pPr>
       <w:r>
-        <w:t>13. Study a complete case</w:t>
-      </w:r>
-    </w:p>
-    <w:p>
-      <w:r>
-        <w:t>Revisit the complete Integration tests and fixtures case for supported practice. Repeated examples do not become fresh assessments.</w:t>
+        <w:t>13. Extra practice · Revisit the complete trace</w:t>
+      </w:r>
+    </w:p>
+    <w:p>
+      <w:r>
+        <w:t>Predict before reading the supplied steps.</w:t>
+      </w:r>
+    </w:p>
+    <w:p>
+      <w:pPr>
+        <w:pStyle w:val="Heading2"/>
+      </w:pPr>
+      <w:r>
+        <w:t>Complete trace and evidence</w:t>
       </w:r>
     </w:p>
     <w:p>
@@ -2923,206 +4271,20 @@
         <w:pStyle w:val="Heading1"/>
       </w:pPr>
       <w:r>
-        <w:t>14. Try a new case independently</w:t>
-      </w:r>
-    </w:p>
-    <w:p>
-      <w:r>
-        <w:t>Attempt the reserved new case before feedback. Record support; the earlier examples below remain additional practice.</w:t>
-      </w:r>
-    </w:p>
-    <w:p>
-      <w:pPr>
-        <w:pStyle w:val="Heading3"/>
-      </w:pPr>
-      <w:r>
-        <w:t>Independent case: Apply a new case independently</w:t>
-      </w:r>
-    </w:p>
-    <w:p>
-      <w:pPr>
-        <w:spacing w:line="336" w:lineRule="auto" w:after="180"/>
-      </w:pPr>
-      <w:r>
-        <w:rPr>
-          <w:b w:val="0"/>
-        </w:rPr>
-        <w:t>Valid student lookup gets not-found from storage. Generator invents a capacity and final response appears supported. Locate failures.</w:t>
-      </w:r>
-    </w:p>
-    <w:p>
-      <w:pPr>
-        <w:pStyle w:val="Heading3"/>
-      </w:pPr>
-      <w:r>
-        <w:t>My independent explanation, trace and limits</w:t>
-      </w:r>
-    </w:p>
-    <w:p>
-      <w:r>
-        <w:t>________________________________________________________________</w:t>
-      </w:r>
-    </w:p>
-    <w:p>
-      <w:r>
-        <w:t>________________________________________________________________</w:t>
-      </w:r>
-    </w:p>
-    <w:p>
-      <w:r>
-        <w:t>________________________________________________________________</w:t>
-      </w:r>
-    </w:p>
-    <w:p>
-      <w:r>
-        <w:t>________________________________________________________________</w:t>
-      </w:r>
-    </w:p>
-    <w:p>
-      <w:r>
-        <w:t>________________________________________________________________</w:t>
-      </w:r>
-    </w:p>
-    <w:p>
-      <w:r>
-        <w:t>________________________________________________________________</w:t>
-      </w:r>
-    </w:p>
-    <w:p>
-      <w:r>
-        <w:t>________________________________________________________________</w:t>
-      </w:r>
-    </w:p>
-    <w:p>
-      <w:pPr>
-        <w:spacing w:line="336" w:lineRule="auto" w:after="180"/>
-      </w:pPr>
-      <w:r>
-        <w:rPr>
-          <w:b w:val="0"/>
-        </w:rPr>
-        <w:t>Attempt this case before feedback. Record any help. Earlier examples below are further practice; a case already practised with feedback cannot establish fresh transfer.</w:t>
-      </w:r>
-    </w:p>
-    <w:p>
-      <w:pPr>
-        <w:pStyle w:val="Heading3"/>
-      </w:pPr>
-      <w:r>
-        <w:t>Attempt this without hints</w:t>
-      </w:r>
-    </w:p>
-    <w:p>
-      <w:pPr>
-        <w:spacing w:line="336" w:lineRule="auto" w:after="180"/>
-      </w:pPr>
-      <w:r>
-        <w:rPr>
-          <w:b w:val="0"/>
-        </w:rPr>
-        <w:t>Valid student lookup gets not-found from storage. Generator invents a capacity and final response appears supported. Locate failures.</w:t>
-      </w:r>
-    </w:p>
-    <w:p>
-      <w:pPr>
-        <w:pStyle w:val="Heading3"/>
-      </w:pPr>
-      <w:r>
-        <w:t>My independent procedure, result and limitation</w:t>
-      </w:r>
-    </w:p>
-    <w:p>
-      <w:r>
-        <w:t>________________________________________________________________</w:t>
-      </w:r>
-    </w:p>
-    <w:p>
-      <w:r>
-        <w:t>________________________________________________________________</w:t>
-      </w:r>
-    </w:p>
-    <w:p>
-      <w:r>
-        <w:t>________________________________________________________________</w:t>
-      </w:r>
-    </w:p>
-    <w:p>
-      <w:r>
-        <w:t>________________________________________________________________</w:t>
-      </w:r>
-    </w:p>
-    <w:p>
-      <w:r>
-        <w:t>________________________________________________________________</w:t>
-      </w:r>
-    </w:p>
-    <w:p>
-      <w:r>
-        <w:t>________________________________________________________________</w:t>
-      </w:r>
-    </w:p>
-    <w:p>
-      <w:r>
-        <w:t>________________________________________________________________</w:t>
-      </w:r>
-    </w:p>
-    <w:p>
-      <w:r>
-        <w:t>________________________________________________________________</w:t>
-      </w:r>
-    </w:p>
-    <w:p>
-      <w:pPr>
-        <w:spacing w:line="336" w:lineRule="auto" w:after="180"/>
-      </w:pPr>
-      <w:r>
-        <w:rPr>
-          <w:b w:val="0"/>
-        </w:rPr>
-        <w:t>Record support used: none, hint or teacher explanation. After feedback, a different case is needed to demonstrate independence.</w:t>
-      </w:r>
-    </w:p>
-    <w:p>
-      <w:pPr>
-        <w:pStyle w:val="Heading3"/>
-      </w:pPr>
-      <w:r>
-        <w:t>Use feedback to improve</w:t>
-      </w:r>
-    </w:p>
-    <w:p>
-      <w:pPr>
-        <w:spacing w:line="336" w:lineRule="auto" w:after="180"/>
-      </w:pPr>
-      <w:r>
-        <w:rPr>
-          <w:b w:val="0"/>
-        </w:rPr>
-        <w:t>Attempt the independent case before hints. Record whether you worked alone, used a hint or followed a model. After feedback, fix the first unsupported step and explain why it changed.</w:t>
-      </w:r>
-    </w:p>
-    <w:p>
-      <w:pPr>
-        <w:spacing w:line="336" w:lineRule="auto" w:after="180"/>
-      </w:pPr>
-      <w:r>
-        <w:rPr>
-          <w:b w:val="0"/>
-        </w:rPr>
-        <w:t>A later check uses a changed case, not a copied answer.</w:t>
-      </w:r>
-    </w:p>
-    <w:p>
-      <w:pPr>
-        <w:pStyle w:val="Heading1"/>
-      </w:pPr>
-      <w:r>
-        <w:t>15. Your lesson route</w:t>
-      </w:r>
-    </w:p>
-    <w:p>
-      <w:r>
-        <w:t>Use this map to navigate Integration tests and fixtures, connect the goals to tasks and keep one evidence record for each attempt.</w:t>
+        <w:t>15. Reference · The earlier route checklist</w:t>
+      </w:r>
+    </w:p>
+    <w:p>
+      <w:r>
+        <w:t>Use one main route rather than repeating the lesson.</w:t>
+      </w:r>
+    </w:p>
+    <w:p>
+      <w:pPr>
+        <w:pStyle w:val="Heading2"/>
+      </w:pPr>
+      <w:r>
+        <w:t>Targets,route and first prediction</w:t>
       </w:r>
     </w:p>
     <w:p>
@@ -3313,12 +4475,117 @@
         <w:pStyle w:val="Heading1"/>
       </w:pPr>
       <w:r>
-        <w:t>16. Finish and return</w:t>
-      </w:r>
-    </w:p>
-    <w:p>
-      <w:r>
-        <w:t>Explain Integration tests and fixtures without notes, identify a remaining question and plan a later check with a changed case.</w:t>
+        <w:t>17. Extra practice · Predict,check and repair</w:t>
+      </w:r>
+    </w:p>
+    <w:p>
+      <w:r>
+        <w:t>Keep supported feedback separate from the independent case.</w:t>
+      </w:r>
+    </w:p>
+    <w:p>
+      <w:pPr>
+        <w:pStyle w:val="Heading2"/>
+      </w:pPr>
+      <w:r>
+        <w:t>First supported question and optional hint</w:t>
+      </w:r>
+    </w:p>
+    <w:p>
+      <w:pPr>
+        <w:pStyle w:val="ListBullet"/>
+      </w:pPr>
+      <w:r>
+        <w:t>Catch a wrong adapter connection. A service reads a fake catalogue fixture and answers a request for item N.</w:t>
+      </w:r>
+    </w:p>
+    <w:p>
+      <w:pPr>
+        <w:pStyle w:val="Heading3"/>
+      </w:pPr>
+      <w:r>
+        <w:t>Practice 1: explain the deciding evidence</w:t>
+      </w:r>
+    </w:p>
+    <w:p>
+      <w:pPr>
+        <w:pStyle w:val="ListBullet"/>
+      </w:pPr>
+      <w:r>
+        <w:t>Which labelled step matches this detail? The returned item should be notebook with source N.</w:t>
+      </w:r>
+    </w:p>
+    <w:p>
+      <w:pPr>
+        <w:pStyle w:val="ListBullet"/>
+      </w:pPr>
+      <w:r>
+        <w:t>1. Load fixture</w:t>
+      </w:r>
+    </w:p>
+    <w:p>
+      <w:pPr>
+        <w:pStyle w:val="ListBullet"/>
+      </w:pPr>
+      <w:r>
+        <w:t>2. Follow identifier</w:t>
+      </w:r>
+    </w:p>
+    <w:p>
+      <w:pPr>
+        <w:pStyle w:val="ListBullet"/>
+      </w:pPr>
+      <w:r>
+        <w:t>3. Check full reply</w:t>
+      </w:r>
+    </w:p>
+    <w:p>
+      <w:pPr>
+        <w:pStyle w:val="Heading3"/>
+      </w:pPr>
+      <w:r>
+        <w:t>My selected conclusion, deciding fact and explanation</w:t>
+      </w:r>
+    </w:p>
+    <w:p>
+      <w:r>
+        <w:t>________________________________________________________________</w:t>
+      </w:r>
+    </w:p>
+    <w:p>
+      <w:r>
+        <w:t>________________________________________________________________</w:t>
+      </w:r>
+    </w:p>
+    <w:p>
+      <w:r>
+        <w:t>________________________________________________________________</w:t>
+      </w:r>
+    </w:p>
+    <w:p>
+      <w:r>
+        <w:t>________________________________________________________________</w:t>
+      </w:r>
+    </w:p>
+    <w:p>
+      <w:r>
+        <w:t>________________________________________________________________</w:t>
+      </w:r>
+    </w:p>
+    <w:p>
+      <w:pPr>
+        <w:pStyle w:val="ListBullet"/>
+      </w:pPr>
+      <w:r>
+        <w:t>Hint if needed: Read the steps in the pictorial case. Match the supplied detail to the stage that performs or records it.</w:t>
+      </w:r>
+    </w:p>
+    <w:p>
+      <w:pPr>
+        <w:pStyle w:val="Heading2"/>
+      </w:pPr>
+      <w:r>
+        <w:t>Check after the first attempt · reference / check after trying</w:t>
       </w:r>
     </w:p>
     <w:p>
@@ -3329,7 +4596,169 @@
         <w:rPr>
           <w:b w:val="0"/>
         </w:rPr>
-        <w:t xml:space="preserve">Close your notes. Explain this goal in your own words: Explain the </w:t>
+        <w:t xml:space="preserve">After your attempt, compare with the supported explanation: Check full reply The returned item should be notebook with source N. </w:t>
+      </w:r>
+      <w:r>
+        <w:rPr>
+          <w:b/>
+        </w:rPr>
+        <w:t>Integration test</w:t>
+      </w:r>
+      <w:r>
+        <w:rPr>
+          <w:b w:val="0"/>
+        </w:rPr>
+        <w:t>ing checks how components connect.</w:t>
+      </w:r>
+    </w:p>
+    <w:p>
+      <w:pPr>
+        <w:spacing w:line="336" w:lineRule="auto" w:after="180"/>
+      </w:pPr>
+      <w:r>
+        <w:rPr>
+          <w:b w:val="0"/>
+        </w:rPr>
+        <w:t>Each component can work alone while their identifier exchange is wrong.</w:t>
+      </w:r>
+    </w:p>
+    <w:p>
+      <w:pPr>
+        <w:pStyle w:val="Heading2"/>
+      </w:pPr>
+      <w:r>
+        <w:t>Changed-case question and optional hint</w:t>
+      </w:r>
+    </w:p>
+    <w:p>
+      <w:pPr>
+        <w:pStyle w:val="Heading3"/>
+      </w:pPr>
+      <w:r>
+        <w:t>Practice 2: explain the deciding evidence</w:t>
+      </w:r>
+    </w:p>
+    <w:p>
+      <w:pPr>
+        <w:pStyle w:val="ListBullet"/>
+      </w:pPr>
+      <w:r>
+        <w:t>Changed-case practice: The adapter returns M when N was requested. Which conclusion is supported by the supplied facts?</w:t>
+      </w:r>
+    </w:p>
+    <w:p>
+      <w:pPr>
+        <w:pStyle w:val="ListBullet"/>
+      </w:pPr>
+      <w:r>
+        <w:t>1. This one example guarantees correct results for every future input.</w:t>
+      </w:r>
+    </w:p>
+    <w:p>
+      <w:pPr>
+        <w:pStyle w:val="ListBullet"/>
+      </w:pPr>
+      <w:r>
+        <w:t>2. We can decide the result without examining the changed input or the procedure.</w:t>
+      </w:r>
+    </w:p>
+    <w:p>
+      <w:pPr>
+        <w:pStyle w:val="ListBullet"/>
+      </w:pPr>
+      <w:r>
+        <w:t>3. Fail the integration check: map is the wrong item.</w:t>
+      </w:r>
+    </w:p>
+    <w:p>
+      <w:pPr>
+        <w:pStyle w:val="Heading3"/>
+      </w:pPr>
+      <w:r>
+        <w:t>My selected conclusion, deciding fact and explanation</w:t>
+      </w:r>
+    </w:p>
+    <w:p>
+      <w:r>
+        <w:t>________________________________________________________________</w:t>
+      </w:r>
+    </w:p>
+    <w:p>
+      <w:r>
+        <w:t>________________________________________________________________</w:t>
+      </w:r>
+    </w:p>
+    <w:p>
+      <w:r>
+        <w:t>________________________________________________________________</w:t>
+      </w:r>
+    </w:p>
+    <w:p>
+      <w:r>
+        <w:t>________________________________________________________________</w:t>
+      </w:r>
+    </w:p>
+    <w:p>
+      <w:r>
+        <w:t>________________________________________________________________</w:t>
+      </w:r>
+    </w:p>
+    <w:p>
+      <w:pPr>
+        <w:pStyle w:val="ListBullet"/>
+      </w:pPr>
+      <w:r>
+        <w:t>Hint if needed: Use the changed condition and the deciding step in the pictorial trace. The answer must say what follows from those facts.</w:t>
+      </w:r>
+    </w:p>
+    <w:p>
+      <w:pPr>
+        <w:pStyle w:val="Heading2"/>
+      </w:pPr>
+      <w:r>
+        <w:t>Check after the changed attempt · reference / check after trying</w:t>
+      </w:r>
+    </w:p>
+    <w:p>
+      <w:pPr>
+        <w:spacing w:line="336" w:lineRule="auto" w:after="180"/>
+      </w:pPr>
+      <w:r>
+        <w:rPr>
+          <w:b w:val="0"/>
+        </w:rPr>
+        <w:t xml:space="preserve">After your attempt, compare with the supported explanation: Fail the integration check: map is the wrong item. The request now reaches </w:t>
+      </w:r>
+      <w:r>
+        <w:rPr>
+          <w:b/>
+        </w:rPr>
+        <w:t>evidence</w:t>
+      </w:r>
+      <w:r>
+        <w:rPr>
+          <w:b w:val="0"/>
+        </w:rPr>
+        <w:t xml:space="preserve"> for another identifier.</w:t>
+      </w:r>
+    </w:p>
+    <w:p>
+      <w:pPr>
+        <w:pStyle w:val="Heading2"/>
+      </w:pPr>
+      <w:r>
+        <w:t>Repair and retain the record</w:t>
+      </w:r>
+    </w:p>
+    <w:p>
+      <w:pPr>
+        <w:spacing w:line="336" w:lineRule="auto" w:after="180"/>
+      </w:pPr>
+      <w:r>
+        <w:rPr>
+          <w:b w:val="0"/>
+        </w:rPr>
+        <w:t xml:space="preserve">Review Testing model-dependent behaviour (ai-6/8). Goal: Explain the </w:t>
       </w:r>
       <w:r>
         <w:rPr>
@@ -3341,64 +4770,75 @@
         <w:rPr>
           <w:b w:val="0"/>
         </w:rPr>
-        <w:t xml:space="preserve"> and terminology of </w:t>
+        <w:t xml:space="preserve"> and terminology of testing model-dependent behaviour.</w:t>
+      </w:r>
+    </w:p>
+    <w:p>
+      <w:pPr>
+        <w:spacing w:line="336" w:lineRule="auto" w:after="180"/>
+      </w:pPr>
+      <w:r>
+        <w:rPr>
+          <w:b w:val="0"/>
+        </w:rPr>
+        <w:t>Short practice: Score "Friday in room B" and "Friday in room D" against both mandatory criteria. Would a correct 25-word response pass, and why?. Return to this week and explain what you changed.</w:t>
+      </w:r>
+    </w:p>
+    <w:p>
+      <w:pPr>
+        <w:spacing w:line="336" w:lineRule="auto" w:after="180"/>
+      </w:pPr>
+      <w:r>
+        <w:rPr>
+          <w:b w:val="0"/>
+        </w:rPr>
+        <w:t xml:space="preserve">Review Least privilege and tool scopes (ai-6/6). Goal: Explain the </w:t>
       </w:r>
       <w:r>
         <w:rPr>
           <w:b/>
         </w:rPr>
-        <w:t>integration test</w:t>
+        <w:t>mechanism</w:t>
       </w:r>
       <w:r>
         <w:rPr>
           <w:b w:val="0"/>
         </w:rPr>
-        <w:t xml:space="preserve">s and </w:t>
+        <w:t xml:space="preserve"> and terminology of least privilege and tool scopes. Short practice: Classify read S2, write S2 and read S5 as permitted or denied.</w:t>
+      </w:r>
+    </w:p>
+    <w:p>
+      <w:pPr>
+        <w:spacing w:line="336" w:lineRule="auto" w:after="180"/>
+      </w:pPr>
+      <w:r>
+        <w:rPr>
+          <w:b w:val="0"/>
+        </w:rPr>
+        <w:t>Identify the operation or station mismatch for each denial, then reconsider after read S5 is added to trusted scope.. Return to this week and explain what you changed.</w:t>
+      </w:r>
+    </w:p>
+    <w:p>
+      <w:pPr>
+        <w:spacing w:line="336" w:lineRule="auto" w:after="180"/>
+      </w:pPr>
+      <w:r>
+        <w:rPr>
+          <w:b w:val="0"/>
+        </w:rPr>
+        <w:t xml:space="preserve">Review Typed contracts and schemas (ai-6/3). Goal: Explain the </w:t>
       </w:r>
       <w:r>
         <w:rPr>
           <w:b/>
         </w:rPr>
-        <w:t>fixture</w:t>
+        <w:t>mechanism</w:t>
       </w:r>
       <w:r>
         <w:rPr>
           <w:b w:val="0"/>
         </w:rPr>
-        <w:t>s</w:t>
-      </w:r>
-    </w:p>
-    <w:p>
-      <w:pPr>
-        <w:pStyle w:val="Heading3"/>
-      </w:pPr>
-      <w:r>
-        <w:t>My deciding step, evidence and one remaining question</w:t>
-      </w:r>
-    </w:p>
-    <w:p>
-      <w:r>
-        <w:t>________________________________________________________________</w:t>
-      </w:r>
-    </w:p>
-    <w:p>
-      <w:r>
-        <w:t>________________________________________________________________</w:t>
-      </w:r>
-    </w:p>
-    <w:p>
-      <w:r>
-        <w:t>________________________________________________________________</w:t>
-      </w:r>
-    </w:p>
-    <w:p>
-      <w:r>
-        <w:t>________________________________________________________________</w:t>
-      </w:r>
-    </w:p>
-    <w:p>
-      <w:r>
-        <w:t>________________________________________________________________</w:t>
+        <w:t xml:space="preserve"> and terminology of typed contracts and schemas. Short practice: Compare A’s count 4 with B’s count "4".</w:t>
       </w:r>
     </w:p>
     <w:p>
@@ -3409,42 +4849,18 @@
         <w:rPr>
           <w:b w:val="0"/>
         </w:rPr>
-        <w:t xml:space="preserve">If you are unsure, return to the worked picture and explain one arrow. If you are ready, change an </w:t>
-      </w:r>
-      <w:r>
-        <w:rPr>
-          <w:b/>
-        </w:rPr>
-        <w:t>input</w:t>
-      </w:r>
+        <w:t>Which record passes, which gate rejects B, and why does changing A’s count to -1 create a different failure?. Return to this week and explain what you changed.</w:t>
+      </w:r>
+    </w:p>
+    <w:p>
+      <w:pPr>
+        <w:spacing w:line="336" w:lineRule="auto" w:after="180"/>
+      </w:pPr>
       <w:r>
         <w:rPr>
           <w:b w:val="0"/>
         </w:rPr>
-        <w:t xml:space="preserve"> or assumption and justify your </w:t>
-      </w:r>
-      <w:r>
-        <w:rPr>
-          <w:b/>
-        </w:rPr>
-        <w:t>prediction</w:t>
-      </w:r>
-      <w:r>
-        <w:rPr>
-          <w:b w:val="0"/>
-        </w:rPr>
-        <w:t>.</w:t>
-      </w:r>
-    </w:p>
-    <w:p>
-      <w:pPr>
-        <w:spacing w:line="336" w:lineRule="auto" w:after="180"/>
-      </w:pPr>
-      <w:r>
-        <w:rPr>
-          <w:b w:val="0"/>
-        </w:rPr>
-        <w:t xml:space="preserve">Save your workbook </w:t>
+        <w:t xml:space="preserve">Use Download completed work in the hosted lesson to export your answers, reflections, practice feedback and code-run </w:t>
       </w:r>
       <w:r>
         <w:rPr>
@@ -3456,20 +4872,26 @@
         <w:rPr>
           <w:b w:val="0"/>
         </w:rPr>
-        <w:t>. At the next review, try a different case before opening your old answer.</w:t>
-      </w:r>
-    </w:p>
-    <w:p>
-      <w:pPr>
-        <w:pStyle w:val="Heading1"/>
-      </w:pPr>
-      <w:r>
-        <w:t>17. Supported practice, repair and portfolio</w:t>
-      </w:r>
-    </w:p>
-    <w:p>
-      <w:r>
-        <w:t>Attempt supported questions before using hints or feedback. Review a missing building block, then keep the completed work.</w:t>
+        <w:t>. Open the HTML copy to read or print it.</w:t>
+      </w:r>
+    </w:p>
+    <w:p>
+      <w:pPr>
+        <w:spacing w:line="336" w:lineRule="auto" w:after="180"/>
+      </w:pPr>
+      <w:r>
+        <w:rPr>
+          <w:b w:val="0"/>
+        </w:rPr>
+        <w:t>Drafts stay in this browser when storage is available; clear drafts on a shared device.</w:t>
+      </w:r>
+    </w:p>
+    <w:p>
+      <w:pPr>
+        <w:pStyle w:val="Heading2"/>
+      </w:pPr>
+      <w:r>
+        <w:t>Earlier wording, alternatives and picture transcripts · reference / check after trying</w:t>
       </w:r>
     </w:p>
     <w:p>
@@ -3485,86 +4907,10 @@
     </w:p>
     <w:p>
       <w:pPr>
-        <w:spacing w:line="336" w:lineRule="auto" w:after="180"/>
-      </w:pPr>
-      <w:r>
-        <w:rPr>
-          <w:b w:val="0"/>
-        </w:rPr>
-        <w:t xml:space="preserve">Catch a wrong adapter connection. A service reads a fake catalogue </w:t>
-      </w:r>
-      <w:r>
-        <w:rPr>
-          <w:b/>
-        </w:rPr>
-        <w:t>fixture</w:t>
-      </w:r>
-      <w:r>
-        <w:rPr>
-          <w:b w:val="0"/>
-        </w:rPr>
-        <w:t xml:space="preserve"> and answers a request for item N.</w:t>
-      </w:r>
-    </w:p>
-    <w:p>
-      <w:pPr>
         <w:pStyle w:val="Heading3"/>
       </w:pPr>
       <w:r>
-        <w:t>Practice 1: explain the deciding evidence</w:t>
-      </w:r>
-    </w:p>
-    <w:p>
-      <w:pPr>
-        <w:spacing w:line="336" w:lineRule="auto" w:after="180"/>
-      </w:pPr>
-      <w:r>
-        <w:rPr>
-          <w:b w:val="0"/>
-        </w:rPr>
-        <w:t>Which labelled step matches this detail? The returned item should be notebook with source N.</w:t>
-      </w:r>
-    </w:p>
-    <w:p>
-      <w:pPr>
-        <w:spacing w:line="336" w:lineRule="auto" w:after="180"/>
-        <w:shd w:fill="F4F9FC"/>
-      </w:pPr>
-      <w:r>
-        <w:rPr>
-          <w:b w:val="0"/>
-        </w:rPr>
-        <w:t xml:space="preserve">1. Load </w:t>
-      </w:r>
-      <w:r>
-        <w:rPr>
-          <w:b/>
-        </w:rPr>
-        <w:t>fixture</w:t>
-      </w:r>
-    </w:p>
-    <w:p>
-      <w:pPr>
-        <w:spacing w:line="336" w:lineRule="auto" w:after="180"/>
-        <w:shd w:fill="F4F9FC"/>
-      </w:pPr>
-      <w:r>
-        <w:rPr>
-          <w:b w:val="0"/>
-        </w:rPr>
-        <w:t>2. Follow identifier</w:t>
-      </w:r>
-    </w:p>
-    <w:p>
-      <w:pPr>
-        <w:spacing w:line="336" w:lineRule="auto" w:after="180"/>
-        <w:shd w:fill="F4F9FC"/>
-      </w:pPr>
-      <w:r>
-        <w:rPr>
-          <w:b w:val="0"/>
-        </w:rPr>
-        <w:t>3. Check full reply</w:t>
+        <w:t>Repair a missing building block</w:t>
       </w:r>
     </w:p>
     <w:p>
@@ -3572,439 +4918,25 @@
         <w:pStyle w:val="Heading3"/>
       </w:pPr>
       <w:r>
-        <w:t>My selected conclusion, deciding fact and explanation</w:t>
-      </w:r>
-    </w:p>
-    <w:p>
-      <w:r>
-        <w:t>________________________________________________________________</w:t>
-      </w:r>
-    </w:p>
-    <w:p>
-      <w:r>
-        <w:t>________________________________________________________________</w:t>
-      </w:r>
-    </w:p>
-    <w:p>
-      <w:r>
-        <w:t>________________________________________________________________</w:t>
-      </w:r>
-    </w:p>
-    <w:p>
-      <w:r>
-        <w:t>________________________________________________________________</w:t>
-      </w:r>
-    </w:p>
-    <w:p>
-      <w:r>
-        <w:t>________________________________________________________________</w:t>
-      </w:r>
-    </w:p>
-    <w:p>
-      <w:pPr>
-        <w:pStyle w:val="Heading3"/>
-      </w:pPr>
-      <w:r>
-        <w:t>Hint · try first</w:t>
-      </w:r>
-    </w:p>
-    <w:p>
-      <w:pPr>
-        <w:spacing w:line="336" w:lineRule="auto" w:after="180"/>
-        <w:shd w:fill="F1F6F8"/>
-      </w:pPr>
-      <w:r>
-        <w:rPr>
-          <w:b w:val="0"/>
-        </w:rPr>
-        <w:t>Hint if needed: Read the steps in the pictorial case. Match the supplied detail to the stage that performs or records it.</w:t>
-      </w:r>
-    </w:p>
-    <w:p>
-      <w:pPr>
-        <w:pStyle w:val="Heading3"/>
-      </w:pPr>
-      <w:r>
-        <w:t>Feedback · compare after trying</w:t>
-      </w:r>
-    </w:p>
-    <w:p>
-      <w:pPr>
-        <w:spacing w:line="336" w:lineRule="auto" w:after="180"/>
-        <w:shd w:fill="F1F6FC"/>
-      </w:pPr>
-      <w:r>
-        <w:rPr>
-          <w:b w:val="0"/>
-        </w:rPr>
-        <w:t xml:space="preserve">After your attempt, compare with the supported explanation: Check full reply The returned item should be notebook with source N. </w:t>
-      </w:r>
-      <w:r>
-        <w:rPr>
-          <w:b/>
-        </w:rPr>
-        <w:t>Integration test</w:t>
-      </w:r>
-      <w:r>
-        <w:rPr>
-          <w:b w:val="0"/>
-        </w:rPr>
-        <w:t>ing checks how components connect.</w:t>
-      </w:r>
-    </w:p>
-    <w:p>
-      <w:pPr>
-        <w:spacing w:line="336" w:lineRule="auto" w:after="180"/>
-        <w:shd w:fill="F1F6FC"/>
-      </w:pPr>
-      <w:r>
-        <w:rPr>
-          <w:b w:val="0"/>
-        </w:rPr>
-        <w:t>Each component can work alone while their identifier exchange is wrong.</w:t>
-      </w:r>
-    </w:p>
-    <w:p>
-      <w:pPr>
-        <w:pStyle w:val="Heading3"/>
-      </w:pPr>
-      <w:r>
-        <w:t>Practice 2: explain the deciding evidence</w:t>
-      </w:r>
-    </w:p>
-    <w:p>
-      <w:pPr>
-        <w:pStyle w:val="Heading3"/>
-      </w:pPr>
-      <w:r>
-        <w:t>Changed case · predict first</w:t>
-      </w:r>
-    </w:p>
-    <w:p>
-      <w:pPr>
-        <w:spacing w:line="336" w:lineRule="auto" w:after="180"/>
-        <w:shd w:fill="F5F1FB"/>
-      </w:pPr>
-      <w:r>
-        <w:rPr>
-          <w:b w:val="0"/>
-        </w:rPr>
-        <w:t>Changed-case practice: The adapter returns M when N was requested. Which conclusion is supported by the supplied facts?</w:t>
-      </w:r>
-    </w:p>
-    <w:p>
-      <w:pPr>
-        <w:spacing w:line="336" w:lineRule="auto" w:after="180"/>
-        <w:shd w:fill="F4F9FC"/>
-      </w:pPr>
-      <w:r>
-        <w:rPr>
-          <w:b w:val="0"/>
-        </w:rPr>
-        <w:t xml:space="preserve">1. This one example guarantees correct results for every future </w:t>
-      </w:r>
-      <w:r>
-        <w:rPr>
-          <w:b/>
-        </w:rPr>
-        <w:t>input</w:t>
-      </w:r>
-      <w:r>
-        <w:rPr>
-          <w:b w:val="0"/>
-        </w:rPr>
-        <w:t>.</w:t>
-      </w:r>
-    </w:p>
-    <w:p>
-      <w:pPr>
-        <w:spacing w:line="336" w:lineRule="auto" w:after="180"/>
-        <w:shd w:fill="F4F9FC"/>
-      </w:pPr>
-      <w:r>
-        <w:rPr>
-          <w:b w:val="0"/>
-        </w:rPr>
-        <w:t xml:space="preserve">2. We can decide the result without examining the changed </w:t>
-      </w:r>
-      <w:r>
-        <w:rPr>
-          <w:b/>
-        </w:rPr>
-        <w:t>input</w:t>
-      </w:r>
-      <w:r>
-        <w:rPr>
-          <w:b w:val="0"/>
-        </w:rPr>
-        <w:t xml:space="preserve"> or the procedure.</w:t>
-      </w:r>
-    </w:p>
-    <w:p>
-      <w:pPr>
-        <w:spacing w:line="336" w:lineRule="auto" w:after="180"/>
-        <w:shd w:fill="F4F9FC"/>
-      </w:pPr>
-      <w:r>
-        <w:rPr>
-          <w:b w:val="0"/>
-        </w:rPr>
-        <w:t>3. Fail the integration check: map is the wrong item.</w:t>
-      </w:r>
-    </w:p>
-    <w:p>
-      <w:pPr>
-        <w:pStyle w:val="Heading3"/>
-      </w:pPr>
-      <w:r>
-        <w:t>My selected conclusion, deciding fact and explanation</w:t>
-      </w:r>
-    </w:p>
-    <w:p>
-      <w:r>
-        <w:t>________________________________________________________________</w:t>
-      </w:r>
-    </w:p>
-    <w:p>
-      <w:r>
-        <w:t>________________________________________________________________</w:t>
-      </w:r>
-    </w:p>
-    <w:p>
-      <w:r>
-        <w:t>________________________________________________________________</w:t>
-      </w:r>
-    </w:p>
-    <w:p>
-      <w:r>
-        <w:t>________________________________________________________________</w:t>
-      </w:r>
-    </w:p>
-    <w:p>
-      <w:r>
-        <w:t>________________________________________________________________</w:t>
-      </w:r>
-    </w:p>
-    <w:p>
-      <w:pPr>
-        <w:pStyle w:val="Heading3"/>
-      </w:pPr>
-      <w:r>
-        <w:t>Hint · try first</w:t>
-      </w:r>
-    </w:p>
-    <w:p>
-      <w:pPr>
-        <w:spacing w:line="336" w:lineRule="auto" w:after="180"/>
-        <w:shd w:fill="F1F6F8"/>
-      </w:pPr>
-      <w:r>
-        <w:rPr>
-          <w:b w:val="0"/>
-        </w:rPr>
-        <w:t>Hint if needed: Use the changed condition and the deciding step in the pictorial trace. The answer must say what follows from those facts.</w:t>
-      </w:r>
-    </w:p>
-    <w:p>
-      <w:pPr>
-        <w:pStyle w:val="Heading3"/>
-      </w:pPr>
-      <w:r>
-        <w:t>Feedback · compare after trying</w:t>
-      </w:r>
-    </w:p>
-    <w:p>
-      <w:pPr>
-        <w:spacing w:line="336" w:lineRule="auto" w:after="180"/>
-        <w:shd w:fill="F1F6FC"/>
-      </w:pPr>
-      <w:r>
-        <w:rPr>
-          <w:b w:val="0"/>
-        </w:rPr>
-        <w:t xml:space="preserve">After your attempt, compare with the supported explanation: Fail the integration check: map is the wrong item. The request now reaches </w:t>
-      </w:r>
-      <w:r>
-        <w:rPr>
-          <w:b/>
-        </w:rPr>
-        <w:t>evidence</w:t>
-      </w:r>
-      <w:r>
-        <w:rPr>
-          <w:b w:val="0"/>
-        </w:rPr>
-        <w:t xml:space="preserve"> for another identifier.</w:t>
-      </w:r>
-    </w:p>
-    <w:p>
-      <w:pPr>
-        <w:pStyle w:val="Heading3"/>
-      </w:pPr>
-      <w:r>
-        <w:t>Repair a missing building block</w:t>
-      </w:r>
-    </w:p>
-    <w:p>
-      <w:pPr>
-        <w:spacing w:line="336" w:lineRule="auto" w:after="180"/>
-      </w:pPr>
-      <w:r>
-        <w:rPr>
-          <w:b w:val="0"/>
-        </w:rPr>
-        <w:t xml:space="preserve">Review Testing model-dependent behaviour (ai-6/8). Goal: Explain the </w:t>
-      </w:r>
-      <w:r>
-        <w:rPr>
-          <w:b/>
-        </w:rPr>
-        <w:t>mechanism</w:t>
-      </w:r>
-      <w:r>
-        <w:rPr>
-          <w:b w:val="0"/>
-        </w:rPr>
-        <w:t xml:space="preserve"> and terminology of testing model-dependent behaviour.</w:t>
-      </w:r>
-    </w:p>
-    <w:p>
-      <w:pPr>
-        <w:spacing w:line="336" w:lineRule="auto" w:after="180"/>
-      </w:pPr>
-      <w:r>
-        <w:rPr>
-          <w:b w:val="0"/>
-        </w:rPr>
-        <w:t>Short practice: Score "Friday in room B" and "Friday in room D" against both mandatory criteria. Would a correct 25-word response pass, and why?. Return to this week and explain what you changed.</w:t>
-      </w:r>
-    </w:p>
-    <w:p>
-      <w:pPr>
-        <w:spacing w:line="336" w:lineRule="auto" w:after="180"/>
-      </w:pPr>
-      <w:r>
-        <w:rPr>
-          <w:b w:val="0"/>
-        </w:rPr>
-        <w:t xml:space="preserve">Review Least privilege and tool scopes (ai-6/6). Goal: Explain the </w:t>
-      </w:r>
-      <w:r>
-        <w:rPr>
-          <w:b/>
-        </w:rPr>
-        <w:t>mechanism</w:t>
-      </w:r>
-      <w:r>
-        <w:rPr>
-          <w:b w:val="0"/>
-        </w:rPr>
-        <w:t xml:space="preserve"> and terminology of least privilege and tool scopes. Short practice: Classify read S2, write S2 and read S5 as permitted or denied.</w:t>
-      </w:r>
-    </w:p>
-    <w:p>
-      <w:pPr>
-        <w:spacing w:line="336" w:lineRule="auto" w:after="180"/>
-      </w:pPr>
-      <w:r>
-        <w:rPr>
-          <w:b w:val="0"/>
-        </w:rPr>
-        <w:t>Identify the operation or station mismatch for each denial, then reconsider after read S5 is added to trusted scope.. Return to this week and explain what you changed.</w:t>
-      </w:r>
-    </w:p>
-    <w:p>
-      <w:pPr>
-        <w:spacing w:line="336" w:lineRule="auto" w:after="180"/>
-      </w:pPr>
-      <w:r>
-        <w:rPr>
-          <w:b w:val="0"/>
-        </w:rPr>
-        <w:t xml:space="preserve">Review Typed contracts and schemas (ai-6/3). Goal: Explain the </w:t>
-      </w:r>
-      <w:r>
-        <w:rPr>
-          <w:b/>
-        </w:rPr>
-        <w:t>mechanism</w:t>
-      </w:r>
-      <w:r>
-        <w:rPr>
-          <w:b w:val="0"/>
-        </w:rPr>
-        <w:t xml:space="preserve"> and terminology of typed contracts and schemas. Short practice: Compare A’s count 4 with B’s count "4".</w:t>
-      </w:r>
-    </w:p>
-    <w:p>
-      <w:pPr>
-        <w:spacing w:line="336" w:lineRule="auto" w:after="180"/>
-      </w:pPr>
-      <w:r>
-        <w:rPr>
-          <w:b w:val="0"/>
-        </w:rPr>
-        <w:t>Which record passes, which gate rejects B, and why does changing A’s count to -1 create a different failure?. Return to this week and explain what you changed.</w:t>
-      </w:r>
-    </w:p>
-    <w:p>
-      <w:pPr>
-        <w:pStyle w:val="Heading3"/>
-      </w:pPr>
-      <w:r>
         <w:t>Keep your completed work</w:t>
       </w:r>
     </w:p>
     <w:p>
       <w:pPr>
-        <w:spacing w:line="336" w:lineRule="auto" w:after="180"/>
-      </w:pPr>
-      <w:r>
-        <w:rPr>
-          <w:b w:val="0"/>
-        </w:rPr>
-        <w:t xml:space="preserve">Use Download completed work in the hosted lesson to export your answers, reflections, practice feedback and code-run </w:t>
-      </w:r>
-      <w:r>
-        <w:rPr>
-          <w:b/>
-        </w:rPr>
-        <w:t>evidence</w:t>
-      </w:r>
-      <w:r>
-        <w:rPr>
-          <w:b w:val="0"/>
-        </w:rPr>
-        <w:t>. Open the HTML copy to read or print it.</w:t>
-      </w:r>
-    </w:p>
-    <w:p>
-      <w:pPr>
-        <w:spacing w:line="336" w:lineRule="auto" w:after="180"/>
-      </w:pPr>
-      <w:r>
-        <w:rPr>
-          <w:b w:val="0"/>
-        </w:rPr>
-        <w:t>Drafts stay in this browser when storage is available; clear drafts on a shared device.</w:t>
-      </w:r>
-    </w:p>
-    <w:p>
-      <w:pPr>
         <w:pStyle w:val="Heading1"/>
       </w:pPr>
       <w:r>
-        <w:t>18. Visual concept journey</w:t>
-      </w:r>
-    </w:p>
-    <w:p>
-      <w:r>
-        <w:t>Explain each Integration tests and fixtures graphic using its labels, deciding evidence and relevant limitation.</w:t>
-      </w:r>
-    </w:p>
-    <w:p>
-      <w:pPr>
-        <w:pStyle w:val="Heading3"/>
+        <w:t>18. Reference · Six-picture concept journey</w:t>
+      </w:r>
+    </w:p>
+    <w:p>
+      <w:r>
+        <w:t>Choose the picture that supports the current explanation.</w:t>
+      </w:r>
+    </w:p>
+    <w:p>
+      <w:pPr>
+        <w:pStyle w:val="Heading2"/>
       </w:pPr>
       <w:r>
         <w:t>01. Integration tests and fixtures: the case</w:t>
@@ -4015,7 +4947,7 @@
         <w:drawing>
           <wp:inline xmlns:a="http://schemas.openxmlformats.org/drawingml/2006/main" xmlns:pic="http://schemas.openxmlformats.org/drawingml/2006/picture">
             <wp:extent cx="5486400" cy="2834640"/>
-            <wp:docPr id="2" name="Picture 2" descr="Catch a wrong adapter connection. A service reads a fake catalogue fixture and answers a request for item N. Supplied facts: Fixture M=&quot;map&quot;, N=&quot;notebook&quot;. No external network is involved."/>
+            <wp:docPr id="4" name="Picture 4" descr="Catch a wrong adapter connection. A service reads a fake catalogue fixture and answers a request for item N. Supplied facts: Fixture M=&quot;map&quot;, N=&quot;notebook&quot;. No external network is involved."/>
             <wp:cNvGraphicFramePr>
               <a:graphicFrameLocks noChangeAspect="1"/>
             </wp:cNvGraphicFramePr>
@@ -4027,7 +4959,7 @@
                     <pic:cNvPicPr/>
                   </pic:nvPicPr>
                   <pic:blipFill>
-                    <a:blip r:embed="rId10"/>
+                    <a:blip r:embed="rId12"/>
                     <a:stretch>
                       <a:fillRect/>
                     </a:stretch>
@@ -4084,7 +5016,6 @@
     <w:p>
       <w:pPr>
         <w:spacing w:line="336" w:lineRule="auto" w:after="180"/>
-        <w:shd w:fill="F5F1FB"/>
       </w:pPr>
       <w:r>
         <w:rPr>
@@ -4095,7 +5026,7 @@
     </w:p>
     <w:p>
       <w:pPr>
-        <w:pStyle w:val="Heading3"/>
+        <w:pStyle w:val="Heading2"/>
       </w:pPr>
       <w:r>
         <w:t>02. Follow the deciding steps</w:t>
@@ -4106,7 +5037,7 @@
         <w:drawing>
           <wp:inline xmlns:a="http://schemas.openxmlformats.org/drawingml/2006/main" xmlns:pic="http://schemas.openxmlformats.org/drawingml/2006/picture">
             <wp:extent cx="5486400" cy="3182112"/>
-            <wp:docPr id="3" name="Picture 3" descr="Load fixture: The test supplies fixed records M and N. → Follow identifier: The application must request N from its adapter. → Check full reply: The returned item should be notebook with source N."/>
+            <wp:docPr id="5" name="Picture 5" descr="Load fixture: The test supplies fixed records M and N. → Follow identifier: The application must request N from its adapter. → Check full reply: The returned item should be notebook with source N."/>
             <wp:cNvGraphicFramePr>
               <a:graphicFrameLocks noChangeAspect="1"/>
             </wp:cNvGraphicFramePr>
@@ -4118,7 +5049,7 @@
                     <pic:cNvPicPr/>
                   </pic:nvPicPr>
                   <pic:blipFill>
-                    <a:blip r:embed="rId11"/>
+                    <a:blip r:embed="rId9"/>
                     <a:stretch>
                       <a:fillRect/>
                     </a:stretch>
@@ -4163,7 +5094,6 @@
     <w:p>
       <w:pPr>
         <w:spacing w:line="336" w:lineRule="auto" w:after="180"/>
-        <w:shd w:fill="F5F1FB"/>
       </w:pPr>
       <w:r>
         <w:rPr>
@@ -4186,7 +5116,7 @@
     </w:p>
     <w:p>
       <w:pPr>
-        <w:pStyle w:val="Heading3"/>
+        <w:pStyle w:val="Heading2"/>
       </w:pPr>
       <w:r>
         <w:t>03. Integration tests and fixtures — evidence trace</w:t>
@@ -4197,7 +5127,7 @@
         <w:drawing>
           <wp:inline xmlns:a="http://schemas.openxmlformats.org/drawingml/2006/main" xmlns:pic="http://schemas.openxmlformats.org/drawingml/2006/picture">
             <wp:extent cx="5486400" cy="2996184"/>
-            <wp:docPr id="4" name="Picture 4" descr="Integration tests and fixtures — evidence trace. A student requests a teacher source; test response is denied, but a recorded lookup call read the teacher file. | Trace request validation, session permission, lookup and output validation together. Include absent sources and failing dependencies; verify that denied requests never invoke restricted lookup. | The test exposes a hidden boundary failure despite the denied final response. Assert both response and call trace; deny before lookup."/>
+            <wp:docPr id="6" name="Picture 6" descr="Integration tests and fixtures — evidence trace. A student requests a teacher source; test response is denied, but a recorded lookup call read the teacher file. | Trace request validation, session permission, lookup and output validation together. Include absent sources and failing dependencies; verify that denied requests never invoke restricted lookup. | The test exposes a hidden boundary failure despite the denied final response. Assert both response and call trace; deny before lookup."/>
             <wp:cNvGraphicFramePr>
               <a:graphicFrameLocks noChangeAspect="1"/>
             </wp:cNvGraphicFramePr>
@@ -4209,7 +5139,7 @@
                     <pic:cNvPicPr/>
                   </pic:nvPicPr>
                   <pic:blipFill>
-                    <a:blip r:embed="rId12"/>
+                    <a:blip r:embed="rId13"/>
                     <a:stretch>
                       <a:fillRect/>
                     </a:stretch>
@@ -4329,7 +5259,6 @@
     <w:p>
       <w:pPr>
         <w:spacing w:line="336" w:lineRule="auto" w:after="180"/>
-        <w:shd w:fill="F5F1FB"/>
       </w:pPr>
       <w:r>
         <w:rPr>
@@ -4340,7 +5269,7 @@
     </w:p>
     <w:p>
       <w:pPr>
-        <w:pStyle w:val="Heading3"/>
+        <w:pStyle w:val="Heading2"/>
       </w:pPr>
       <w:r>
         <w:t>04. Change one thing. Trace what follows.</w:t>
@@ -4351,7 +5280,7 @@
         <w:drawing>
           <wp:inline xmlns:a="http://schemas.openxmlformats.org/drawingml/2006/main" xmlns:pic="http://schemas.openxmlformats.org/drawingml/2006/picture">
             <wp:extent cx="5486400" cy="3026664"/>
-            <wp:docPr id="5" name="Picture 5" descr="Original case: The returned item should be notebook with source N. Changed condition: The adapter returns M when N was requested. Expected result: Fail the integration check: map is the wrong item. Reason: The request now reaches evidence for another identifier."/>
+            <wp:docPr id="7" name="Picture 7" descr="Original case: The returned item should be notebook with source N. Changed condition: The adapter returns M when N was requested. Expected result: Fail the integration check: map is the wrong item. Reason: The request now reaches evidence for another identifier."/>
             <wp:cNvGraphicFramePr>
               <a:graphicFrameLocks noChangeAspect="1"/>
             </wp:cNvGraphicFramePr>
@@ -4363,7 +5292,7 @@
                     <pic:cNvPicPr/>
                   </pic:nvPicPr>
                   <pic:blipFill>
-                    <a:blip r:embed="rId13"/>
+                    <a:blip r:embed="rId10"/>
                     <a:stretch>
                       <a:fillRect/>
                     </a:stretch>
@@ -4419,7 +5348,6 @@
     <w:p>
       <w:pPr>
         <w:spacing w:line="336" w:lineRule="auto" w:after="180"/>
-        <w:shd w:fill="F5F1FB"/>
       </w:pPr>
       <w:r>
         <w:rPr>
@@ -4430,7 +5358,7 @@
     </w:p>
     <w:p>
       <w:pPr>
-        <w:pStyle w:val="Heading3"/>
+        <w:pStyle w:val="Heading2"/>
       </w:pPr>
       <w:r>
         <w:t>05. Connect the explanation to its limit</w:t>
@@ -4441,7 +5369,7 @@
         <w:drawing>
           <wp:inline xmlns:a="http://schemas.openxmlformats.org/drawingml/2006/main" xmlns:pic="http://schemas.openxmlformats.org/drawingml/2006/picture">
             <wp:extent cx="5486400" cy="2834640"/>
-            <wp:docPr id="6" name="Picture 6" descr="Integration testing checks how components connect. Each component can work alone while their identifier exchange is wrong. Limit: A controlled fixture does not prove a live catalogue behaves identically; also review live adapter contracts."/>
+            <wp:docPr id="8" name="Picture 8" descr="Integration testing checks how components connect. Each component can work alone while their identifier exchange is wrong. Limit: A controlled fixture does not prove a live catalogue behaves identically; also review live adapter contracts."/>
             <wp:cNvGraphicFramePr>
               <a:graphicFrameLocks noChangeAspect="1"/>
             </wp:cNvGraphicFramePr>
@@ -4515,7 +5443,6 @@
     <w:p>
       <w:pPr>
         <w:spacing w:line="336" w:lineRule="auto" w:after="180"/>
-        <w:shd w:fill="F5F1FB"/>
       </w:pPr>
       <w:r>
         <w:rPr>
@@ -4526,7 +5453,7 @@
     </w:p>
     <w:p>
       <w:pPr>
-        <w:pStyle w:val="Heading3"/>
+        <w:pStyle w:val="Heading2"/>
       </w:pPr>
       <w:r>
         <w:t>06. Make the idea visible in your project</w:t>
@@ -4537,7 +5464,7 @@
         <w:drawing>
           <wp:inline xmlns:a="http://schemas.openxmlformats.org/drawingml/2006/main" xmlns:pic="http://schemas.openxmlformats.org/drawingml/2006/picture">
             <wp:extent cx="5486400" cy="3529584"/>
-            <wp:docPr id="7" name="Picture 7" descr="For the Grounded Learning Service, retain an annotated trace and the changed-case result. Name the contract or evidence that makes the deciding step valid, so another team can review it. Draw your input, deciding step, result and limit. Supported question: Follow request N through the fixture and adapter. Which source and item should appear in the reply, and what precisely fails when the adapter returns M?"/>
+            <wp:docPr id="9" name="Picture 9" descr="For the Grounded Learning Service, retain an annotated trace and the changed-case result. Name the contract or evidence that makes the deciding step valid, so another team can review it. Draw your input, deciding step, result and limit. Supported question: Follow request N through the fixture and adapter. Which source and item should appear in the reply, and what precisely fails when the adapter returns M?"/>
             <wp:cNvGraphicFramePr>
               <a:graphicFrameLocks noChangeAspect="1"/>
             </wp:cNvGraphicFramePr>
@@ -4629,7 +5556,6 @@
     <w:p>
       <w:pPr>
         <w:spacing w:line="336" w:lineRule="auto" w:after="180"/>
-        <w:shd w:fill="F5F1FB"/>
       </w:pPr>
       <w:r>
         <w:rPr>
@@ -4648,6 +5574,62 @@
           <w:b w:val="0"/>
         </w:rPr>
         <w:t>.</w:t>
+      </w:r>
+    </w:p>
+    <w:p>
+      <w:pPr>
+        <w:pStyle w:val="Heading2"/>
+      </w:pPr>
+      <w:r>
+        <w:t>Earlier wording, alternatives and picture transcripts · reference / check after trying</w:t>
+      </w:r>
+    </w:p>
+    <w:p>
+      <w:pPr>
+        <w:pStyle w:val="Heading3"/>
+      </w:pPr>
+      <w:r>
+        <w:t>01. Integration tests and fixtures: the case</w:t>
+      </w:r>
+    </w:p>
+    <w:p>
+      <w:pPr>
+        <w:pStyle w:val="Heading3"/>
+      </w:pPr>
+      <w:r>
+        <w:t>02. Follow the deciding steps</w:t>
+      </w:r>
+    </w:p>
+    <w:p>
+      <w:pPr>
+        <w:pStyle w:val="Heading3"/>
+      </w:pPr>
+      <w:r>
+        <w:t>03. Integration tests and fixtures — evidence trace</w:t>
+      </w:r>
+    </w:p>
+    <w:p>
+      <w:pPr>
+        <w:pStyle w:val="Heading3"/>
+      </w:pPr>
+      <w:r>
+        <w:t>04. Change one thing. Trace what follows.</w:t>
+      </w:r>
+    </w:p>
+    <w:p>
+      <w:pPr>
+        <w:pStyle w:val="Heading3"/>
+      </w:pPr>
+      <w:r>
+        <w:t>05. Connect the explanation to its limit</w:t>
+      </w:r>
+    </w:p>
+    <w:p>
+      <w:pPr>
+        <w:pStyle w:val="Heading3"/>
+      </w:pPr>
+      <w:r>
+        <w:t>06. Make the idea visible in your project</w:t>
       </w:r>
     </w:p>
     <w:sectPr>
